--- a/Web Development.docx
+++ b/Web Development.docx
@@ -384,7 +384,7 @@
                 </mc:Choice>
                 <mc:Fallback>
                   <w:pict>
-                    <v:shapetype w14:anchorId="66F1449E" id="_x0000_t32" coordsize="21600,21600" o:spt="32" o:oned="t" path="m,l21600,21600e" filled="f">
+                    <v:shapetype w14:anchorId="1C0F03D6" id="_x0000_t32" coordsize="21600,21600" o:spt="32" o:oned="t" path="m,l21600,21600e" filled="f">
                       <v:path arrowok="t" fillok="f" o:connecttype="none"/>
                       <o:lock v:ext="edit" shapetype="t"/>
                     </v:shapetype>
@@ -699,7 +699,7 @@
                 </mc:Choice>
                 <mc:Fallback>
                   <w:pict>
-                    <v:shape w14:anchorId="31E7C9C2" id="Straight Arrow Connector 1" o:spid="_x0000_s1026" type="#_x0000_t32" style="position:absolute;margin-left:26.45pt;margin-top:8.7pt;width:20.15pt;height:0;z-index:251666432;visibility:visible;mso-wrap-style:square;mso-wrap-distance-left:9pt;mso-wrap-distance-top:0;mso-wrap-distance-right:9pt;mso-wrap-distance-bottom:0;mso-position-horizontal:absolute;mso-position-horizontal-relative:text;mso-position-vertical:absolute;mso-position-vertical-relative:text" o:gfxdata="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" strokecolor="#4472c4 [3204]" strokeweight=".5pt">
+                    <v:shape w14:anchorId="3F289390" id="Straight Arrow Connector 1" o:spid="_x0000_s1026" type="#_x0000_t32" style="position:absolute;margin-left:26.45pt;margin-top:8.7pt;width:20.15pt;height:0;z-index:251666432;visibility:visible;mso-wrap-style:square;mso-wrap-distance-left:9pt;mso-wrap-distance-top:0;mso-wrap-distance-right:9pt;mso-wrap-distance-bottom:0;mso-position-horizontal:absolute;mso-position-horizontal-relative:text;mso-position-vertical:absolute;mso-position-vertical-relative:text" o:gfxdata="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" strokecolor="#4472c4 [3204]" strokeweight=".5pt">
                       <v:stroke endarrow="block" joinstyle="miter"/>
                     </v:shape>
                   </w:pict>
@@ -784,7 +784,7 @@
                 </mc:Choice>
                 <mc:Fallback>
                   <w:pict>
-                    <v:shape w14:anchorId="31772AB3" id="Straight Arrow Connector 1" o:spid="_x0000_s1026" type="#_x0000_t32" style="position:absolute;margin-left:43.9pt;margin-top:8.7pt;width:20.15pt;height:0;z-index:251667456;visibility:visible;mso-wrap-style:square;mso-wrap-distance-left:9pt;mso-wrap-distance-top:0;mso-wrap-distance-right:9pt;mso-wrap-distance-bottom:0;mso-position-horizontal:absolute;mso-position-horizontal-relative:text;mso-position-vertical:absolute;mso-position-vertical-relative:text" o:gfxdata="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" strokecolor="#4472c4 [3204]" strokeweight=".5pt">
+                    <v:shape w14:anchorId="3CD93871" id="Straight Arrow Connector 1" o:spid="_x0000_s1026" type="#_x0000_t32" style="position:absolute;margin-left:43.9pt;margin-top:8.7pt;width:20.15pt;height:0;z-index:251667456;visibility:visible;mso-wrap-style:square;mso-wrap-distance-left:9pt;mso-wrap-distance-top:0;mso-wrap-distance-right:9pt;mso-wrap-distance-bottom:0;mso-position-horizontal:absolute;mso-position-horizontal-relative:text;mso-position-vertical:absolute;mso-position-vertical-relative:text" o:gfxdata="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" strokecolor="#4472c4 [3204]" strokeweight=".5pt">
                       <v:stroke endarrow="block" joinstyle="miter"/>
                     </v:shape>
                   </w:pict>
@@ -875,7 +875,7 @@
                 </mc:Choice>
                 <mc:Fallback>
                   <w:pict>
-                    <v:shape w14:anchorId="39607B01" id="Straight Arrow Connector 1" o:spid="_x0000_s1026" type="#_x0000_t32" style="position:absolute;margin-left:85.9pt;margin-top:7.05pt;width:51.35pt;height:.7pt;flip:y;z-index:251668480;visibility:visible;mso-wrap-style:square;mso-width-percent:0;mso-height-percent:0;mso-wrap-distance-left:9pt;mso-wrap-distance-top:0;mso-wrap-distance-right:9pt;mso-wrap-distance-bottom:0;mso-position-horizontal:absolute;mso-position-horizontal-relative:text;mso-position-vertical:absolute;mso-position-vertical-relative:text;mso-width-percent:0;mso-height-percent:0;mso-width-relative:margin;mso-height-relative:margin" o:gfxdata="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" strokecolor="#4472c4 [3204]" strokeweight=".5pt">
+                    <v:shape w14:anchorId="12330340" id="Straight Arrow Connector 1" o:spid="_x0000_s1026" type="#_x0000_t32" style="position:absolute;margin-left:85.9pt;margin-top:7.05pt;width:51.35pt;height:.7pt;flip:y;z-index:251668480;visibility:visible;mso-wrap-style:square;mso-width-percent:0;mso-height-percent:0;mso-wrap-distance-left:9pt;mso-wrap-distance-top:0;mso-wrap-distance-right:9pt;mso-wrap-distance-bottom:0;mso-position-horizontal:absolute;mso-position-horizontal-relative:text;mso-position-vertical:absolute;mso-position-vertical-relative:text;mso-width-percent:0;mso-height-percent:0;mso-width-relative:margin;mso-height-relative:margin" o:gfxdata="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" strokecolor="#4472c4 [3204]" strokeweight=".5pt">
                       <v:stroke endarrow="block" joinstyle="miter"/>
                     </v:shape>
                   </w:pict>
@@ -1147,7 +1147,7 @@
                       <wp:cNvGraphicFramePr/>
                       <a:graphic xmlns:a="http://schemas.openxmlformats.org/drawingml/2006/main">
                         <a:graphicData uri="http://schemas.microsoft.com/office/word/2010/wordprocessingInk">
-                          <w14:contentPart bwMode="auto" r:id="rId5">
+                          <w14:contentPart bwMode="auto" r:id="rId6">
                             <w14:nvContentPartPr>
                               <w14:cNvContentPartPr/>
                             </w14:nvContentPartPr>
@@ -1163,7 +1163,7 @@
                 </mc:Choice>
                 <mc:Fallback>
                   <w:pict>
-                    <v:shapetype w14:anchorId="65E4FA77" id="_x0000_t75" coordsize="21600,21600" o:spt="75" o:preferrelative="t" path="m@4@5l@4@11@9@11@9@5xe" filled="f" stroked="f">
+                    <v:shapetype w14:anchorId="5B338E10" id="_x0000_t75" coordsize="21600,21600" o:spt="75" o:preferrelative="t" path="m@4@5l@4@11@9@11@9@5xe" filled="f" stroked="f">
                       <v:stroke joinstyle="miter"/>
                       <v:formulas>
                         <v:f eqn="if lineDrawn pixelLineWidth 0"/>
@@ -1182,8 +1182,8 @@
                       <v:path o:extrusionok="f" gradientshapeok="t" o:connecttype="rect"/>
                       <o:lock v:ext="edit" aspectratio="t"/>
                     </v:shapetype>
-                    <v:shape id="Ink 8" o:spid="_x0000_s1026" type="#_x0000_t75" style="position:absolute;margin-left:-26.25pt;margin-top:7.1pt;width:291.4pt;height:19.5pt;z-index:251680768;visibility:visible;mso-wrap-style:square;mso-wrap-distance-left:9pt;mso-wrap-distance-top:0;mso-wrap-distance-right:9pt;mso-wrap-distance-bottom:0;mso-position-horizontal:absolute;mso-position-horizontal-relative:text;mso-position-vertical:absolute;mso-position-vertical-relative:text" o:gfxdata="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">
-                      <v:imagedata r:id="rId6" o:title=""/>
+                    <v:shape id="Ink 8" o:spid="_x0000_s1026" type="#_x0000_t75" style="position:absolute;margin-left:-26.25pt;margin-top:7.1pt;width:291.4pt;height:19.5pt;z-index:251680768;visibility:visible;mso-wrap-style:square;mso-wrap-distance-left:9pt;mso-wrap-distance-top:0;mso-wrap-distance-right:9pt;mso-wrap-distance-bottom:0;mso-position-horizontal:absolute;mso-position-horizontal-relative:text;mso-position-vertical:absolute;mso-position-vertical-relative:text" o:gfxdata="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">
+                      <v:imagedata r:id="rId7" o:title=""/>
                     </v:shape>
                   </w:pict>
                 </mc:Fallback>
@@ -1326,7 +1326,7 @@
                       <wp:cNvGraphicFramePr/>
                       <a:graphic xmlns:a="http://schemas.openxmlformats.org/drawingml/2006/main">
                         <a:graphicData uri="http://schemas.microsoft.com/office/word/2010/wordprocessingInk">
-                          <w14:contentPart bwMode="auto" r:id="rId7">
+                          <w14:contentPart bwMode="auto" r:id="rId8">
                             <w14:nvContentPartPr>
                               <w14:cNvContentPartPr/>
                             </w14:nvContentPartPr>
@@ -1342,8 +1342,8 @@
                 </mc:Choice>
                 <mc:Fallback>
                   <w:pict>
-                    <v:shape w14:anchorId="623874B8" id="Ink 11" o:spid="_x0000_s1026" type="#_x0000_t75" style="position:absolute;margin-left:66.3pt;margin-top:.55pt;width:292.6pt;height:48.95pt;z-index:251681792;visibility:visible;mso-wrap-style:square;mso-wrap-distance-left:9pt;mso-wrap-distance-top:0;mso-wrap-distance-right:9pt;mso-wrap-distance-bottom:0;mso-position-horizontal:absolute;mso-position-horizontal-relative:text;mso-position-vertical:absolute;mso-position-vertical-relative:text" o:gfxdata="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">
-                      <v:imagedata r:id="rId8" o:title=""/>
+                    <v:shape w14:anchorId="78E502DC" id="Ink 11" o:spid="_x0000_s1026" type="#_x0000_t75" style="position:absolute;margin-left:66.3pt;margin-top:.55pt;width:292.6pt;height:48.95pt;z-index:251681792;visibility:visible;mso-wrap-style:square;mso-wrap-distance-left:9pt;mso-wrap-distance-top:0;mso-wrap-distance-right:9pt;mso-wrap-distance-bottom:0;mso-position-horizontal:absolute;mso-position-horizontal-relative:text;mso-position-vertical:absolute;mso-position-vertical-relative:text" o:gfxdata="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">
+                      <v:imagedata r:id="rId9" o:title=""/>
                     </v:shape>
                   </w:pict>
                 </mc:Fallback>
@@ -2112,7 +2112,7 @@
           </mc:Choice>
           <mc:Fallback>
             <w:pict>
-              <v:line w14:anchorId="3FE1F38E" id="Straight Connector 3" o:spid="_x0000_s1026" style="position:absolute;z-index:251682816;visibility:visible;mso-wrap-style:square;mso-wrap-distance-left:9pt;mso-wrap-distance-top:0;mso-wrap-distance-right:9pt;mso-wrap-distance-bottom:0;mso-position-horizontal:absolute;mso-position-horizontal-relative:text;mso-position-vertical:absolute;mso-position-vertical-relative:text" from="2.1pt,12.1pt" to="2.1pt,298.3pt" o:gfxdata="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" strokecolor="#4472c4 [3204]" strokeweight=".5pt">
+              <v:line w14:anchorId="3018192A" id="Straight Connector 3" o:spid="_x0000_s1026" style="position:absolute;z-index:251682816;visibility:visible;mso-wrap-style:square;mso-wrap-distance-left:9pt;mso-wrap-distance-top:0;mso-wrap-distance-right:9pt;mso-wrap-distance-bottom:0;mso-position-horizontal:absolute;mso-position-horizontal-relative:text;mso-position-vertical:absolute;mso-position-vertical-relative:text" from="2.1pt,12.1pt" to="2.1pt,298.3pt" o:gfxdata="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" strokecolor="#4472c4 [3204]" strokeweight=".5pt">
                 <v:stroke joinstyle="miter"/>
               </v:line>
             </w:pict>
@@ -2184,7 +2184,7 @@
           </mc:Choice>
           <mc:Fallback>
             <w:pict>
-              <v:line w14:anchorId="5DFD70AD" id="Straight Connector 4" o:spid="_x0000_s1026" style="position:absolute;z-index:251683840;visibility:visible;mso-wrap-style:square;mso-wrap-distance-left:9pt;mso-wrap-distance-top:0;mso-wrap-distance-right:9pt;mso-wrap-distance-bottom:0;mso-position-horizontal:absolute;mso-position-horizontal-relative:text;mso-position-vertical:absolute;mso-position-vertical-relative:text" from="38.7pt,13.2pt" to="38.7pt,51pt" o:gfxdata="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" strokecolor="#4472c4 [3204]" strokeweight=".5pt">
+              <v:line w14:anchorId="430538F6" id="Straight Connector 4" o:spid="_x0000_s1026" style="position:absolute;z-index:251683840;visibility:visible;mso-wrap-style:square;mso-wrap-distance-left:9pt;mso-wrap-distance-top:0;mso-wrap-distance-right:9pt;mso-wrap-distance-bottom:0;mso-position-horizontal:absolute;mso-position-horizontal-relative:text;mso-position-vertical:absolute;mso-position-vertical-relative:text" from="38.7pt,13.2pt" to="38.7pt,51pt" o:gfxdata="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" strokecolor="#4472c4 [3204]" strokeweight=".5pt">
                 <v:stroke joinstyle="miter"/>
               </v:line>
             </w:pict>
@@ -2287,7 +2287,7 @@
           </mc:Choice>
           <mc:Fallback>
             <w:pict>
-              <v:line w14:anchorId="55576A6C" id="Straight Connector 5" o:spid="_x0000_s1026" style="position:absolute;z-index:251684864;visibility:visible;mso-wrap-style:square;mso-wrap-distance-left:9pt;mso-wrap-distance-top:0;mso-wrap-distance-right:9pt;mso-wrap-distance-bottom:0;mso-position-horizontal:absolute;mso-position-horizontal-relative:text;mso-position-vertical:absolute;mso-position-vertical-relative:text" from="38.7pt,14.15pt" to="38.7pt,186.35pt" o:gfxdata="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" strokecolor="#4472c4 [3204]" strokeweight=".5pt">
+              <v:line w14:anchorId="751820B7" id="Straight Connector 5" o:spid="_x0000_s1026" style="position:absolute;z-index:251684864;visibility:visible;mso-wrap-style:square;mso-wrap-distance-left:9pt;mso-wrap-distance-top:0;mso-wrap-distance-right:9pt;mso-wrap-distance-bottom:0;mso-position-horizontal:absolute;mso-position-horizontal-relative:text;mso-position-vertical:absolute;mso-position-vertical-relative:text" from="38.7pt,14.15pt" to="38.7pt,186.35pt" o:gfxdata="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" strokecolor="#4472c4 [3204]" strokeweight=".5pt">
                 <v:stroke joinstyle="miter"/>
               </v:line>
             </w:pict>
@@ -2362,7 +2362,7 @@
           </mc:Choice>
           <mc:Fallback>
             <w:pict>
-              <v:line w14:anchorId="56BA8151" id="Straight Connector 6" o:spid="_x0000_s1026" style="position:absolute;z-index:251685888;visibility:visible;mso-wrap-style:square;mso-wrap-distance-left:9pt;mso-wrap-distance-top:0;mso-wrap-distance-right:9pt;mso-wrap-distance-bottom:0;mso-position-horizontal:absolute;mso-position-horizontal-relative:text;mso-position-vertical:absolute;mso-position-vertical-relative:text" from="74.7pt,11.65pt" to="74.7pt,141.25pt" o:gfxdata="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" strokecolor="#4472c4 [3204]" strokeweight=".5pt">
+              <v:line w14:anchorId="7B081396" id="Straight Connector 6" o:spid="_x0000_s1026" style="position:absolute;z-index:251685888;visibility:visible;mso-wrap-style:square;mso-wrap-distance-left:9pt;mso-wrap-distance-top:0;mso-wrap-distance-right:9pt;mso-wrap-distance-bottom:0;mso-position-horizontal:absolute;mso-position-horizontal-relative:text;mso-position-vertical:absolute;mso-position-vertical-relative:text" from="74.7pt,11.65pt" to="74.7pt,141.25pt" o:gfxdata="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" strokecolor="#4472c4 [3204]" strokeweight=".5pt">
                 <v:stroke joinstyle="miter"/>
               </v:line>
             </w:pict>
@@ -2482,7 +2482,7 @@
           </mc:Choice>
           <mc:Fallback>
             <w:pict>
-              <v:line w14:anchorId="34B4F63D" id="Straight Connector 7" o:spid="_x0000_s1026" style="position:absolute;z-index:251686912;visibility:visible;mso-wrap-style:square;mso-wrap-distance-left:9pt;mso-wrap-distance-top:0;mso-wrap-distance-right:9pt;mso-wrap-distance-bottom:0;mso-position-horizontal:absolute;mso-position-horizontal-relative:text;mso-position-vertical:absolute;mso-position-vertical-relative:text" from="111.3pt,17.45pt" to="111.3pt,72.05pt" o:gfxdata="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" strokecolor="#4472c4 [3204]" strokeweight=".5pt">
+              <v:line w14:anchorId="13A7B994" id="Straight Connector 7" o:spid="_x0000_s1026" style="position:absolute;z-index:251686912;visibility:visible;mso-wrap-style:square;mso-wrap-distance-left:9pt;mso-wrap-distance-top:0;mso-wrap-distance-right:9pt;mso-wrap-distance-bottom:0;mso-position-horizontal:absolute;mso-position-horizontal-relative:text;mso-position-vertical:absolute;mso-position-vertical-relative:text" from="111.3pt,17.45pt" to="111.3pt,72.05pt" o:gfxdata="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" strokecolor="#4472c4 [3204]" strokeweight=".5pt">
                 <v:stroke joinstyle="miter"/>
               </v:line>
             </w:pict>
@@ -3797,8 +3797,1244 @@
     </w:p>
     <w:p>
       <w:pPr>
+        <w:pStyle w:val="Heading1"/>
+        <w:rPr>
+          <w:lang w:val="en-US"/>
+        </w:rPr>
+      </w:pPr>
+      <w:r>
+        <w:t>08-9-2025</w:t>
+      </w:r>
+    </w:p>
+    <w:p>
+      <w:pPr>
+        <w:pStyle w:val="Style1"/>
+      </w:pPr>
+      <w:r>
+        <w:t>Html:</w:t>
+      </w:r>
+    </w:p>
+    <w:p>
+      <w:pPr>
+        <w:rPr>
+          <w:lang w:val="en-US"/>
+        </w:rPr>
+      </w:pPr>
+      <w:proofErr w:type="spellStart"/>
+      <w:r>
+        <w:rPr>
+          <w:lang w:val="en-US"/>
+        </w:rPr>
+        <w:t>Tạo</w:t>
+      </w:r>
+      <w:proofErr w:type="spellEnd"/>
+      <w:r>
+        <w:rPr>
+          <w:lang w:val="en-US"/>
+        </w:rPr>
+        <w:t xml:space="preserve"> </w:t>
+      </w:r>
+      <w:proofErr w:type="spellStart"/>
+      <w:r>
+        <w:rPr>
+          <w:lang w:val="en-US"/>
+        </w:rPr>
+        <w:t>cấu</w:t>
+      </w:r>
+      <w:proofErr w:type="spellEnd"/>
+      <w:r>
+        <w:rPr>
+          <w:lang w:val="en-US"/>
+        </w:rPr>
+        <w:t xml:space="preserve"> </w:t>
+      </w:r>
+      <w:proofErr w:type="spellStart"/>
+      <w:r>
+        <w:rPr>
+          <w:lang w:val="en-US"/>
+        </w:rPr>
+        <w:t>trúc</w:t>
+      </w:r>
+      <w:proofErr w:type="spellEnd"/>
+    </w:p>
+    <w:p>
+      <w:pPr>
+        <w:rPr>
+          <w:lang w:val="en-US"/>
+        </w:rPr>
+      </w:pPr>
+      <w:r>
+        <w:rPr>
+          <w:lang w:val="en-US"/>
+        </w:rPr>
+        <w:t xml:space="preserve">Hiển </w:t>
+      </w:r>
+      <w:proofErr w:type="spellStart"/>
+      <w:r>
+        <w:rPr>
+          <w:lang w:val="en-US"/>
+        </w:rPr>
+        <w:t>thị</w:t>
+      </w:r>
+      <w:proofErr w:type="spellEnd"/>
+      <w:r>
+        <w:rPr>
+          <w:lang w:val="en-US"/>
+        </w:rPr>
+        <w:t xml:space="preserve"> UI</w:t>
+      </w:r>
+    </w:p>
+    <w:p>
+      <w:pPr>
+        <w:rPr>
+          <w:lang w:val="en-US"/>
+        </w:rPr>
+      </w:pPr>
+      <w:proofErr w:type="spellStart"/>
+      <w:r>
+        <w:rPr>
+          <w:lang w:val="en-US"/>
+        </w:rPr>
+        <w:t>Thẻ</w:t>
+      </w:r>
+      <w:proofErr w:type="spellEnd"/>
+      <w:r>
+        <w:rPr>
+          <w:lang w:val="en-US"/>
+        </w:rPr>
+        <w:t>-tag</w:t>
+      </w:r>
+    </w:p>
+    <w:p>
+      <w:pPr>
+        <w:pStyle w:val="Style1"/>
+      </w:pPr>
+      <w:r>
+        <w:t>CSS:</w:t>
+      </w:r>
+    </w:p>
+    <w:p>
+      <w:pPr>
+        <w:rPr>
+          <w:lang w:val="en-US"/>
+        </w:rPr>
+      </w:pPr>
+      <w:r>
+        <w:rPr>
+          <w:lang w:val="en-US"/>
+        </w:rPr>
+        <w:t xml:space="preserve">Các </w:t>
+      </w:r>
+      <w:proofErr w:type="spellStart"/>
+      <w:r>
+        <w:rPr>
+          <w:lang w:val="en-US"/>
+        </w:rPr>
+        <w:t>lệnh</w:t>
+      </w:r>
+      <w:proofErr w:type="spellEnd"/>
+      <w:r>
+        <w:rPr>
+          <w:lang w:val="en-US"/>
+        </w:rPr>
+        <w:t xml:space="preserve"> </w:t>
+      </w:r>
+      <w:proofErr w:type="spellStart"/>
+      <w:r>
+        <w:rPr>
+          <w:lang w:val="en-US"/>
+        </w:rPr>
+        <w:t>để</w:t>
+      </w:r>
+      <w:proofErr w:type="spellEnd"/>
+      <w:r>
+        <w:rPr>
+          <w:lang w:val="en-US"/>
+        </w:rPr>
+        <w:t xml:space="preserve"> </w:t>
+      </w:r>
+      <w:proofErr w:type="spellStart"/>
+      <w:r>
+        <w:rPr>
+          <w:lang w:val="en-US"/>
+        </w:rPr>
+        <w:t>điều</w:t>
+      </w:r>
+      <w:proofErr w:type="spellEnd"/>
+      <w:r>
+        <w:rPr>
+          <w:lang w:val="en-US"/>
+        </w:rPr>
+        <w:t xml:space="preserve"> </w:t>
+      </w:r>
+      <w:proofErr w:type="spellStart"/>
+      <w:r>
+        <w:rPr>
+          <w:lang w:val="en-US"/>
+        </w:rPr>
+        <w:t>chỉnh</w:t>
+      </w:r>
+      <w:proofErr w:type="spellEnd"/>
+      <w:r>
+        <w:rPr>
+          <w:lang w:val="en-US"/>
+        </w:rPr>
+        <w:t xml:space="preserve"> </w:t>
+      </w:r>
+      <w:proofErr w:type="spellStart"/>
+      <w:r>
+        <w:rPr>
+          <w:lang w:val="en-US"/>
+        </w:rPr>
+        <w:t>việc</w:t>
+      </w:r>
+      <w:proofErr w:type="spellEnd"/>
+      <w:r>
+        <w:rPr>
+          <w:lang w:val="en-US"/>
+        </w:rPr>
+        <w:t xml:space="preserve"> </w:t>
+      </w:r>
+      <w:proofErr w:type="spellStart"/>
+      <w:r>
+        <w:rPr>
+          <w:lang w:val="en-US"/>
+        </w:rPr>
+        <w:t>hiển</w:t>
+      </w:r>
+      <w:proofErr w:type="spellEnd"/>
+      <w:r>
+        <w:rPr>
+          <w:lang w:val="en-US"/>
+        </w:rPr>
+        <w:t xml:space="preserve"> </w:t>
+      </w:r>
+      <w:proofErr w:type="spellStart"/>
+      <w:r>
+        <w:rPr>
+          <w:lang w:val="en-US"/>
+        </w:rPr>
+        <w:t>thị</w:t>
+      </w:r>
+      <w:proofErr w:type="spellEnd"/>
+      <w:r>
+        <w:rPr>
+          <w:lang w:val="en-US"/>
+        </w:rPr>
+        <w:t xml:space="preserve"> </w:t>
+      </w:r>
+      <w:proofErr w:type="spellStart"/>
+      <w:r>
+        <w:rPr>
+          <w:lang w:val="en-US"/>
+        </w:rPr>
+        <w:t>của</w:t>
+      </w:r>
+      <w:proofErr w:type="spellEnd"/>
+      <w:r>
+        <w:rPr>
+          <w:lang w:val="en-US"/>
+        </w:rPr>
+        <w:t xml:space="preserve"> UI</w:t>
+      </w:r>
+    </w:p>
+    <w:p>
+      <w:pPr>
+        <w:rPr>
+          <w:lang w:val="en-US"/>
+        </w:rPr>
+      </w:pPr>
+      <w:proofErr w:type="spellStart"/>
+      <w:r>
+        <w:rPr>
+          <w:lang w:val="en-US"/>
+        </w:rPr>
+        <w:t>Từ</w:t>
+      </w:r>
+      <w:proofErr w:type="spellEnd"/>
+      <w:r>
+        <w:rPr>
+          <w:lang w:val="en-US"/>
+        </w:rPr>
+        <w:t xml:space="preserve"> </w:t>
+      </w:r>
+      <w:proofErr w:type="spellStart"/>
+      <w:r>
+        <w:rPr>
+          <w:lang w:val="en-US"/>
+        </w:rPr>
+        <w:t>chỉ</w:t>
+      </w:r>
+      <w:proofErr w:type="spellEnd"/>
+      <w:r>
+        <w:rPr>
+          <w:lang w:val="en-US"/>
+        </w:rPr>
+        <w:t xml:space="preserve"> </w:t>
+      </w:r>
+      <w:proofErr w:type="spellStart"/>
+      <w:r>
+        <w:rPr>
+          <w:lang w:val="en-US"/>
+        </w:rPr>
+        <w:t>đọc</w:t>
+      </w:r>
+      <w:proofErr w:type="spellEnd"/>
+      <w:r>
+        <w:rPr>
+          <w:lang w:val="en-US"/>
+        </w:rPr>
+        <w:t xml:space="preserve"> </w:t>
+      </w:r>
+      <w:proofErr w:type="spellStart"/>
+      <w:r>
+        <w:rPr>
+          <w:lang w:val="en-US"/>
+        </w:rPr>
+        <w:t>dữ</w:t>
+      </w:r>
+      <w:proofErr w:type="spellEnd"/>
+      <w:r>
+        <w:rPr>
+          <w:lang w:val="en-US"/>
+        </w:rPr>
+        <w:t xml:space="preserve"> </w:t>
+      </w:r>
+      <w:proofErr w:type="spellStart"/>
+      <w:r>
+        <w:rPr>
+          <w:lang w:val="en-US"/>
+        </w:rPr>
+        <w:t>liệu</w:t>
+      </w:r>
+      <w:proofErr w:type="spellEnd"/>
+      <w:r>
+        <w:rPr>
+          <w:lang w:val="en-US"/>
+        </w:rPr>
+        <w:t xml:space="preserve"> </w:t>
+      </w:r>
+      <w:r>
+        <w:rPr>
+          <w:lang w:val="en-US"/>
+        </w:rPr>
+        <w:sym w:font="Wingdings" w:char="F0E0"/>
+      </w:r>
+      <w:r>
+        <w:rPr>
+          <w:lang w:val="en-US"/>
+        </w:rPr>
+        <w:t xml:space="preserve"> </w:t>
+      </w:r>
+      <w:proofErr w:type="spellStart"/>
+      <w:r>
+        <w:rPr>
+          <w:lang w:val="en-US"/>
+        </w:rPr>
+        <w:t>hiển</w:t>
+      </w:r>
+      <w:proofErr w:type="spellEnd"/>
+      <w:r>
+        <w:rPr>
+          <w:lang w:val="en-US"/>
+        </w:rPr>
+        <w:t xml:space="preserve"> </w:t>
+      </w:r>
+      <w:proofErr w:type="spellStart"/>
+      <w:r>
+        <w:rPr>
+          <w:lang w:val="en-US"/>
+        </w:rPr>
+        <w:t>thị</w:t>
+      </w:r>
+      <w:proofErr w:type="spellEnd"/>
+      <w:r>
+        <w:rPr>
+          <w:lang w:val="en-US"/>
+        </w:rPr>
+        <w:t xml:space="preserve"> </w:t>
+      </w:r>
+      <w:proofErr w:type="spellStart"/>
+      <w:r>
+        <w:rPr>
+          <w:lang w:val="en-US"/>
+        </w:rPr>
+        <w:t>thông</w:t>
+      </w:r>
+      <w:proofErr w:type="spellEnd"/>
+      <w:r>
+        <w:rPr>
+          <w:lang w:val="en-US"/>
+        </w:rPr>
+        <w:t xml:space="preserve"> tin </w:t>
+      </w:r>
+      <w:proofErr w:type="spellStart"/>
+      <w:r>
+        <w:rPr>
+          <w:lang w:val="en-US"/>
+        </w:rPr>
+        <w:t>dễ</w:t>
+      </w:r>
+      <w:proofErr w:type="spellEnd"/>
+      <w:r>
+        <w:rPr>
+          <w:lang w:val="en-US"/>
+        </w:rPr>
+        <w:t xml:space="preserve"> </w:t>
+      </w:r>
+      <w:proofErr w:type="spellStart"/>
+      <w:r>
+        <w:rPr>
+          <w:lang w:val="en-US"/>
+        </w:rPr>
+        <w:t>đọc</w:t>
+      </w:r>
+      <w:proofErr w:type="spellEnd"/>
+      <w:r>
+        <w:rPr>
+          <w:lang w:val="en-US"/>
+        </w:rPr>
+        <w:t xml:space="preserve">, </w:t>
+      </w:r>
+      <w:proofErr w:type="spellStart"/>
+      <w:r>
+        <w:rPr>
+          <w:lang w:val="en-US"/>
+        </w:rPr>
+        <w:t>dễ</w:t>
+      </w:r>
+      <w:proofErr w:type="spellEnd"/>
+      <w:r>
+        <w:rPr>
+          <w:lang w:val="en-US"/>
+        </w:rPr>
+        <w:t xml:space="preserve"> </w:t>
+      </w:r>
+      <w:proofErr w:type="spellStart"/>
+      <w:r>
+        <w:rPr>
+          <w:lang w:val="en-US"/>
+        </w:rPr>
+        <w:t>xem</w:t>
+      </w:r>
+      <w:proofErr w:type="spellEnd"/>
+      <w:r>
+        <w:rPr>
+          <w:lang w:val="en-US"/>
+        </w:rPr>
+        <w:t xml:space="preserve"> </w:t>
+      </w:r>
+      <w:proofErr w:type="spellStart"/>
+      <w:r>
+        <w:rPr>
+          <w:lang w:val="en-US"/>
+        </w:rPr>
+        <w:t>và</w:t>
+      </w:r>
+      <w:proofErr w:type="spellEnd"/>
+      <w:r>
+        <w:rPr>
+          <w:lang w:val="en-US"/>
+        </w:rPr>
+        <w:t xml:space="preserve"> </w:t>
+      </w:r>
+      <w:proofErr w:type="spellStart"/>
+      <w:r>
+        <w:rPr>
+          <w:lang w:val="en-US"/>
+        </w:rPr>
+        <w:t>đẹp</w:t>
+      </w:r>
+      <w:proofErr w:type="spellEnd"/>
+    </w:p>
+    <w:p>
+      <w:pPr>
+        <w:pBdr>
+          <w:bottom w:val="single" w:sz="6" w:space="1" w:color="auto"/>
+        </w:pBdr>
+        <w:rPr>
+          <w:lang w:val="en-US"/>
+        </w:rPr>
+      </w:pPr>
+    </w:p>
+    <w:p>
+      <w:pPr>
         <w:pStyle w:val="Style2"/>
       </w:pPr>
+      <w:proofErr w:type="spellStart"/>
+      <w:r>
+        <w:t>Tạo</w:t>
+      </w:r>
+      <w:proofErr w:type="spellEnd"/>
+      <w:r>
+        <w:t xml:space="preserve"> layout:</w:t>
+      </w:r>
+    </w:p>
+    <w:p>
+      <w:pPr>
+        <w:ind w:firstLine="720"/>
+        <w:rPr>
+          <w:lang w:val="en-US"/>
+        </w:rPr>
+      </w:pPr>
+      <w:r>
+        <w:rPr>
+          <w:lang w:val="en-US"/>
+        </w:rPr>
+        <w:t xml:space="preserve">Cho </w:t>
+      </w:r>
+      <w:proofErr w:type="spellStart"/>
+      <w:r>
+        <w:rPr>
+          <w:lang w:val="en-US"/>
+        </w:rPr>
+        <w:t>các</w:t>
+      </w:r>
+      <w:proofErr w:type="spellEnd"/>
+      <w:r>
+        <w:rPr>
+          <w:lang w:val="en-US"/>
+        </w:rPr>
+        <w:t xml:space="preserve"> </w:t>
+      </w:r>
+      <w:proofErr w:type="spellStart"/>
+      <w:r>
+        <w:rPr>
+          <w:lang w:val="en-US"/>
+        </w:rPr>
+        <w:t>thẻ</w:t>
+      </w:r>
+      <w:proofErr w:type="spellEnd"/>
+      <w:r>
+        <w:rPr>
+          <w:lang w:val="en-US"/>
+        </w:rPr>
+        <w:t xml:space="preserve"> </w:t>
+      </w:r>
+      <w:proofErr w:type="spellStart"/>
+      <w:r>
+        <w:rPr>
+          <w:lang w:val="en-US"/>
+        </w:rPr>
+        <w:t>nội</w:t>
+      </w:r>
+      <w:proofErr w:type="spellEnd"/>
+      <w:r>
+        <w:rPr>
+          <w:lang w:val="en-US"/>
+        </w:rPr>
+        <w:t xml:space="preserve"> dung </w:t>
+      </w:r>
+      <w:proofErr w:type="spellStart"/>
+      <w:r>
+        <w:rPr>
+          <w:lang w:val="en-US"/>
+        </w:rPr>
+        <w:t>gần</w:t>
+      </w:r>
+      <w:proofErr w:type="spellEnd"/>
+      <w:r>
+        <w:rPr>
+          <w:lang w:val="en-US"/>
+        </w:rPr>
+        <w:t xml:space="preserve"> </w:t>
+      </w:r>
+      <w:proofErr w:type="spellStart"/>
+      <w:r>
+        <w:rPr>
+          <w:lang w:val="en-US"/>
+        </w:rPr>
+        <w:t>nhau</w:t>
+      </w:r>
+      <w:proofErr w:type="spellEnd"/>
+      <w:r>
+        <w:rPr>
+          <w:lang w:val="en-US"/>
+        </w:rPr>
+        <w:t xml:space="preserve"> </w:t>
+      </w:r>
+      <w:proofErr w:type="spellStart"/>
+      <w:r>
+        <w:rPr>
+          <w:lang w:val="en-US"/>
+        </w:rPr>
+        <w:t>vào</w:t>
+      </w:r>
+      <w:proofErr w:type="spellEnd"/>
+      <w:r>
+        <w:rPr>
+          <w:lang w:val="en-US"/>
+        </w:rPr>
+        <w:t xml:space="preserve"> 1 box (div); </w:t>
+      </w:r>
+    </w:p>
+    <w:p>
+      <w:pPr>
+        <w:ind w:firstLine="720"/>
+        <w:rPr>
+          <w:lang w:val="en-US"/>
+        </w:rPr>
+      </w:pPr>
+      <w:r>
+        <w:rPr>
+          <w:lang w:val="en-US"/>
+        </w:rPr>
+        <w:t>Form post data</w:t>
+      </w:r>
+    </w:p>
+    <w:p>
+      <w:pPr>
+        <w:ind w:firstLine="720"/>
+        <w:rPr>
+          <w:lang w:val="en-US"/>
+        </w:rPr>
+      </w:pPr>
+      <w:r>
+        <w:rPr>
+          <w:lang w:val="en-US"/>
+        </w:rPr>
+        <w:t>&lt;form action</w:t>
+      </w:r>
+      <w:proofErr w:type="gramStart"/>
+      <w:r>
+        <w:rPr>
+          <w:lang w:val="en-US"/>
+        </w:rPr>
+        <w:t>=”#</w:t>
+      </w:r>
+      <w:proofErr w:type="gramEnd"/>
+      <w:r>
+        <w:rPr>
+          <w:lang w:val="en-US"/>
+        </w:rPr>
+        <w:t>” method=””</w:t>
+      </w:r>
+    </w:p>
+    <w:p>
+      <w:pPr>
+        <w:ind w:firstLine="720"/>
+        <w:rPr>
+          <w:lang w:val="en-US"/>
+        </w:rPr>
+      </w:pPr>
+      <w:r>
+        <w:rPr>
+          <w:lang w:val="en-US"/>
+        </w:rPr>
+        <w:t xml:space="preserve">&lt;form action="#" method="get"&gt; </w:t>
+      </w:r>
+    </w:p>
+    <w:p>
+      <w:pPr>
+        <w:ind w:firstLine="720"/>
+        <w:rPr>
+          <w:lang w:val="en-US"/>
+        </w:rPr>
+      </w:pPr>
+      <w:r>
+        <w:rPr>
+          <w:lang w:val="en-US"/>
+        </w:rPr>
+        <w:t xml:space="preserve">                    </w:t>
+      </w:r>
+      <w:proofErr w:type="gramStart"/>
+      <w:r>
+        <w:rPr>
+          <w:lang w:val="en-US"/>
+        </w:rPr>
+        <w:t>&lt;!--</w:t>
+      </w:r>
+      <w:proofErr w:type="gramEnd"/>
+      <w:r>
+        <w:rPr>
+          <w:lang w:val="en-US"/>
+        </w:rPr>
+        <w:t xml:space="preserve"> </w:t>
+      </w:r>
+      <w:proofErr w:type="spellStart"/>
+      <w:r>
+        <w:rPr>
+          <w:lang w:val="en-US"/>
+        </w:rPr>
+        <w:t>chỉ</w:t>
+      </w:r>
+      <w:proofErr w:type="spellEnd"/>
+      <w:r>
+        <w:rPr>
+          <w:lang w:val="en-US"/>
+        </w:rPr>
+        <w:t xml:space="preserve"> </w:t>
+      </w:r>
+      <w:proofErr w:type="spellStart"/>
+      <w:r>
+        <w:rPr>
+          <w:lang w:val="en-US"/>
+        </w:rPr>
+        <w:t>có</w:t>
+      </w:r>
+      <w:proofErr w:type="spellEnd"/>
+      <w:r>
+        <w:rPr>
+          <w:lang w:val="en-US"/>
+        </w:rPr>
+        <w:t xml:space="preserve"> get/post</w:t>
+      </w:r>
+    </w:p>
+    <w:p>
+      <w:pPr>
+        <w:ind w:firstLine="720"/>
+        <w:rPr>
+          <w:lang w:val="en-US"/>
+        </w:rPr>
+      </w:pPr>
+      <w:r>
+        <w:rPr>
+          <w:lang w:val="en-US"/>
+        </w:rPr>
+        <w:t xml:space="preserve">                     </w:t>
+      </w:r>
+      <w:proofErr w:type="spellStart"/>
+      <w:r>
+        <w:rPr>
+          <w:lang w:val="en-US"/>
+        </w:rPr>
+        <w:t>có</w:t>
+      </w:r>
+      <w:proofErr w:type="spellEnd"/>
+      <w:r>
+        <w:rPr>
+          <w:lang w:val="en-US"/>
+        </w:rPr>
+        <w:t xml:space="preserve"> </w:t>
+      </w:r>
+      <w:proofErr w:type="spellStart"/>
+      <w:r>
+        <w:rPr>
+          <w:lang w:val="en-US"/>
+        </w:rPr>
+        <w:t>cá</w:t>
+      </w:r>
+      <w:proofErr w:type="spellEnd"/>
+      <w:r>
+        <w:rPr>
+          <w:lang w:val="en-US"/>
+        </w:rPr>
+        <w:t xml:space="preserve"> </w:t>
+      </w:r>
+      <w:proofErr w:type="spellStart"/>
+      <w:r>
+        <w:rPr>
+          <w:lang w:val="en-US"/>
+        </w:rPr>
+        <w:t>dạng</w:t>
+      </w:r>
+      <w:proofErr w:type="spellEnd"/>
+      <w:r>
+        <w:rPr>
+          <w:lang w:val="en-US"/>
+        </w:rPr>
+        <w:t xml:space="preserve"> </w:t>
+      </w:r>
+      <w:proofErr w:type="spellStart"/>
+      <w:r>
+        <w:rPr>
+          <w:lang w:val="en-US"/>
+        </w:rPr>
+        <w:t>để</w:t>
+      </w:r>
+      <w:proofErr w:type="spellEnd"/>
+      <w:r>
+        <w:rPr>
+          <w:lang w:val="en-US"/>
+        </w:rPr>
+        <w:t xml:space="preserve"> </w:t>
+      </w:r>
+      <w:proofErr w:type="spellStart"/>
+      <w:r>
+        <w:rPr>
+          <w:lang w:val="en-US"/>
+        </w:rPr>
+        <w:t>người</w:t>
+      </w:r>
+      <w:proofErr w:type="spellEnd"/>
+      <w:r>
+        <w:rPr>
+          <w:lang w:val="en-US"/>
+        </w:rPr>
+        <w:t xml:space="preserve"> </w:t>
+      </w:r>
+      <w:proofErr w:type="spellStart"/>
+      <w:r>
+        <w:rPr>
+          <w:lang w:val="en-US"/>
+        </w:rPr>
+        <w:t>dùng</w:t>
+      </w:r>
+      <w:proofErr w:type="spellEnd"/>
+      <w:r>
+        <w:rPr>
+          <w:lang w:val="en-US"/>
+        </w:rPr>
+        <w:t xml:space="preserve"> </w:t>
+      </w:r>
+      <w:proofErr w:type="spellStart"/>
+      <w:r>
+        <w:rPr>
+          <w:lang w:val="en-US"/>
+        </w:rPr>
+        <w:t>thể</w:t>
+      </w:r>
+      <w:proofErr w:type="spellEnd"/>
+      <w:r>
+        <w:rPr>
+          <w:lang w:val="en-US"/>
+        </w:rPr>
+        <w:t xml:space="preserve"> </w:t>
+      </w:r>
+      <w:proofErr w:type="spellStart"/>
+      <w:r>
+        <w:rPr>
+          <w:lang w:val="en-US"/>
+        </w:rPr>
+        <w:t>hiện</w:t>
+      </w:r>
+      <w:proofErr w:type="spellEnd"/>
+      <w:r>
+        <w:rPr>
+          <w:lang w:val="en-US"/>
+        </w:rPr>
+        <w:t xml:space="preserve"> </w:t>
+      </w:r>
+      <w:proofErr w:type="spellStart"/>
+      <w:r>
+        <w:rPr>
+          <w:lang w:val="en-US"/>
+        </w:rPr>
+        <w:t>mình</w:t>
+      </w:r>
+      <w:proofErr w:type="spellEnd"/>
+    </w:p>
+    <w:p>
+      <w:pPr>
+        <w:ind w:firstLine="720"/>
+        <w:rPr>
+          <w:lang w:val="en-US"/>
+        </w:rPr>
+      </w:pPr>
+      <w:r>
+        <w:rPr>
+          <w:lang w:val="en-US"/>
+        </w:rPr>
+        <w:t xml:space="preserve">                     input</w:t>
+      </w:r>
+    </w:p>
+    <w:p>
+      <w:pPr>
+        <w:ind w:firstLine="720"/>
+        <w:rPr>
+          <w:lang w:val="en-US"/>
+        </w:rPr>
+      </w:pPr>
+      <w:r>
+        <w:rPr>
+          <w:lang w:val="en-US"/>
+        </w:rPr>
+        <w:t xml:space="preserve">                     select</w:t>
+      </w:r>
+    </w:p>
+    <w:p>
+      <w:pPr>
+        <w:ind w:firstLine="720"/>
+        <w:rPr>
+          <w:lang w:val="en-US"/>
+        </w:rPr>
+      </w:pPr>
+      <w:r>
+        <w:rPr>
+          <w:lang w:val="en-US"/>
+        </w:rPr>
+        <w:t xml:space="preserve">                     text area</w:t>
+      </w:r>
+    </w:p>
+    <w:p>
+      <w:pPr>
+        <w:ind w:firstLine="720"/>
+        <w:rPr>
+          <w:lang w:val="en-US"/>
+        </w:rPr>
+      </w:pPr>
+      <w:r>
+        <w:rPr>
+          <w:lang w:val="en-US"/>
+        </w:rPr>
+        <w:t xml:space="preserve">                     button                     </w:t>
+      </w:r>
+    </w:p>
+    <w:p>
+      <w:pPr>
+        <w:ind w:firstLine="720"/>
+        <w:rPr>
+          <w:lang w:val="en-US"/>
+        </w:rPr>
+      </w:pPr>
+      <w:r>
+        <w:rPr>
+          <w:lang w:val="en-US"/>
+        </w:rPr>
+        <w:t xml:space="preserve">                    --&gt;</w:t>
+      </w:r>
+    </w:p>
+    <w:p>
+      <w:pPr>
+        <w:ind w:firstLine="720"/>
+        <w:rPr>
+          <w:lang w:val="en-US"/>
+        </w:rPr>
+      </w:pPr>
+      <w:r>
+        <w:rPr>
+          <w:lang w:val="en-US"/>
+        </w:rPr>
+        <w:t xml:space="preserve">                    </w:t>
+      </w:r>
+      <w:proofErr w:type="gramStart"/>
+      <w:r>
+        <w:rPr>
+          <w:lang w:val="en-US"/>
+        </w:rPr>
+        <w:t>&lt;!--</w:t>
+      </w:r>
+      <w:proofErr w:type="gramEnd"/>
+      <w:r>
+        <w:rPr>
+          <w:lang w:val="en-US"/>
+        </w:rPr>
+        <w:t xml:space="preserve"> </w:t>
+      </w:r>
+      <w:proofErr w:type="spellStart"/>
+      <w:r>
+        <w:rPr>
+          <w:lang w:val="en-US"/>
+        </w:rPr>
+        <w:t>đăng</w:t>
+      </w:r>
+      <w:proofErr w:type="spellEnd"/>
+      <w:r>
+        <w:rPr>
+          <w:lang w:val="en-US"/>
+        </w:rPr>
+        <w:t xml:space="preserve"> </w:t>
+      </w:r>
+      <w:proofErr w:type="spellStart"/>
+      <w:r>
+        <w:rPr>
+          <w:lang w:val="en-US"/>
+        </w:rPr>
+        <w:t>ký</w:t>
+      </w:r>
+      <w:proofErr w:type="spellEnd"/>
+      <w:r>
+        <w:rPr>
+          <w:lang w:val="en-US"/>
+        </w:rPr>
+        <w:t xml:space="preserve"> </w:t>
+      </w:r>
+      <w:proofErr w:type="spellStart"/>
+      <w:r>
+        <w:rPr>
+          <w:lang w:val="en-US"/>
+        </w:rPr>
+        <w:t>tài</w:t>
+      </w:r>
+      <w:proofErr w:type="spellEnd"/>
+      <w:r>
+        <w:rPr>
+          <w:lang w:val="en-US"/>
+        </w:rPr>
+        <w:t xml:space="preserve"> </w:t>
+      </w:r>
+      <w:proofErr w:type="spellStart"/>
+      <w:r>
+        <w:rPr>
+          <w:lang w:val="en-US"/>
+        </w:rPr>
+        <w:t>khoản</w:t>
+      </w:r>
+      <w:proofErr w:type="spellEnd"/>
+      <w:r>
+        <w:rPr>
+          <w:lang w:val="en-US"/>
+        </w:rPr>
+        <w:t xml:space="preserve"> --&gt;</w:t>
+      </w:r>
+    </w:p>
+    <w:p>
+      <w:pPr>
+        <w:ind w:firstLine="720"/>
+        <w:rPr>
+          <w:lang w:val="en-US"/>
+        </w:rPr>
+      </w:pPr>
+    </w:p>
+    <w:p>
+      <w:pPr>
+        <w:ind w:firstLine="720"/>
+        <w:rPr>
+          <w:lang w:val="en-US"/>
+        </w:rPr>
+      </w:pPr>
+      <w:r>
+        <w:rPr>
+          <w:lang w:val="en-US"/>
+        </w:rPr>
+        <w:t xml:space="preserve">                &lt;/form&gt;</w:t>
+      </w:r>
+    </w:p>
+    <w:p>
+      <w:pPr>
+        <w:ind w:left="1440" w:firstLine="720"/>
+        <w:rPr>
+          <w:lang w:val="en-US"/>
+        </w:rPr>
+      </w:pPr>
+      <w:r>
+        <w:rPr>
+          <w:lang w:val="en-US"/>
+        </w:rPr>
+        <w:t>&lt;input type="text" name="</w:t>
+      </w:r>
+      <w:proofErr w:type="spellStart"/>
+      <w:r>
+        <w:rPr>
+          <w:lang w:val="en-US"/>
+        </w:rPr>
+        <w:t>full_name</w:t>
+      </w:r>
+      <w:proofErr w:type="spellEnd"/>
+      <w:r>
+        <w:rPr>
+          <w:lang w:val="en-US"/>
+        </w:rPr>
+        <w:t>" placeholder="enter your name"/&gt;</w:t>
+      </w:r>
+    </w:p>
+    <w:p>
+      <w:pPr>
+        <w:ind w:firstLine="720"/>
+        <w:rPr>
+          <w:lang w:val="en-US"/>
+        </w:rPr>
+      </w:pPr>
+      <w:r>
+        <w:rPr>
+          <w:lang w:val="en-US"/>
+        </w:rPr>
+        <w:t xml:space="preserve">                        </w:t>
+      </w:r>
+      <w:proofErr w:type="gramStart"/>
+      <w:r>
+        <w:rPr>
+          <w:lang w:val="en-US"/>
+        </w:rPr>
+        <w:t>&lt;!--</w:t>
+      </w:r>
+      <w:proofErr w:type="gramEnd"/>
+      <w:r>
+        <w:rPr>
+          <w:lang w:val="en-US"/>
+        </w:rPr>
+        <w:t xml:space="preserve"> </w:t>
+      </w:r>
+      <w:proofErr w:type="spellStart"/>
+      <w:r>
+        <w:rPr>
+          <w:lang w:val="en-US"/>
+        </w:rPr>
+        <w:t>chỗ</w:t>
+      </w:r>
+      <w:proofErr w:type="spellEnd"/>
+      <w:r>
+        <w:rPr>
+          <w:lang w:val="en-US"/>
+        </w:rPr>
+        <w:t xml:space="preserve"> </w:t>
+      </w:r>
+      <w:proofErr w:type="spellStart"/>
+      <w:r>
+        <w:rPr>
+          <w:lang w:val="en-US"/>
+        </w:rPr>
+        <w:t>điền</w:t>
+      </w:r>
+      <w:proofErr w:type="spellEnd"/>
+      <w:r>
+        <w:rPr>
+          <w:lang w:val="en-US"/>
+        </w:rPr>
+        <w:t xml:space="preserve"> </w:t>
+      </w:r>
+      <w:proofErr w:type="spellStart"/>
+      <w:r>
+        <w:rPr>
+          <w:lang w:val="en-US"/>
+        </w:rPr>
+        <w:t>thông</w:t>
+      </w:r>
+      <w:proofErr w:type="spellEnd"/>
+      <w:r>
+        <w:rPr>
+          <w:lang w:val="en-US"/>
+        </w:rPr>
+        <w:t xml:space="preserve"> tin, </w:t>
+      </w:r>
+    </w:p>
+    <w:p>
+      <w:pPr>
+        <w:ind w:firstLine="720"/>
+        <w:rPr>
+          <w:lang w:val="en-US"/>
+        </w:rPr>
+      </w:pPr>
+      <w:r>
+        <w:rPr>
+          <w:lang w:val="en-US"/>
+        </w:rPr>
+        <w:t xml:space="preserve">                        type="text" </w:t>
+      </w:r>
+      <w:proofErr w:type="spellStart"/>
+      <w:r>
+        <w:rPr>
+          <w:lang w:val="en-US"/>
+        </w:rPr>
+        <w:t>điền</w:t>
+      </w:r>
+      <w:proofErr w:type="spellEnd"/>
+      <w:r>
+        <w:rPr>
+          <w:lang w:val="en-US"/>
+        </w:rPr>
+        <w:t xml:space="preserve"> </w:t>
+      </w:r>
+      <w:proofErr w:type="spellStart"/>
+      <w:r>
+        <w:rPr>
+          <w:lang w:val="en-US"/>
+        </w:rPr>
+        <w:t>thông</w:t>
+      </w:r>
+      <w:proofErr w:type="spellEnd"/>
+      <w:r>
+        <w:rPr>
+          <w:lang w:val="en-US"/>
+        </w:rPr>
+        <w:t xml:space="preserve"> tin, </w:t>
+      </w:r>
+      <w:proofErr w:type="spellStart"/>
+      <w:r>
+        <w:rPr>
+          <w:lang w:val="en-US"/>
+        </w:rPr>
+        <w:t>tối</w:t>
+      </w:r>
+      <w:proofErr w:type="spellEnd"/>
+      <w:r>
+        <w:rPr>
+          <w:lang w:val="en-US"/>
+        </w:rPr>
+        <w:t xml:space="preserve"> </w:t>
+      </w:r>
+      <w:proofErr w:type="spellStart"/>
+      <w:r>
+        <w:rPr>
+          <w:lang w:val="en-US"/>
+        </w:rPr>
+        <w:t>đa</w:t>
+      </w:r>
+      <w:proofErr w:type="spellEnd"/>
+      <w:r>
+        <w:rPr>
+          <w:lang w:val="en-US"/>
+        </w:rPr>
+        <w:t xml:space="preserve"> 255 </w:t>
+      </w:r>
+      <w:proofErr w:type="spellStart"/>
+      <w:r>
+        <w:rPr>
+          <w:lang w:val="en-US"/>
+        </w:rPr>
+        <w:t>ký</w:t>
+      </w:r>
+      <w:proofErr w:type="spellEnd"/>
+      <w:r>
+        <w:rPr>
+          <w:lang w:val="en-US"/>
+        </w:rPr>
+        <w:t xml:space="preserve"> </w:t>
+      </w:r>
+      <w:proofErr w:type="spellStart"/>
+      <w:r>
+        <w:rPr>
+          <w:lang w:val="en-US"/>
+        </w:rPr>
+        <w:t>tự</w:t>
+      </w:r>
+      <w:proofErr w:type="spellEnd"/>
+    </w:p>
+    <w:p>
+      <w:pPr>
+        <w:ind w:firstLine="720"/>
+        <w:rPr>
+          <w:lang w:val="en-US"/>
+        </w:rPr>
+      </w:pPr>
+      <w:r>
+        <w:rPr>
+          <w:lang w:val="en-US"/>
+        </w:rPr>
+        <w:t xml:space="preserve">                        name: key </w:t>
+      </w:r>
+      <w:proofErr w:type="spellStart"/>
+      <w:r>
+        <w:rPr>
+          <w:lang w:val="en-US"/>
+        </w:rPr>
+        <w:t>để</w:t>
+      </w:r>
+      <w:proofErr w:type="spellEnd"/>
+      <w:r>
+        <w:rPr>
+          <w:lang w:val="en-US"/>
+        </w:rPr>
+        <w:t xml:space="preserve"> backend, </w:t>
+      </w:r>
+      <w:proofErr w:type="spellStart"/>
+      <w:r>
+        <w:rPr>
+          <w:lang w:val="en-US"/>
+        </w:rPr>
+        <w:t>tuỳ</w:t>
+      </w:r>
+      <w:proofErr w:type="spellEnd"/>
+      <w:r>
+        <w:rPr>
+          <w:lang w:val="en-US"/>
+        </w:rPr>
+        <w:t xml:space="preserve"> ý </w:t>
+      </w:r>
+      <w:proofErr w:type="spellStart"/>
+      <w:r>
+        <w:rPr>
+          <w:lang w:val="en-US"/>
+        </w:rPr>
+        <w:t>đặt</w:t>
+      </w:r>
+      <w:proofErr w:type="spellEnd"/>
+      <w:r>
+        <w:rPr>
+          <w:lang w:val="en-US"/>
+        </w:rPr>
+        <w:t>--&gt;</w:t>
+      </w:r>
     </w:p>
     <w:sectPr>
       <w:pgSz w:w="11907" w:h="16840" w:code="9"/>
@@ -5131,7 +6367,7 @@
   </inkml:definitions>
   <inkml:trace contextRef="#ctx0" brushRef="#br0">10245 490 24575,'0'0'0,"0"-1"0,0 1 0,0-1 0,-1 0 0,1 1 0,0-1 0,-1 1 0,1-1 0,-1 1 0,1-1 0,0 1 0,-1-1 0,1 1 0,-1 0 0,1-1 0,-1 1 0,0 0 0,1-1 0,-1 1 0,1 0 0,-1 0 0,1-1 0,-1 1 0,-1 0 0,-21-6 0,13 5 0,-77-17 0,-90-5 0,92 13 0,-617-57 0,400 41 0,-12-12 0,34 2 0,221 30 0,-130-7 0,-90 34 0,196-11 0,-8 1-1365,75-7-5461</inkml:trace>
   <inkml:trace contextRef="#ctx0" brushRef="#br0" timeOffset="921.62">7858 0 24575,'-6'1'0,"-1"0"0,1 0 0,-1 1 0,1 0 0,0 0 0,-7 4 0,-9 2 0,-104 34 0,-223 82 0,285-98 0,14-6 0,-56 32 0,104-51 0,1 0 0,-1-1 0,1 1 0,0 0 0,-1 0 0,1 0 0,0 0 0,0 0 0,0 0 0,0 0 0,0 1 0,0-1 0,0 0 0,-1 3 0,2-4 0,0 1 0,0 0 0,0-1 0,0 1 0,0-1 0,0 1 0,0-1 0,0 1 0,0-1 0,0 1 0,1-1 0,-1 1 0,0-1 0,0 1 0,1-1 0,-1 1 0,0-1 0,1 1 0,-1-1 0,0 0 0,1 1 0,-1-1 0,0 1 0,1-1 0,-1 0 0,1 0 0,0 1 0,6 3 0,0-1 0,0-1 0,1 0 0,12 3 0,-6-1 0,343 75 0,-62-16 0,-138-19 0,19 5 0,-102-42 0,-74-7 1,0 0-1,0 0 1,0 0 0,0 0-1,-1 0 1,1 0-1,0 0 1,0 0-1,0 0 1,0 0 0,0 0-1,0 0 1,0 0-1,-1 0 1,1 0 0,0 1-1,0-1 1,0 0-1,0 0 1,0 0-1,0 0 1,0 0 0,0 0-1,0 0 1,0 0-1,0 1 1,0-1-1,0 0 1,-1 0 0,1 0-1,0 0 1,0 0-1,0 0 1,0 1-1,0-1 1,0 0 0,0 0-1,0 0 1,1 0-1,-1 0 1,0 0 0,0 1-1,0-1 1,0 0-1,0 0 1,0 0-1,0 0 1,0 0 0,0 0-1,0 0 1,0 1-1,0-1 1,1 0-1,-15 3-1396,-2-1-5430</inkml:trace>
-  <inkml:trace contextRef="#ctx0" brushRef="#br0" timeOffset="2542.28">4827 252 24575,'-617'39'0,"208"-6"0,-187-17 0,111-4 0,-1053 6 0,1189-18 0,327-2 0,0-1 0,0 0 0,0-2 0,0-1 0,-31-12 0,-27-7 0,56 19 0,1 1 0,-1 2 0,-31-3 0,41 6 0,0 1 0,0 0 0,0 1 0,0 0 0,0 2 0,-26 8 0,-100 37-1365,119-43-5461</inkml:trace>
+  <inkml:trace contextRef="#ctx0" brushRef="#br0" timeOffset="2542.27">4827 252 24575,'-617'39'0,"208"-6"0,-187-17 0,111-4 0,-1053 6 0,1189-18 0,327-2 0,0-1 0,0 0 0,0-2 0,0-1 0,-31-12 0,-27-7 0,56 19 0,1 1 0,-1 2 0,-31-3 0,41 6 0,0 1 0,0 0 0,0 1 0,0 0 0,0 2 0,-26 8 0,-100 37-1365,119-43-5461</inkml:trace>
   <inkml:trace contextRef="#ctx0" brushRef="#br0" timeOffset="3354.69">154 118 24575,'-2'1'0,"-1"0"0,1 0 0,0 0 0,-1 0 0,1 1 0,0-1 0,0 1 0,0 0 0,0-1 0,0 1 0,0 0 0,1 0 0,-1 0 0,1 1 0,-1-1 0,1 0 0,0 1 0,-1-1 0,0 4 0,-6 8 0,-26 28 0,20-26 0,1 1 0,-16 27 0,26-40 0,1 0 0,0 0 0,0 0 0,0 1 0,0-1 0,1 1 0,0-1 0,0 0 0,0 1 0,1-1 0,-1 1 0,1 0 0,0 0 0,0-1 0,1 1 0,1 6 0,-1-7 0,1-1 0,0 1 0,0 0 0,0-1 0,0 1 0,1-1 0,0 0 0,-1 0 0,1 0 0,0 0 0,0 0 0,0-1 0,1 1 0,-1-1 0,1 0 0,5 2 0,8 4 0,0 0 0,24 5 0,-26-8 0,68 21 0,245 89 0,-324-113-104,29 14 341,-33-15-280,1-1 1,0 0-1,0 1 0,-1-1 0,1 1 0,0-1 1,-1 1-1,1-1 0,-1 1 0,1-1 0,0 1 1,-1 0-1,1-1 0,-1 1 0,0 0 0,1 0 0,-1-1 1,1 1-1,-1 0 0,0 0 0,0-1 0,1 1 1,-1 0-1,0 0 0,0 0 0,0-1 0,0 1 1,0 0-1,0 0 0,0 0 0,0 0 0,0-1 1,-1 1-1,1 1 0,-6 5-6783</inkml:trace>
 </inkml:ink>
 </file>
@@ -5457,4 +6693,16 @@
     </a:ext>
   </a:extLst>
 </a:theme>
+</file>
+
+<file path=customXml/item1.xml><?xml version="1.0" encoding="utf-8"?>
+<b:Sources xmlns:b="http://schemas.openxmlformats.org/officeDocument/2006/bibliography" xmlns="http://schemas.openxmlformats.org/officeDocument/2006/bibliography" SelectedStyle="\APASixthEditionOfficeOnline.xsl" StyleName="APA" Version="6"/>
+</file>
+
+<file path=customXml/itemProps1.xml><?xml version="1.0" encoding="utf-8"?>
+<ds:datastoreItem xmlns:ds="http://schemas.openxmlformats.org/officeDocument/2006/customXml" ds:itemID="{203DDC00-A054-430A-B048-160C984F01FF}">
+  <ds:schemaRefs>
+    <ds:schemaRef ds:uri="http://schemas.openxmlformats.org/officeDocument/2006/bibliography"/>
+  </ds:schemaRefs>
+</ds:datastoreItem>
 </file>
--- a/Web Development.docx
+++ b/Web Development.docx
@@ -384,7 +384,7 @@
                 </mc:Choice>
                 <mc:Fallback>
                   <w:pict>
-                    <v:shapetype w14:anchorId="1C0F03D6" id="_x0000_t32" coordsize="21600,21600" o:spt="32" o:oned="t" path="m,l21600,21600e" filled="f">
+                    <v:shapetype w14:anchorId="19C40BFD" id="_x0000_t32" coordsize="21600,21600" o:spt="32" o:oned="t" path="m,l21600,21600e" filled="f">
                       <v:path arrowok="t" fillok="f" o:connecttype="none"/>
                       <o:lock v:ext="edit" shapetype="t"/>
                     </v:shapetype>
@@ -699,7 +699,7 @@
                 </mc:Choice>
                 <mc:Fallback>
                   <w:pict>
-                    <v:shape w14:anchorId="3F289390" id="Straight Arrow Connector 1" o:spid="_x0000_s1026" type="#_x0000_t32" style="position:absolute;margin-left:26.45pt;margin-top:8.7pt;width:20.15pt;height:0;z-index:251666432;visibility:visible;mso-wrap-style:square;mso-wrap-distance-left:9pt;mso-wrap-distance-top:0;mso-wrap-distance-right:9pt;mso-wrap-distance-bottom:0;mso-position-horizontal:absolute;mso-position-horizontal-relative:text;mso-position-vertical:absolute;mso-position-vertical-relative:text" o:gfxdata="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" strokecolor="#4472c4 [3204]" strokeweight=".5pt">
+                    <v:shape w14:anchorId="49F11D29" id="Straight Arrow Connector 1" o:spid="_x0000_s1026" type="#_x0000_t32" style="position:absolute;margin-left:26.45pt;margin-top:8.7pt;width:20.15pt;height:0;z-index:251666432;visibility:visible;mso-wrap-style:square;mso-wrap-distance-left:9pt;mso-wrap-distance-top:0;mso-wrap-distance-right:9pt;mso-wrap-distance-bottom:0;mso-position-horizontal:absolute;mso-position-horizontal-relative:text;mso-position-vertical:absolute;mso-position-vertical-relative:text" o:gfxdata="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" strokecolor="#4472c4 [3204]" strokeweight=".5pt">
                       <v:stroke endarrow="block" joinstyle="miter"/>
                     </v:shape>
                   </w:pict>
@@ -784,7 +784,7 @@
                 </mc:Choice>
                 <mc:Fallback>
                   <w:pict>
-                    <v:shape w14:anchorId="3CD93871" id="Straight Arrow Connector 1" o:spid="_x0000_s1026" type="#_x0000_t32" style="position:absolute;margin-left:43.9pt;margin-top:8.7pt;width:20.15pt;height:0;z-index:251667456;visibility:visible;mso-wrap-style:square;mso-wrap-distance-left:9pt;mso-wrap-distance-top:0;mso-wrap-distance-right:9pt;mso-wrap-distance-bottom:0;mso-position-horizontal:absolute;mso-position-horizontal-relative:text;mso-position-vertical:absolute;mso-position-vertical-relative:text" o:gfxdata="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" strokecolor="#4472c4 [3204]" strokeweight=".5pt">
+                    <v:shape w14:anchorId="16398368" id="Straight Arrow Connector 1" o:spid="_x0000_s1026" type="#_x0000_t32" style="position:absolute;margin-left:43.9pt;margin-top:8.7pt;width:20.15pt;height:0;z-index:251667456;visibility:visible;mso-wrap-style:square;mso-wrap-distance-left:9pt;mso-wrap-distance-top:0;mso-wrap-distance-right:9pt;mso-wrap-distance-bottom:0;mso-position-horizontal:absolute;mso-position-horizontal-relative:text;mso-position-vertical:absolute;mso-position-vertical-relative:text" o:gfxdata="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" strokecolor="#4472c4 [3204]" strokeweight=".5pt">
                       <v:stroke endarrow="block" joinstyle="miter"/>
                     </v:shape>
                   </w:pict>
@@ -875,7 +875,7 @@
                 </mc:Choice>
                 <mc:Fallback>
                   <w:pict>
-                    <v:shape w14:anchorId="12330340" id="Straight Arrow Connector 1" o:spid="_x0000_s1026" type="#_x0000_t32" style="position:absolute;margin-left:85.9pt;margin-top:7.05pt;width:51.35pt;height:.7pt;flip:y;z-index:251668480;visibility:visible;mso-wrap-style:square;mso-width-percent:0;mso-height-percent:0;mso-wrap-distance-left:9pt;mso-wrap-distance-top:0;mso-wrap-distance-right:9pt;mso-wrap-distance-bottom:0;mso-position-horizontal:absolute;mso-position-horizontal-relative:text;mso-position-vertical:absolute;mso-position-vertical-relative:text;mso-width-percent:0;mso-height-percent:0;mso-width-relative:margin;mso-height-relative:margin" o:gfxdata="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" strokecolor="#4472c4 [3204]" strokeweight=".5pt">
+                    <v:shape w14:anchorId="773EFE1F" id="Straight Arrow Connector 1" o:spid="_x0000_s1026" type="#_x0000_t32" style="position:absolute;margin-left:85.9pt;margin-top:7.05pt;width:51.35pt;height:.7pt;flip:y;z-index:251668480;visibility:visible;mso-wrap-style:square;mso-width-percent:0;mso-height-percent:0;mso-wrap-distance-left:9pt;mso-wrap-distance-top:0;mso-wrap-distance-right:9pt;mso-wrap-distance-bottom:0;mso-position-horizontal:absolute;mso-position-horizontal-relative:text;mso-position-vertical:absolute;mso-position-vertical-relative:text;mso-width-percent:0;mso-height-percent:0;mso-width-relative:margin;mso-height-relative:margin" o:gfxdata="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" strokecolor="#4472c4 [3204]" strokeweight=".5pt">
                       <v:stroke endarrow="block" joinstyle="miter"/>
                     </v:shape>
                   </w:pict>
@@ -1163,7 +1163,7 @@
                 </mc:Choice>
                 <mc:Fallback>
                   <w:pict>
-                    <v:shapetype w14:anchorId="5B338E10" id="_x0000_t75" coordsize="21600,21600" o:spt="75" o:preferrelative="t" path="m@4@5l@4@11@9@11@9@5xe" filled="f" stroked="f">
+                    <v:shapetype w14:anchorId="0B74A98A" id="_x0000_t75" coordsize="21600,21600" o:spt="75" o:preferrelative="t" path="m@4@5l@4@11@9@11@9@5xe" filled="f" stroked="f">
                       <v:stroke joinstyle="miter"/>
                       <v:formulas>
                         <v:f eqn="if lineDrawn pixelLineWidth 0"/>
@@ -1342,7 +1342,7 @@
                 </mc:Choice>
                 <mc:Fallback>
                   <w:pict>
-                    <v:shape w14:anchorId="78E502DC" id="Ink 11" o:spid="_x0000_s1026" type="#_x0000_t75" style="position:absolute;margin-left:66.3pt;margin-top:.55pt;width:292.6pt;height:48.95pt;z-index:251681792;visibility:visible;mso-wrap-style:square;mso-wrap-distance-left:9pt;mso-wrap-distance-top:0;mso-wrap-distance-right:9pt;mso-wrap-distance-bottom:0;mso-position-horizontal:absolute;mso-position-horizontal-relative:text;mso-position-vertical:absolute;mso-position-vertical-relative:text" o:gfxdata="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">
+                    <v:shape w14:anchorId="6613B1E0" id="Ink 11" o:spid="_x0000_s1026" type="#_x0000_t75" style="position:absolute;margin-left:66.3pt;margin-top:.55pt;width:292.6pt;height:48.95pt;z-index:251681792;visibility:visible;mso-wrap-style:square;mso-wrap-distance-left:9pt;mso-wrap-distance-top:0;mso-wrap-distance-right:9pt;mso-wrap-distance-bottom:0;mso-position-horizontal:absolute;mso-position-horizontal-relative:text;mso-position-vertical:absolute;mso-position-vertical-relative:text" o:gfxdata="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">
                       <v:imagedata r:id="rId9" o:title=""/>
                     </v:shape>
                   </w:pict>
@@ -2112,7 +2112,7 @@
           </mc:Choice>
           <mc:Fallback>
             <w:pict>
-              <v:line w14:anchorId="3018192A" id="Straight Connector 3" o:spid="_x0000_s1026" style="position:absolute;z-index:251682816;visibility:visible;mso-wrap-style:square;mso-wrap-distance-left:9pt;mso-wrap-distance-top:0;mso-wrap-distance-right:9pt;mso-wrap-distance-bottom:0;mso-position-horizontal:absolute;mso-position-horizontal-relative:text;mso-position-vertical:absolute;mso-position-vertical-relative:text" from="2.1pt,12.1pt" to="2.1pt,298.3pt" o:gfxdata="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" strokecolor="#4472c4 [3204]" strokeweight=".5pt">
+              <v:line w14:anchorId="55C497FB" id="Straight Connector 3" o:spid="_x0000_s1026" style="position:absolute;z-index:251682816;visibility:visible;mso-wrap-style:square;mso-wrap-distance-left:9pt;mso-wrap-distance-top:0;mso-wrap-distance-right:9pt;mso-wrap-distance-bottom:0;mso-position-horizontal:absolute;mso-position-horizontal-relative:text;mso-position-vertical:absolute;mso-position-vertical-relative:text" from="2.1pt,12.1pt" to="2.1pt,298.3pt" o:gfxdata="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" strokecolor="#4472c4 [3204]" strokeweight=".5pt">
                 <v:stroke joinstyle="miter"/>
               </v:line>
             </w:pict>
@@ -2184,7 +2184,7 @@
           </mc:Choice>
           <mc:Fallback>
             <w:pict>
-              <v:line w14:anchorId="430538F6" id="Straight Connector 4" o:spid="_x0000_s1026" style="position:absolute;z-index:251683840;visibility:visible;mso-wrap-style:square;mso-wrap-distance-left:9pt;mso-wrap-distance-top:0;mso-wrap-distance-right:9pt;mso-wrap-distance-bottom:0;mso-position-horizontal:absolute;mso-position-horizontal-relative:text;mso-position-vertical:absolute;mso-position-vertical-relative:text" from="38.7pt,13.2pt" to="38.7pt,51pt" o:gfxdata="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" strokecolor="#4472c4 [3204]" strokeweight=".5pt">
+              <v:line w14:anchorId="72BD2F8A" id="Straight Connector 4" o:spid="_x0000_s1026" style="position:absolute;z-index:251683840;visibility:visible;mso-wrap-style:square;mso-wrap-distance-left:9pt;mso-wrap-distance-top:0;mso-wrap-distance-right:9pt;mso-wrap-distance-bottom:0;mso-position-horizontal:absolute;mso-position-horizontal-relative:text;mso-position-vertical:absolute;mso-position-vertical-relative:text" from="38.7pt,13.2pt" to="38.7pt,51pt" o:gfxdata="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" strokecolor="#4472c4 [3204]" strokeweight=".5pt">
                 <v:stroke joinstyle="miter"/>
               </v:line>
             </w:pict>
@@ -2287,7 +2287,7 @@
           </mc:Choice>
           <mc:Fallback>
             <w:pict>
-              <v:line w14:anchorId="751820B7" id="Straight Connector 5" o:spid="_x0000_s1026" style="position:absolute;z-index:251684864;visibility:visible;mso-wrap-style:square;mso-wrap-distance-left:9pt;mso-wrap-distance-top:0;mso-wrap-distance-right:9pt;mso-wrap-distance-bottom:0;mso-position-horizontal:absolute;mso-position-horizontal-relative:text;mso-position-vertical:absolute;mso-position-vertical-relative:text" from="38.7pt,14.15pt" to="38.7pt,186.35pt" o:gfxdata="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" strokecolor="#4472c4 [3204]" strokeweight=".5pt">
+              <v:line w14:anchorId="38DD47F6" id="Straight Connector 5" o:spid="_x0000_s1026" style="position:absolute;z-index:251684864;visibility:visible;mso-wrap-style:square;mso-wrap-distance-left:9pt;mso-wrap-distance-top:0;mso-wrap-distance-right:9pt;mso-wrap-distance-bottom:0;mso-position-horizontal:absolute;mso-position-horizontal-relative:text;mso-position-vertical:absolute;mso-position-vertical-relative:text" from="38.7pt,14.15pt" to="38.7pt,186.35pt" o:gfxdata="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" strokecolor="#4472c4 [3204]" strokeweight=".5pt">
                 <v:stroke joinstyle="miter"/>
               </v:line>
             </w:pict>
@@ -2362,7 +2362,7 @@
           </mc:Choice>
           <mc:Fallback>
             <w:pict>
-              <v:line w14:anchorId="7B081396" id="Straight Connector 6" o:spid="_x0000_s1026" style="position:absolute;z-index:251685888;visibility:visible;mso-wrap-style:square;mso-wrap-distance-left:9pt;mso-wrap-distance-top:0;mso-wrap-distance-right:9pt;mso-wrap-distance-bottom:0;mso-position-horizontal:absolute;mso-position-horizontal-relative:text;mso-position-vertical:absolute;mso-position-vertical-relative:text" from="74.7pt,11.65pt" to="74.7pt,141.25pt" o:gfxdata="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" strokecolor="#4472c4 [3204]" strokeweight=".5pt">
+              <v:line w14:anchorId="2BA0209E" id="Straight Connector 6" o:spid="_x0000_s1026" style="position:absolute;z-index:251685888;visibility:visible;mso-wrap-style:square;mso-wrap-distance-left:9pt;mso-wrap-distance-top:0;mso-wrap-distance-right:9pt;mso-wrap-distance-bottom:0;mso-position-horizontal:absolute;mso-position-horizontal-relative:text;mso-position-vertical:absolute;mso-position-vertical-relative:text" from="74.7pt,11.65pt" to="74.7pt,141.25pt" o:gfxdata="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" strokecolor="#4472c4 [3204]" strokeweight=".5pt">
                 <v:stroke joinstyle="miter"/>
               </v:line>
             </w:pict>
@@ -2482,7 +2482,7 @@
           </mc:Choice>
           <mc:Fallback>
             <w:pict>
-              <v:line w14:anchorId="13A7B994" id="Straight Connector 7" o:spid="_x0000_s1026" style="position:absolute;z-index:251686912;visibility:visible;mso-wrap-style:square;mso-wrap-distance-left:9pt;mso-wrap-distance-top:0;mso-wrap-distance-right:9pt;mso-wrap-distance-bottom:0;mso-position-horizontal:absolute;mso-position-horizontal-relative:text;mso-position-vertical:absolute;mso-position-vertical-relative:text" from="111.3pt,17.45pt" to="111.3pt,72.05pt" o:gfxdata="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" strokecolor="#4472c4 [3204]" strokeweight=".5pt">
+              <v:line w14:anchorId="7F137CD2" id="Straight Connector 7" o:spid="_x0000_s1026" style="position:absolute;z-index:251686912;visibility:visible;mso-wrap-style:square;mso-wrap-distance-left:9pt;mso-wrap-distance-top:0;mso-wrap-distance-right:9pt;mso-wrap-distance-bottom:0;mso-position-horizontal:absolute;mso-position-horizontal-relative:text;mso-position-vertical:absolute;mso-position-vertical-relative:text" from="111.3pt,17.45pt" to="111.3pt,72.05pt" o:gfxdata="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" strokecolor="#4472c4 [3204]" strokeweight=".5pt">
                 <v:stroke joinstyle="miter"/>
               </v:line>
             </w:pict>
@@ -4463,7 +4463,21 @@
         <w:rPr>
           <w:lang w:val="en-US"/>
         </w:rPr>
-        <w:t xml:space="preserve"> </w:t>
+        <w:t xml:space="preserve"> có get/post</w:t>
+      </w:r>
+    </w:p>
+    <w:p>
+      <w:pPr>
+        <w:ind w:firstLine="720"/>
+        <w:rPr>
+          <w:lang w:val="en-US"/>
+        </w:rPr>
+      </w:pPr>
+      <w:r>
+        <w:rPr>
+          <w:lang w:val="en-US"/>
+        </w:rPr>
+        <w:t xml:space="preserve">                     </w:t>
       </w:r>
       <w:proofErr w:type="spellStart"/>
       <w:r>
@@ -4477,8 +4491,114 @@
         <w:rPr>
           <w:lang w:val="en-US"/>
         </w:rPr>
-        <w:t xml:space="preserve"> get/post</w:t>
-      </w:r>
+        <w:t xml:space="preserve"> </w:t>
+      </w:r>
+      <w:proofErr w:type="spellStart"/>
+      <w:r>
+        <w:rPr>
+          <w:lang w:val="en-US"/>
+        </w:rPr>
+        <w:t>cá</w:t>
+      </w:r>
+      <w:proofErr w:type="spellEnd"/>
+      <w:r>
+        <w:rPr>
+          <w:lang w:val="en-US"/>
+        </w:rPr>
+        <w:t xml:space="preserve"> </w:t>
+      </w:r>
+      <w:proofErr w:type="spellStart"/>
+      <w:r>
+        <w:rPr>
+          <w:lang w:val="en-US"/>
+        </w:rPr>
+        <w:t>dạng</w:t>
+      </w:r>
+      <w:proofErr w:type="spellEnd"/>
+      <w:r>
+        <w:rPr>
+          <w:lang w:val="en-US"/>
+        </w:rPr>
+        <w:t xml:space="preserve"> </w:t>
+      </w:r>
+      <w:proofErr w:type="spellStart"/>
+      <w:r>
+        <w:rPr>
+          <w:lang w:val="en-US"/>
+        </w:rPr>
+        <w:t>để</w:t>
+      </w:r>
+      <w:proofErr w:type="spellEnd"/>
+      <w:r>
+        <w:rPr>
+          <w:lang w:val="en-US"/>
+        </w:rPr>
+        <w:t xml:space="preserve"> </w:t>
+      </w:r>
+      <w:proofErr w:type="spellStart"/>
+      <w:r>
+        <w:rPr>
+          <w:lang w:val="en-US"/>
+        </w:rPr>
+        <w:t>người</w:t>
+      </w:r>
+      <w:proofErr w:type="spellEnd"/>
+      <w:r>
+        <w:rPr>
+          <w:lang w:val="en-US"/>
+        </w:rPr>
+        <w:t xml:space="preserve"> </w:t>
+      </w:r>
+      <w:proofErr w:type="spellStart"/>
+      <w:r>
+        <w:rPr>
+          <w:lang w:val="en-US"/>
+        </w:rPr>
+        <w:t>dùng</w:t>
+      </w:r>
+      <w:proofErr w:type="spellEnd"/>
+      <w:r>
+        <w:rPr>
+          <w:lang w:val="en-US"/>
+        </w:rPr>
+        <w:t xml:space="preserve"> </w:t>
+      </w:r>
+      <w:proofErr w:type="spellStart"/>
+      <w:r>
+        <w:rPr>
+          <w:lang w:val="en-US"/>
+        </w:rPr>
+        <w:t>thể</w:t>
+      </w:r>
+      <w:proofErr w:type="spellEnd"/>
+      <w:r>
+        <w:rPr>
+          <w:lang w:val="en-US"/>
+        </w:rPr>
+        <w:t xml:space="preserve"> </w:t>
+      </w:r>
+      <w:proofErr w:type="spellStart"/>
+      <w:r>
+        <w:rPr>
+          <w:lang w:val="en-US"/>
+        </w:rPr>
+        <w:t>hiện</w:t>
+      </w:r>
+      <w:proofErr w:type="spellEnd"/>
+      <w:r>
+        <w:rPr>
+          <w:lang w:val="en-US"/>
+        </w:rPr>
+        <w:t xml:space="preserve"> </w:t>
+      </w:r>
+      <w:proofErr w:type="spellStart"/>
+      <w:r>
+        <w:rPr>
+          <w:lang w:val="en-US"/>
+        </w:rPr>
+        <w:t>mình</w:t>
+      </w:r>
+      <w:proofErr w:type="spellEnd"/>
     </w:p>
     <w:p>
       <w:pPr>
@@ -4491,49 +4611,359 @@
         <w:rPr>
           <w:lang w:val="en-US"/>
         </w:rPr>
-        <w:t xml:space="preserve">                     </w:t>
-      </w:r>
-      <w:proofErr w:type="spellStart"/>
-      <w:r>
-        <w:rPr>
-          <w:lang w:val="en-US"/>
-        </w:rPr>
-        <w:t>có</w:t>
-      </w:r>
-      <w:proofErr w:type="spellEnd"/>
-      <w:r>
-        <w:rPr>
-          <w:lang w:val="en-US"/>
-        </w:rPr>
-        <w:t xml:space="preserve"> </w:t>
-      </w:r>
-      <w:proofErr w:type="spellStart"/>
-      <w:r>
-        <w:rPr>
-          <w:lang w:val="en-US"/>
-        </w:rPr>
-        <w:t>cá</w:t>
-      </w:r>
-      <w:proofErr w:type="spellEnd"/>
-      <w:r>
-        <w:rPr>
-          <w:lang w:val="en-US"/>
-        </w:rPr>
-        <w:t xml:space="preserve"> </w:t>
-      </w:r>
-      <w:proofErr w:type="spellStart"/>
-      <w:r>
-        <w:rPr>
-          <w:lang w:val="en-US"/>
-        </w:rPr>
-        <w:t>dạng</w:t>
-      </w:r>
-      <w:proofErr w:type="spellEnd"/>
-      <w:r>
-        <w:rPr>
-          <w:lang w:val="en-US"/>
-        </w:rPr>
-        <w:t xml:space="preserve"> </w:t>
+        <w:t xml:space="preserve">                     input</w:t>
+      </w:r>
+    </w:p>
+    <w:p>
+      <w:pPr>
+        <w:ind w:firstLine="720"/>
+        <w:rPr>
+          <w:lang w:val="en-US"/>
+        </w:rPr>
+      </w:pPr>
+      <w:r>
+        <w:rPr>
+          <w:lang w:val="en-US"/>
+        </w:rPr>
+        <w:t xml:space="preserve">                     select</w:t>
+      </w:r>
+    </w:p>
+    <w:p>
+      <w:pPr>
+        <w:ind w:firstLine="720"/>
+        <w:rPr>
+          <w:lang w:val="en-US"/>
+        </w:rPr>
+      </w:pPr>
+      <w:r>
+        <w:rPr>
+          <w:lang w:val="en-US"/>
+        </w:rPr>
+        <w:t xml:space="preserve">                     text area</w:t>
+      </w:r>
+    </w:p>
+    <w:p>
+      <w:pPr>
+        <w:ind w:firstLine="720"/>
+        <w:rPr>
+          <w:lang w:val="en-US"/>
+        </w:rPr>
+      </w:pPr>
+      <w:r>
+        <w:rPr>
+          <w:lang w:val="en-US"/>
+        </w:rPr>
+        <w:t xml:space="preserve">                     button                     </w:t>
+      </w:r>
+    </w:p>
+    <w:p>
+      <w:pPr>
+        <w:ind w:firstLine="720"/>
+        <w:rPr>
+          <w:lang w:val="en-US"/>
+        </w:rPr>
+      </w:pPr>
+      <w:r>
+        <w:rPr>
+          <w:lang w:val="en-US"/>
+        </w:rPr>
+        <w:t xml:space="preserve">                    --&gt;</w:t>
+      </w:r>
+    </w:p>
+    <w:p>
+      <w:pPr>
+        <w:ind w:firstLine="720"/>
+        <w:rPr>
+          <w:lang w:val="en-US"/>
+        </w:rPr>
+      </w:pPr>
+      <w:r>
+        <w:rPr>
+          <w:lang w:val="en-US"/>
+        </w:rPr>
+        <w:t xml:space="preserve">                    </w:t>
+      </w:r>
+      <w:proofErr w:type="gramStart"/>
+      <w:r>
+        <w:rPr>
+          <w:lang w:val="en-US"/>
+        </w:rPr>
+        <w:t>&lt;!--</w:t>
+      </w:r>
+      <w:proofErr w:type="gramEnd"/>
+      <w:r>
+        <w:rPr>
+          <w:lang w:val="en-US"/>
+        </w:rPr>
+        <w:t xml:space="preserve"> </w:t>
+      </w:r>
+      <w:proofErr w:type="spellStart"/>
+      <w:r>
+        <w:rPr>
+          <w:lang w:val="en-US"/>
+        </w:rPr>
+        <w:t>đăng</w:t>
+      </w:r>
+      <w:proofErr w:type="spellEnd"/>
+      <w:r>
+        <w:rPr>
+          <w:lang w:val="en-US"/>
+        </w:rPr>
+        <w:t xml:space="preserve"> </w:t>
+      </w:r>
+      <w:proofErr w:type="spellStart"/>
+      <w:r>
+        <w:rPr>
+          <w:lang w:val="en-US"/>
+        </w:rPr>
+        <w:t>ký</w:t>
+      </w:r>
+      <w:proofErr w:type="spellEnd"/>
+      <w:r>
+        <w:rPr>
+          <w:lang w:val="en-US"/>
+        </w:rPr>
+        <w:t xml:space="preserve"> </w:t>
+      </w:r>
+      <w:proofErr w:type="spellStart"/>
+      <w:r>
+        <w:rPr>
+          <w:lang w:val="en-US"/>
+        </w:rPr>
+        <w:t>tài</w:t>
+      </w:r>
+      <w:proofErr w:type="spellEnd"/>
+      <w:r>
+        <w:rPr>
+          <w:lang w:val="en-US"/>
+        </w:rPr>
+        <w:t xml:space="preserve"> </w:t>
+      </w:r>
+      <w:proofErr w:type="spellStart"/>
+      <w:r>
+        <w:rPr>
+          <w:lang w:val="en-US"/>
+        </w:rPr>
+        <w:t>khoản</w:t>
+      </w:r>
+      <w:proofErr w:type="spellEnd"/>
+      <w:r>
+        <w:rPr>
+          <w:lang w:val="en-US"/>
+        </w:rPr>
+        <w:t xml:space="preserve"> --&gt;</w:t>
+      </w:r>
+    </w:p>
+    <w:p>
+      <w:pPr>
+        <w:ind w:firstLine="720"/>
+        <w:rPr>
+          <w:lang w:val="en-US"/>
+        </w:rPr>
+      </w:pPr>
+    </w:p>
+    <w:p>
+      <w:pPr>
+        <w:ind w:firstLine="720"/>
+        <w:rPr>
+          <w:lang w:val="en-US"/>
+        </w:rPr>
+      </w:pPr>
+      <w:r>
+        <w:rPr>
+          <w:lang w:val="en-US"/>
+        </w:rPr>
+        <w:t xml:space="preserve">                &lt;/form&gt;</w:t>
+      </w:r>
+    </w:p>
+    <w:p>
+      <w:pPr>
+        <w:ind w:left="1440" w:firstLine="720"/>
+        <w:rPr>
+          <w:lang w:val="en-US"/>
+        </w:rPr>
+      </w:pPr>
+      <w:r>
+        <w:rPr>
+          <w:lang w:val="en-US"/>
+        </w:rPr>
+        <w:t>&lt;input type="text" name="</w:t>
+      </w:r>
+      <w:proofErr w:type="spellStart"/>
+      <w:r>
+        <w:rPr>
+          <w:lang w:val="en-US"/>
+        </w:rPr>
+        <w:t>full_name</w:t>
+      </w:r>
+      <w:proofErr w:type="spellEnd"/>
+      <w:r>
+        <w:rPr>
+          <w:lang w:val="en-US"/>
+        </w:rPr>
+        <w:t>" placeholder="enter your name"/&gt;</w:t>
+      </w:r>
+    </w:p>
+    <w:p>
+      <w:pPr>
+        <w:ind w:firstLine="720"/>
+        <w:rPr>
+          <w:lang w:val="en-US"/>
+        </w:rPr>
+      </w:pPr>
+      <w:r>
+        <w:rPr>
+          <w:lang w:val="en-US"/>
+        </w:rPr>
+        <w:t xml:space="preserve">                        </w:t>
+      </w:r>
+      <w:proofErr w:type="gramStart"/>
+      <w:r>
+        <w:rPr>
+          <w:lang w:val="en-US"/>
+        </w:rPr>
+        <w:t>&lt;!--</w:t>
+      </w:r>
+      <w:proofErr w:type="gramEnd"/>
+      <w:r>
+        <w:rPr>
+          <w:lang w:val="en-US"/>
+        </w:rPr>
+        <w:t xml:space="preserve"> </w:t>
+      </w:r>
+      <w:proofErr w:type="spellStart"/>
+      <w:r>
+        <w:rPr>
+          <w:lang w:val="en-US"/>
+        </w:rPr>
+        <w:t>chỗ</w:t>
+      </w:r>
+      <w:proofErr w:type="spellEnd"/>
+      <w:r>
+        <w:rPr>
+          <w:lang w:val="en-US"/>
+        </w:rPr>
+        <w:t xml:space="preserve"> </w:t>
+      </w:r>
+      <w:proofErr w:type="spellStart"/>
+      <w:r>
+        <w:rPr>
+          <w:lang w:val="en-US"/>
+        </w:rPr>
+        <w:t>điền</w:t>
+      </w:r>
+      <w:proofErr w:type="spellEnd"/>
+      <w:r>
+        <w:rPr>
+          <w:lang w:val="en-US"/>
+        </w:rPr>
+        <w:t xml:space="preserve"> </w:t>
+      </w:r>
+      <w:proofErr w:type="spellStart"/>
+      <w:r>
+        <w:rPr>
+          <w:lang w:val="en-US"/>
+        </w:rPr>
+        <w:t>thông</w:t>
+      </w:r>
+      <w:proofErr w:type="spellEnd"/>
+      <w:r>
+        <w:rPr>
+          <w:lang w:val="en-US"/>
+        </w:rPr>
+        <w:t xml:space="preserve"> tin, </w:t>
+      </w:r>
+    </w:p>
+    <w:p>
+      <w:pPr>
+        <w:ind w:firstLine="720"/>
+        <w:rPr>
+          <w:lang w:val="en-US"/>
+        </w:rPr>
+      </w:pPr>
+      <w:r>
+        <w:rPr>
+          <w:lang w:val="en-US"/>
+        </w:rPr>
+        <w:t xml:space="preserve">                        type="text" </w:t>
+      </w:r>
+      <w:proofErr w:type="spellStart"/>
+      <w:r>
+        <w:rPr>
+          <w:lang w:val="en-US"/>
+        </w:rPr>
+        <w:t>điền</w:t>
+      </w:r>
+      <w:proofErr w:type="spellEnd"/>
+      <w:r>
+        <w:rPr>
+          <w:lang w:val="en-US"/>
+        </w:rPr>
+        <w:t xml:space="preserve"> </w:t>
+      </w:r>
+      <w:proofErr w:type="spellStart"/>
+      <w:r>
+        <w:rPr>
+          <w:lang w:val="en-US"/>
+        </w:rPr>
+        <w:t>thông</w:t>
+      </w:r>
+      <w:proofErr w:type="spellEnd"/>
+      <w:r>
+        <w:rPr>
+          <w:lang w:val="en-US"/>
+        </w:rPr>
+        <w:t xml:space="preserve"> tin, </w:t>
+      </w:r>
+      <w:proofErr w:type="spellStart"/>
+      <w:r>
+        <w:rPr>
+          <w:lang w:val="en-US"/>
+        </w:rPr>
+        <w:t>tối</w:t>
+      </w:r>
+      <w:proofErr w:type="spellEnd"/>
+      <w:r>
+        <w:rPr>
+          <w:lang w:val="en-US"/>
+        </w:rPr>
+        <w:t xml:space="preserve"> </w:t>
+      </w:r>
+      <w:proofErr w:type="spellStart"/>
+      <w:r>
+        <w:rPr>
+          <w:lang w:val="en-US"/>
+        </w:rPr>
+        <w:t>đa</w:t>
+      </w:r>
+      <w:proofErr w:type="spellEnd"/>
+      <w:r>
+        <w:rPr>
+          <w:lang w:val="en-US"/>
+        </w:rPr>
+        <w:t xml:space="preserve"> 255 ký </w:t>
+      </w:r>
+      <w:proofErr w:type="spellStart"/>
+      <w:r>
+        <w:rPr>
+          <w:lang w:val="en-US"/>
+        </w:rPr>
+        <w:t>tự</w:t>
+      </w:r>
+      <w:proofErr w:type="spellEnd"/>
+    </w:p>
+    <w:p>
+      <w:pPr>
+        <w:ind w:firstLine="720"/>
+        <w:rPr>
+          <w:lang w:val="en-US"/>
+        </w:rPr>
+      </w:pPr>
+      <w:r>
+        <w:rPr>
+          <w:lang w:val="en-US"/>
+        </w:rPr>
+        <w:t xml:space="preserve">                        name: key </w:t>
       </w:r>
       <w:proofErr w:type="spellStart"/>
       <w:r>
@@ -4547,464 +4977,6 @@
         <w:rPr>
           <w:lang w:val="en-US"/>
         </w:rPr>
-        <w:t xml:space="preserve"> </w:t>
-      </w:r>
-      <w:proofErr w:type="spellStart"/>
-      <w:r>
-        <w:rPr>
-          <w:lang w:val="en-US"/>
-        </w:rPr>
-        <w:t>người</w:t>
-      </w:r>
-      <w:proofErr w:type="spellEnd"/>
-      <w:r>
-        <w:rPr>
-          <w:lang w:val="en-US"/>
-        </w:rPr>
-        <w:t xml:space="preserve"> </w:t>
-      </w:r>
-      <w:proofErr w:type="spellStart"/>
-      <w:r>
-        <w:rPr>
-          <w:lang w:val="en-US"/>
-        </w:rPr>
-        <w:t>dùng</w:t>
-      </w:r>
-      <w:proofErr w:type="spellEnd"/>
-      <w:r>
-        <w:rPr>
-          <w:lang w:val="en-US"/>
-        </w:rPr>
-        <w:t xml:space="preserve"> </w:t>
-      </w:r>
-      <w:proofErr w:type="spellStart"/>
-      <w:r>
-        <w:rPr>
-          <w:lang w:val="en-US"/>
-        </w:rPr>
-        <w:t>thể</w:t>
-      </w:r>
-      <w:proofErr w:type="spellEnd"/>
-      <w:r>
-        <w:rPr>
-          <w:lang w:val="en-US"/>
-        </w:rPr>
-        <w:t xml:space="preserve"> </w:t>
-      </w:r>
-      <w:proofErr w:type="spellStart"/>
-      <w:r>
-        <w:rPr>
-          <w:lang w:val="en-US"/>
-        </w:rPr>
-        <w:t>hiện</w:t>
-      </w:r>
-      <w:proofErr w:type="spellEnd"/>
-      <w:r>
-        <w:rPr>
-          <w:lang w:val="en-US"/>
-        </w:rPr>
-        <w:t xml:space="preserve"> </w:t>
-      </w:r>
-      <w:proofErr w:type="spellStart"/>
-      <w:r>
-        <w:rPr>
-          <w:lang w:val="en-US"/>
-        </w:rPr>
-        <w:t>mình</w:t>
-      </w:r>
-      <w:proofErr w:type="spellEnd"/>
-    </w:p>
-    <w:p>
-      <w:pPr>
-        <w:ind w:firstLine="720"/>
-        <w:rPr>
-          <w:lang w:val="en-US"/>
-        </w:rPr>
-      </w:pPr>
-      <w:r>
-        <w:rPr>
-          <w:lang w:val="en-US"/>
-        </w:rPr>
-        <w:t xml:space="preserve">                     input</w:t>
-      </w:r>
-    </w:p>
-    <w:p>
-      <w:pPr>
-        <w:ind w:firstLine="720"/>
-        <w:rPr>
-          <w:lang w:val="en-US"/>
-        </w:rPr>
-      </w:pPr>
-      <w:r>
-        <w:rPr>
-          <w:lang w:val="en-US"/>
-        </w:rPr>
-        <w:t xml:space="preserve">                     select</w:t>
-      </w:r>
-    </w:p>
-    <w:p>
-      <w:pPr>
-        <w:ind w:firstLine="720"/>
-        <w:rPr>
-          <w:lang w:val="en-US"/>
-        </w:rPr>
-      </w:pPr>
-      <w:r>
-        <w:rPr>
-          <w:lang w:val="en-US"/>
-        </w:rPr>
-        <w:t xml:space="preserve">                     text area</w:t>
-      </w:r>
-    </w:p>
-    <w:p>
-      <w:pPr>
-        <w:ind w:firstLine="720"/>
-        <w:rPr>
-          <w:lang w:val="en-US"/>
-        </w:rPr>
-      </w:pPr>
-      <w:r>
-        <w:rPr>
-          <w:lang w:val="en-US"/>
-        </w:rPr>
-        <w:t xml:space="preserve">                     button                     </w:t>
-      </w:r>
-    </w:p>
-    <w:p>
-      <w:pPr>
-        <w:ind w:firstLine="720"/>
-        <w:rPr>
-          <w:lang w:val="en-US"/>
-        </w:rPr>
-      </w:pPr>
-      <w:r>
-        <w:rPr>
-          <w:lang w:val="en-US"/>
-        </w:rPr>
-        <w:t xml:space="preserve">                    --&gt;</w:t>
-      </w:r>
-    </w:p>
-    <w:p>
-      <w:pPr>
-        <w:ind w:firstLine="720"/>
-        <w:rPr>
-          <w:lang w:val="en-US"/>
-        </w:rPr>
-      </w:pPr>
-      <w:r>
-        <w:rPr>
-          <w:lang w:val="en-US"/>
-        </w:rPr>
-        <w:t xml:space="preserve">                    </w:t>
-      </w:r>
-      <w:proofErr w:type="gramStart"/>
-      <w:r>
-        <w:rPr>
-          <w:lang w:val="en-US"/>
-        </w:rPr>
-        <w:t>&lt;!--</w:t>
-      </w:r>
-      <w:proofErr w:type="gramEnd"/>
-      <w:r>
-        <w:rPr>
-          <w:lang w:val="en-US"/>
-        </w:rPr>
-        <w:t xml:space="preserve"> </w:t>
-      </w:r>
-      <w:proofErr w:type="spellStart"/>
-      <w:r>
-        <w:rPr>
-          <w:lang w:val="en-US"/>
-        </w:rPr>
-        <w:t>đăng</w:t>
-      </w:r>
-      <w:proofErr w:type="spellEnd"/>
-      <w:r>
-        <w:rPr>
-          <w:lang w:val="en-US"/>
-        </w:rPr>
-        <w:t xml:space="preserve"> </w:t>
-      </w:r>
-      <w:proofErr w:type="spellStart"/>
-      <w:r>
-        <w:rPr>
-          <w:lang w:val="en-US"/>
-        </w:rPr>
-        <w:t>ký</w:t>
-      </w:r>
-      <w:proofErr w:type="spellEnd"/>
-      <w:r>
-        <w:rPr>
-          <w:lang w:val="en-US"/>
-        </w:rPr>
-        <w:t xml:space="preserve"> </w:t>
-      </w:r>
-      <w:proofErr w:type="spellStart"/>
-      <w:r>
-        <w:rPr>
-          <w:lang w:val="en-US"/>
-        </w:rPr>
-        <w:t>tài</w:t>
-      </w:r>
-      <w:proofErr w:type="spellEnd"/>
-      <w:r>
-        <w:rPr>
-          <w:lang w:val="en-US"/>
-        </w:rPr>
-        <w:t xml:space="preserve"> </w:t>
-      </w:r>
-      <w:proofErr w:type="spellStart"/>
-      <w:r>
-        <w:rPr>
-          <w:lang w:val="en-US"/>
-        </w:rPr>
-        <w:t>khoản</w:t>
-      </w:r>
-      <w:proofErr w:type="spellEnd"/>
-      <w:r>
-        <w:rPr>
-          <w:lang w:val="en-US"/>
-        </w:rPr>
-        <w:t xml:space="preserve"> --&gt;</w:t>
-      </w:r>
-    </w:p>
-    <w:p>
-      <w:pPr>
-        <w:ind w:firstLine="720"/>
-        <w:rPr>
-          <w:lang w:val="en-US"/>
-        </w:rPr>
-      </w:pPr>
-    </w:p>
-    <w:p>
-      <w:pPr>
-        <w:ind w:firstLine="720"/>
-        <w:rPr>
-          <w:lang w:val="en-US"/>
-        </w:rPr>
-      </w:pPr>
-      <w:r>
-        <w:rPr>
-          <w:lang w:val="en-US"/>
-        </w:rPr>
-        <w:t xml:space="preserve">                &lt;/form&gt;</w:t>
-      </w:r>
-    </w:p>
-    <w:p>
-      <w:pPr>
-        <w:ind w:left="1440" w:firstLine="720"/>
-        <w:rPr>
-          <w:lang w:val="en-US"/>
-        </w:rPr>
-      </w:pPr>
-      <w:r>
-        <w:rPr>
-          <w:lang w:val="en-US"/>
-        </w:rPr>
-        <w:t>&lt;input type="text" name="</w:t>
-      </w:r>
-      <w:proofErr w:type="spellStart"/>
-      <w:r>
-        <w:rPr>
-          <w:lang w:val="en-US"/>
-        </w:rPr>
-        <w:t>full_name</w:t>
-      </w:r>
-      <w:proofErr w:type="spellEnd"/>
-      <w:r>
-        <w:rPr>
-          <w:lang w:val="en-US"/>
-        </w:rPr>
-        <w:t>" placeholder="enter your name"/&gt;</w:t>
-      </w:r>
-    </w:p>
-    <w:p>
-      <w:pPr>
-        <w:ind w:firstLine="720"/>
-        <w:rPr>
-          <w:lang w:val="en-US"/>
-        </w:rPr>
-      </w:pPr>
-      <w:r>
-        <w:rPr>
-          <w:lang w:val="en-US"/>
-        </w:rPr>
-        <w:t xml:space="preserve">                        </w:t>
-      </w:r>
-      <w:proofErr w:type="gramStart"/>
-      <w:r>
-        <w:rPr>
-          <w:lang w:val="en-US"/>
-        </w:rPr>
-        <w:t>&lt;!--</w:t>
-      </w:r>
-      <w:proofErr w:type="gramEnd"/>
-      <w:r>
-        <w:rPr>
-          <w:lang w:val="en-US"/>
-        </w:rPr>
-        <w:t xml:space="preserve"> </w:t>
-      </w:r>
-      <w:proofErr w:type="spellStart"/>
-      <w:r>
-        <w:rPr>
-          <w:lang w:val="en-US"/>
-        </w:rPr>
-        <w:t>chỗ</w:t>
-      </w:r>
-      <w:proofErr w:type="spellEnd"/>
-      <w:r>
-        <w:rPr>
-          <w:lang w:val="en-US"/>
-        </w:rPr>
-        <w:t xml:space="preserve"> </w:t>
-      </w:r>
-      <w:proofErr w:type="spellStart"/>
-      <w:r>
-        <w:rPr>
-          <w:lang w:val="en-US"/>
-        </w:rPr>
-        <w:t>điền</w:t>
-      </w:r>
-      <w:proofErr w:type="spellEnd"/>
-      <w:r>
-        <w:rPr>
-          <w:lang w:val="en-US"/>
-        </w:rPr>
-        <w:t xml:space="preserve"> </w:t>
-      </w:r>
-      <w:proofErr w:type="spellStart"/>
-      <w:r>
-        <w:rPr>
-          <w:lang w:val="en-US"/>
-        </w:rPr>
-        <w:t>thông</w:t>
-      </w:r>
-      <w:proofErr w:type="spellEnd"/>
-      <w:r>
-        <w:rPr>
-          <w:lang w:val="en-US"/>
-        </w:rPr>
-        <w:t xml:space="preserve"> tin, </w:t>
-      </w:r>
-    </w:p>
-    <w:p>
-      <w:pPr>
-        <w:ind w:firstLine="720"/>
-        <w:rPr>
-          <w:lang w:val="en-US"/>
-        </w:rPr>
-      </w:pPr>
-      <w:r>
-        <w:rPr>
-          <w:lang w:val="en-US"/>
-        </w:rPr>
-        <w:t xml:space="preserve">                        type="text" </w:t>
-      </w:r>
-      <w:proofErr w:type="spellStart"/>
-      <w:r>
-        <w:rPr>
-          <w:lang w:val="en-US"/>
-        </w:rPr>
-        <w:t>điền</w:t>
-      </w:r>
-      <w:proofErr w:type="spellEnd"/>
-      <w:r>
-        <w:rPr>
-          <w:lang w:val="en-US"/>
-        </w:rPr>
-        <w:t xml:space="preserve"> </w:t>
-      </w:r>
-      <w:proofErr w:type="spellStart"/>
-      <w:r>
-        <w:rPr>
-          <w:lang w:val="en-US"/>
-        </w:rPr>
-        <w:t>thông</w:t>
-      </w:r>
-      <w:proofErr w:type="spellEnd"/>
-      <w:r>
-        <w:rPr>
-          <w:lang w:val="en-US"/>
-        </w:rPr>
-        <w:t xml:space="preserve"> tin, </w:t>
-      </w:r>
-      <w:proofErr w:type="spellStart"/>
-      <w:r>
-        <w:rPr>
-          <w:lang w:val="en-US"/>
-        </w:rPr>
-        <w:t>tối</w:t>
-      </w:r>
-      <w:proofErr w:type="spellEnd"/>
-      <w:r>
-        <w:rPr>
-          <w:lang w:val="en-US"/>
-        </w:rPr>
-        <w:t xml:space="preserve"> </w:t>
-      </w:r>
-      <w:proofErr w:type="spellStart"/>
-      <w:r>
-        <w:rPr>
-          <w:lang w:val="en-US"/>
-        </w:rPr>
-        <w:t>đa</w:t>
-      </w:r>
-      <w:proofErr w:type="spellEnd"/>
-      <w:r>
-        <w:rPr>
-          <w:lang w:val="en-US"/>
-        </w:rPr>
-        <w:t xml:space="preserve"> 255 </w:t>
-      </w:r>
-      <w:proofErr w:type="spellStart"/>
-      <w:r>
-        <w:rPr>
-          <w:lang w:val="en-US"/>
-        </w:rPr>
-        <w:t>ký</w:t>
-      </w:r>
-      <w:proofErr w:type="spellEnd"/>
-      <w:r>
-        <w:rPr>
-          <w:lang w:val="en-US"/>
-        </w:rPr>
-        <w:t xml:space="preserve"> </w:t>
-      </w:r>
-      <w:proofErr w:type="spellStart"/>
-      <w:r>
-        <w:rPr>
-          <w:lang w:val="en-US"/>
-        </w:rPr>
-        <w:t>tự</w:t>
-      </w:r>
-      <w:proofErr w:type="spellEnd"/>
-    </w:p>
-    <w:p>
-      <w:pPr>
-        <w:ind w:firstLine="720"/>
-        <w:rPr>
-          <w:lang w:val="en-US"/>
-        </w:rPr>
-      </w:pPr>
-      <w:r>
-        <w:rPr>
-          <w:lang w:val="en-US"/>
-        </w:rPr>
-        <w:t xml:space="preserve">                        name: key </w:t>
-      </w:r>
-      <w:proofErr w:type="spellStart"/>
-      <w:r>
-        <w:rPr>
-          <w:lang w:val="en-US"/>
-        </w:rPr>
-        <w:t>để</w:t>
-      </w:r>
-      <w:proofErr w:type="spellEnd"/>
-      <w:r>
-        <w:rPr>
-          <w:lang w:val="en-US"/>
-        </w:rPr>
         <w:t xml:space="preserve"> backend, </w:t>
       </w:r>
       <w:proofErr w:type="spellStart"/>
@@ -5035,6 +5007,43 @@
         </w:rPr>
         <w:t>--&gt;</w:t>
       </w:r>
+    </w:p>
+    <w:p>
+      <w:pPr>
+        <w:pStyle w:val="Heading1"/>
+        <w:rPr>
+          <w:lang w:val="en-US"/>
+        </w:rPr>
+      </w:pPr>
+      <w:r>
+        <w:rPr>
+          <w:lang w:val="en-US"/>
+        </w:rPr>
+        <w:t>15-9-2025</w:t>
+      </w:r>
+    </w:p>
+    <w:p>
+      <w:pPr>
+        <w:pStyle w:val="Title"/>
+        <w:rPr>
+          <w:lang w:val="en-US"/>
+        </w:rPr>
+      </w:pPr>
+      <w:proofErr w:type="spellStart"/>
+      <w:r>
+        <w:rPr>
+          <w:lang w:val="en-US"/>
+        </w:rPr>
+        <w:t>Javascript</w:t>
+      </w:r>
+      <w:proofErr w:type="spellEnd"/>
+    </w:p>
+    <w:p>
+      <w:pPr>
+        <w:rPr>
+          <w:lang w:val="en-US"/>
+        </w:rPr>
+      </w:pPr>
     </w:p>
     <w:sectPr>
       <w:pgSz w:w="11907" w:h="16840" w:code="9"/>

--- a/Web Development.docx
+++ b/Web Development.docx
@@ -384,7 +384,7 @@
                 </mc:Choice>
                 <mc:Fallback>
                   <w:pict>
-                    <v:shapetype w14:anchorId="19C40BFD" id="_x0000_t32" coordsize="21600,21600" o:spt="32" o:oned="t" path="m,l21600,21600e" filled="f">
+                    <v:shapetype w14:anchorId="201B7CFD" id="_x0000_t32" coordsize="21600,21600" o:spt="32" o:oned="t" path="m,l21600,21600e" filled="f">
                       <v:path arrowok="t" fillok="f" o:connecttype="none"/>
                       <o:lock v:ext="edit" shapetype="t"/>
                     </v:shapetype>
@@ -699,7 +699,7 @@
                 </mc:Choice>
                 <mc:Fallback>
                   <w:pict>
-                    <v:shape w14:anchorId="49F11D29" id="Straight Arrow Connector 1" o:spid="_x0000_s1026" type="#_x0000_t32" style="position:absolute;margin-left:26.45pt;margin-top:8.7pt;width:20.15pt;height:0;z-index:251666432;visibility:visible;mso-wrap-style:square;mso-wrap-distance-left:9pt;mso-wrap-distance-top:0;mso-wrap-distance-right:9pt;mso-wrap-distance-bottom:0;mso-position-horizontal:absolute;mso-position-horizontal-relative:text;mso-position-vertical:absolute;mso-position-vertical-relative:text" o:gfxdata="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" strokecolor="#4472c4 [3204]" strokeweight=".5pt">
+                    <v:shape w14:anchorId="2585B1A3" id="Straight Arrow Connector 1" o:spid="_x0000_s1026" type="#_x0000_t32" style="position:absolute;margin-left:26.45pt;margin-top:8.7pt;width:20.15pt;height:0;z-index:251666432;visibility:visible;mso-wrap-style:square;mso-wrap-distance-left:9pt;mso-wrap-distance-top:0;mso-wrap-distance-right:9pt;mso-wrap-distance-bottom:0;mso-position-horizontal:absolute;mso-position-horizontal-relative:text;mso-position-vertical:absolute;mso-position-vertical-relative:text" o:gfxdata="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" strokecolor="#4472c4 [3204]" strokeweight=".5pt">
                       <v:stroke endarrow="block" joinstyle="miter"/>
                     </v:shape>
                   </w:pict>
@@ -784,7 +784,7 @@
                 </mc:Choice>
                 <mc:Fallback>
                   <w:pict>
-                    <v:shape w14:anchorId="16398368" id="Straight Arrow Connector 1" o:spid="_x0000_s1026" type="#_x0000_t32" style="position:absolute;margin-left:43.9pt;margin-top:8.7pt;width:20.15pt;height:0;z-index:251667456;visibility:visible;mso-wrap-style:square;mso-wrap-distance-left:9pt;mso-wrap-distance-top:0;mso-wrap-distance-right:9pt;mso-wrap-distance-bottom:0;mso-position-horizontal:absolute;mso-position-horizontal-relative:text;mso-position-vertical:absolute;mso-position-vertical-relative:text" o:gfxdata="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" strokecolor="#4472c4 [3204]" strokeweight=".5pt">
+                    <v:shape w14:anchorId="6183D466" id="Straight Arrow Connector 1" o:spid="_x0000_s1026" type="#_x0000_t32" style="position:absolute;margin-left:43.9pt;margin-top:8.7pt;width:20.15pt;height:0;z-index:251667456;visibility:visible;mso-wrap-style:square;mso-wrap-distance-left:9pt;mso-wrap-distance-top:0;mso-wrap-distance-right:9pt;mso-wrap-distance-bottom:0;mso-position-horizontal:absolute;mso-position-horizontal-relative:text;mso-position-vertical:absolute;mso-position-vertical-relative:text" o:gfxdata="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" strokecolor="#4472c4 [3204]" strokeweight=".5pt">
                       <v:stroke endarrow="block" joinstyle="miter"/>
                     </v:shape>
                   </w:pict>
@@ -875,7 +875,7 @@
                 </mc:Choice>
                 <mc:Fallback>
                   <w:pict>
-                    <v:shape w14:anchorId="773EFE1F" id="Straight Arrow Connector 1" o:spid="_x0000_s1026" type="#_x0000_t32" style="position:absolute;margin-left:85.9pt;margin-top:7.05pt;width:51.35pt;height:.7pt;flip:y;z-index:251668480;visibility:visible;mso-wrap-style:square;mso-width-percent:0;mso-height-percent:0;mso-wrap-distance-left:9pt;mso-wrap-distance-top:0;mso-wrap-distance-right:9pt;mso-wrap-distance-bottom:0;mso-position-horizontal:absolute;mso-position-horizontal-relative:text;mso-position-vertical:absolute;mso-position-vertical-relative:text;mso-width-percent:0;mso-height-percent:0;mso-width-relative:margin;mso-height-relative:margin" o:gfxdata="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" strokecolor="#4472c4 [3204]" strokeweight=".5pt">
+                    <v:shape w14:anchorId="1959DBE8" id="Straight Arrow Connector 1" o:spid="_x0000_s1026" type="#_x0000_t32" style="position:absolute;margin-left:85.9pt;margin-top:7.05pt;width:51.35pt;height:.7pt;flip:y;z-index:251668480;visibility:visible;mso-wrap-style:square;mso-width-percent:0;mso-height-percent:0;mso-wrap-distance-left:9pt;mso-wrap-distance-top:0;mso-wrap-distance-right:9pt;mso-wrap-distance-bottom:0;mso-position-horizontal:absolute;mso-position-horizontal-relative:text;mso-position-vertical:absolute;mso-position-vertical-relative:text;mso-width-percent:0;mso-height-percent:0;mso-width-relative:margin;mso-height-relative:margin" o:gfxdata="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" strokecolor="#4472c4 [3204]" strokeweight=".5pt">
                       <v:stroke endarrow="block" joinstyle="miter"/>
                     </v:shape>
                   </w:pict>
@@ -1163,7 +1163,7 @@
                 </mc:Choice>
                 <mc:Fallback>
                   <w:pict>
-                    <v:shapetype w14:anchorId="0B74A98A" id="_x0000_t75" coordsize="21600,21600" o:spt="75" o:preferrelative="t" path="m@4@5l@4@11@9@11@9@5xe" filled="f" stroked="f">
+                    <v:shapetype w14:anchorId="3BA6C503" id="_x0000_t75" coordsize="21600,21600" o:spt="75" o:preferrelative="t" path="m@4@5l@4@11@9@11@9@5xe" filled="f" stroked="f">
                       <v:stroke joinstyle="miter"/>
                       <v:formulas>
                         <v:f eqn="if lineDrawn pixelLineWidth 0"/>
@@ -1342,7 +1342,7 @@
                 </mc:Choice>
                 <mc:Fallback>
                   <w:pict>
-                    <v:shape w14:anchorId="6613B1E0" id="Ink 11" o:spid="_x0000_s1026" type="#_x0000_t75" style="position:absolute;margin-left:66.3pt;margin-top:.55pt;width:292.6pt;height:48.95pt;z-index:251681792;visibility:visible;mso-wrap-style:square;mso-wrap-distance-left:9pt;mso-wrap-distance-top:0;mso-wrap-distance-right:9pt;mso-wrap-distance-bottom:0;mso-position-horizontal:absolute;mso-position-horizontal-relative:text;mso-position-vertical:absolute;mso-position-vertical-relative:text" o:gfxdata="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">
+                    <v:shape w14:anchorId="49FFB661" id="Ink 11" o:spid="_x0000_s1026" type="#_x0000_t75" style="position:absolute;margin-left:66.3pt;margin-top:.55pt;width:292.6pt;height:48.95pt;z-index:251681792;visibility:visible;mso-wrap-style:square;mso-wrap-distance-left:9pt;mso-wrap-distance-top:0;mso-wrap-distance-right:9pt;mso-wrap-distance-bottom:0;mso-position-horizontal:absolute;mso-position-horizontal-relative:text;mso-position-vertical:absolute;mso-position-vertical-relative:text" o:gfxdata="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">
                       <v:imagedata r:id="rId9" o:title=""/>
                     </v:shape>
                   </w:pict>
@@ -1389,7 +1389,21 @@
               <w:rPr>
                 <w:lang w:val="en-US"/>
               </w:rPr>
-              <w:t xml:space="preserve"> UI(Giao </w:t>
+              <w:t xml:space="preserve"> </w:t>
+            </w:r>
+            <w:proofErr w:type="gramStart"/>
+            <w:r>
+              <w:rPr>
+                <w:lang w:val="en-US"/>
+              </w:rPr>
+              <w:t>UI(</w:t>
+            </w:r>
+            <w:proofErr w:type="gramEnd"/>
+            <w:r>
+              <w:rPr>
+                <w:lang w:val="en-US"/>
+              </w:rPr>
+              <w:t xml:space="preserve">Giao </w:t>
             </w:r>
             <w:proofErr w:type="spellStart"/>
             <w:r>
@@ -2112,7 +2126,7 @@
           </mc:Choice>
           <mc:Fallback>
             <w:pict>
-              <v:line w14:anchorId="55C497FB" id="Straight Connector 3" o:spid="_x0000_s1026" style="position:absolute;z-index:251682816;visibility:visible;mso-wrap-style:square;mso-wrap-distance-left:9pt;mso-wrap-distance-top:0;mso-wrap-distance-right:9pt;mso-wrap-distance-bottom:0;mso-position-horizontal:absolute;mso-position-horizontal-relative:text;mso-position-vertical:absolute;mso-position-vertical-relative:text" from="2.1pt,12.1pt" to="2.1pt,298.3pt" o:gfxdata="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" strokecolor="#4472c4 [3204]" strokeweight=".5pt">
+              <v:line w14:anchorId="0B8925D0" id="Straight Connector 3" o:spid="_x0000_s1026" style="position:absolute;z-index:251682816;visibility:visible;mso-wrap-style:square;mso-wrap-distance-left:9pt;mso-wrap-distance-top:0;mso-wrap-distance-right:9pt;mso-wrap-distance-bottom:0;mso-position-horizontal:absolute;mso-position-horizontal-relative:text;mso-position-vertical:absolute;mso-position-vertical-relative:text" from="2.1pt,12.1pt" to="2.1pt,298.3pt" o:gfxdata="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" strokecolor="#4472c4 [3204]" strokeweight=".5pt">
                 <v:stroke joinstyle="miter"/>
               </v:line>
             </w:pict>
@@ -2184,7 +2198,7 @@
           </mc:Choice>
           <mc:Fallback>
             <w:pict>
-              <v:line w14:anchorId="72BD2F8A" id="Straight Connector 4" o:spid="_x0000_s1026" style="position:absolute;z-index:251683840;visibility:visible;mso-wrap-style:square;mso-wrap-distance-left:9pt;mso-wrap-distance-top:0;mso-wrap-distance-right:9pt;mso-wrap-distance-bottom:0;mso-position-horizontal:absolute;mso-position-horizontal-relative:text;mso-position-vertical:absolute;mso-position-vertical-relative:text" from="38.7pt,13.2pt" to="38.7pt,51pt" o:gfxdata="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" strokecolor="#4472c4 [3204]" strokeweight=".5pt">
+              <v:line w14:anchorId="0BDD3975" id="Straight Connector 4" o:spid="_x0000_s1026" style="position:absolute;z-index:251683840;visibility:visible;mso-wrap-style:square;mso-wrap-distance-left:9pt;mso-wrap-distance-top:0;mso-wrap-distance-right:9pt;mso-wrap-distance-bottom:0;mso-position-horizontal:absolute;mso-position-horizontal-relative:text;mso-position-vertical:absolute;mso-position-vertical-relative:text" from="38.7pt,13.2pt" to="38.7pt,51pt" o:gfxdata="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" strokecolor="#4472c4 [3204]" strokeweight=".5pt">
                 <v:stroke joinstyle="miter"/>
               </v:line>
             </w:pict>
@@ -2287,7 +2301,7 @@
           </mc:Choice>
           <mc:Fallback>
             <w:pict>
-              <v:line w14:anchorId="38DD47F6" id="Straight Connector 5" o:spid="_x0000_s1026" style="position:absolute;z-index:251684864;visibility:visible;mso-wrap-style:square;mso-wrap-distance-left:9pt;mso-wrap-distance-top:0;mso-wrap-distance-right:9pt;mso-wrap-distance-bottom:0;mso-position-horizontal:absolute;mso-position-horizontal-relative:text;mso-position-vertical:absolute;mso-position-vertical-relative:text" from="38.7pt,14.15pt" to="38.7pt,186.35pt" o:gfxdata="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" strokecolor="#4472c4 [3204]" strokeweight=".5pt">
+              <v:line w14:anchorId="22C65824" id="Straight Connector 5" o:spid="_x0000_s1026" style="position:absolute;z-index:251684864;visibility:visible;mso-wrap-style:square;mso-wrap-distance-left:9pt;mso-wrap-distance-top:0;mso-wrap-distance-right:9pt;mso-wrap-distance-bottom:0;mso-position-horizontal:absolute;mso-position-horizontal-relative:text;mso-position-vertical:absolute;mso-position-vertical-relative:text" from="38.7pt,14.15pt" to="38.7pt,186.35pt" o:gfxdata="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" strokecolor="#4472c4 [3204]" strokeweight=".5pt">
                 <v:stroke joinstyle="miter"/>
               </v:line>
             </w:pict>
@@ -2362,7 +2376,7 @@
           </mc:Choice>
           <mc:Fallback>
             <w:pict>
-              <v:line w14:anchorId="2BA0209E" id="Straight Connector 6" o:spid="_x0000_s1026" style="position:absolute;z-index:251685888;visibility:visible;mso-wrap-style:square;mso-wrap-distance-left:9pt;mso-wrap-distance-top:0;mso-wrap-distance-right:9pt;mso-wrap-distance-bottom:0;mso-position-horizontal:absolute;mso-position-horizontal-relative:text;mso-position-vertical:absolute;mso-position-vertical-relative:text" from="74.7pt,11.65pt" to="74.7pt,141.25pt" o:gfxdata="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" strokecolor="#4472c4 [3204]" strokeweight=".5pt">
+              <v:line w14:anchorId="774F0EA5" id="Straight Connector 6" o:spid="_x0000_s1026" style="position:absolute;z-index:251685888;visibility:visible;mso-wrap-style:square;mso-wrap-distance-left:9pt;mso-wrap-distance-top:0;mso-wrap-distance-right:9pt;mso-wrap-distance-bottom:0;mso-position-horizontal:absolute;mso-position-horizontal-relative:text;mso-position-vertical:absolute;mso-position-vertical-relative:text" from="74.7pt,11.65pt" to="74.7pt,141.25pt" o:gfxdata="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" strokecolor="#4472c4 [3204]" strokeweight=".5pt">
                 <v:stroke joinstyle="miter"/>
               </v:line>
             </w:pict>
@@ -2482,7 +2496,7 @@
           </mc:Choice>
           <mc:Fallback>
             <w:pict>
-              <v:line w14:anchorId="7F137CD2" id="Straight Connector 7" o:spid="_x0000_s1026" style="position:absolute;z-index:251686912;visibility:visible;mso-wrap-style:square;mso-wrap-distance-left:9pt;mso-wrap-distance-top:0;mso-wrap-distance-right:9pt;mso-wrap-distance-bottom:0;mso-position-horizontal:absolute;mso-position-horizontal-relative:text;mso-position-vertical:absolute;mso-position-vertical-relative:text" from="111.3pt,17.45pt" to="111.3pt,72.05pt" o:gfxdata="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" strokecolor="#4472c4 [3204]" strokeweight=".5pt">
+              <v:line w14:anchorId="66F87B38" id="Straight Connector 7" o:spid="_x0000_s1026" style="position:absolute;z-index:251686912;visibility:visible;mso-wrap-style:square;mso-wrap-distance-left:9pt;mso-wrap-distance-top:0;mso-wrap-distance-right:9pt;mso-wrap-distance-bottom:0;mso-position-horizontal:absolute;mso-position-horizontal-relative:text;mso-position-vertical:absolute;mso-position-vertical-relative:text" from="111.3pt,17.45pt" to="111.3pt,72.05pt" o:gfxdata="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" strokecolor="#4472c4 [3204]" strokeweight=".5pt">
                 <v:stroke joinstyle="miter"/>
               </v:line>
             </w:pict>
@@ -4463,7 +4477,21 @@
         <w:rPr>
           <w:lang w:val="en-US"/>
         </w:rPr>
-        <w:t xml:space="preserve"> có get/post</w:t>
+        <w:t xml:space="preserve"> </w:t>
+      </w:r>
+      <w:proofErr w:type="spellStart"/>
+      <w:r>
+        <w:rPr>
+          <w:lang w:val="en-US"/>
+        </w:rPr>
+        <w:t>có</w:t>
+      </w:r>
+      <w:proofErr w:type="spellEnd"/>
+      <w:r>
+        <w:rPr>
+          <w:lang w:val="en-US"/>
+        </w:rPr>
+        <w:t xml:space="preserve"> get/post</w:t>
       </w:r>
     </w:p>
     <w:p>
@@ -4941,7 +4969,21 @@
         <w:rPr>
           <w:lang w:val="en-US"/>
         </w:rPr>
-        <w:t xml:space="preserve"> 255 ký </w:t>
+        <w:t xml:space="preserve"> 255 </w:t>
+      </w:r>
+      <w:proofErr w:type="spellStart"/>
+      <w:r>
+        <w:rPr>
+          <w:lang w:val="en-US"/>
+        </w:rPr>
+        <w:t>ký</w:t>
+      </w:r>
+      <w:proofErr w:type="spellEnd"/>
+      <w:r>
+        <w:rPr>
+          <w:lang w:val="en-US"/>
+        </w:rPr>
+        <w:t xml:space="preserve"> </w:t>
       </w:r>
       <w:proofErr w:type="spellStart"/>
       <w:r>
@@ -5037,6 +5079,2647 @@
         <w:t>Javascript</w:t>
       </w:r>
       <w:proofErr w:type="spellEnd"/>
+    </w:p>
+    <w:p>
+      <w:pPr>
+        <w:pStyle w:val="Heading1"/>
+        <w:rPr>
+          <w:lang w:val="en-US"/>
+        </w:rPr>
+      </w:pPr>
+      <w:r>
+        <w:rPr>
+          <w:lang w:val="en-US"/>
+        </w:rPr>
+        <w:t>19-9-2025</w:t>
+      </w:r>
+    </w:p>
+    <w:p>
+      <w:pPr>
+        <w:rPr>
+          <w:lang w:val="en-US"/>
+        </w:rPr>
+      </w:pPr>
+      <w:proofErr w:type="spellStart"/>
+      <w:r>
+        <w:rPr>
+          <w:lang w:val="en-US"/>
+        </w:rPr>
+        <w:t>Đặt</w:t>
+      </w:r>
+      <w:proofErr w:type="spellEnd"/>
+      <w:r>
+        <w:rPr>
+          <w:lang w:val="en-US"/>
+        </w:rPr>
+        <w:t xml:space="preserve"> id </w:t>
+      </w:r>
+      <w:proofErr w:type="spellStart"/>
+      <w:r>
+        <w:rPr>
+          <w:lang w:val="en-US"/>
+        </w:rPr>
+        <w:t>cho</w:t>
+      </w:r>
+      <w:proofErr w:type="spellEnd"/>
+      <w:r>
+        <w:rPr>
+          <w:lang w:val="en-US"/>
+        </w:rPr>
+        <w:t xml:space="preserve"> </w:t>
+      </w:r>
+      <w:proofErr w:type="spellStart"/>
+      <w:r>
+        <w:rPr>
+          <w:lang w:val="en-US"/>
+        </w:rPr>
+        <w:t>các</w:t>
+      </w:r>
+      <w:proofErr w:type="spellEnd"/>
+      <w:r>
+        <w:rPr>
+          <w:lang w:val="en-US"/>
+        </w:rPr>
+        <w:t xml:space="preserve"> </w:t>
+      </w:r>
+      <w:proofErr w:type="spellStart"/>
+      <w:r>
+        <w:rPr>
+          <w:lang w:val="en-US"/>
+        </w:rPr>
+        <w:t>thẻ</w:t>
+      </w:r>
+      <w:proofErr w:type="spellEnd"/>
+      <w:r>
+        <w:rPr>
+          <w:lang w:val="en-US"/>
+        </w:rPr>
+        <w:t xml:space="preserve"> </w:t>
+      </w:r>
+      <w:proofErr w:type="spellStart"/>
+      <w:r>
+        <w:rPr>
+          <w:lang w:val="en-US"/>
+        </w:rPr>
+        <w:t>để</w:t>
+      </w:r>
+      <w:proofErr w:type="spellEnd"/>
+      <w:r>
+        <w:rPr>
+          <w:lang w:val="en-US"/>
+        </w:rPr>
+        <w:t xml:space="preserve"> </w:t>
+      </w:r>
+      <w:proofErr w:type="spellStart"/>
+      <w:r>
+        <w:rPr>
+          <w:lang w:val="en-US"/>
+        </w:rPr>
+        <w:t>tác</w:t>
+      </w:r>
+      <w:proofErr w:type="spellEnd"/>
+      <w:r>
+        <w:rPr>
+          <w:lang w:val="en-US"/>
+        </w:rPr>
+        <w:t xml:space="preserve"> </w:t>
+      </w:r>
+      <w:proofErr w:type="spellStart"/>
+      <w:r>
+        <w:rPr>
+          <w:lang w:val="en-US"/>
+        </w:rPr>
+        <w:t>động</w:t>
+      </w:r>
+      <w:proofErr w:type="spellEnd"/>
+      <w:r>
+        <w:rPr>
+          <w:lang w:val="en-US"/>
+        </w:rPr>
+        <w:t xml:space="preserve"> </w:t>
+      </w:r>
+      <w:proofErr w:type="spellStart"/>
+      <w:r>
+        <w:rPr>
+          <w:lang w:val="en-US"/>
+        </w:rPr>
+        <w:t>cho</w:t>
+      </w:r>
+      <w:proofErr w:type="spellEnd"/>
+      <w:r>
+        <w:rPr>
+          <w:lang w:val="en-US"/>
+        </w:rPr>
+        <w:t xml:space="preserve"> </w:t>
+      </w:r>
+      <w:proofErr w:type="spellStart"/>
+      <w:r>
+        <w:rPr>
+          <w:lang w:val="en-US"/>
+        </w:rPr>
+        <w:t>chính</w:t>
+      </w:r>
+      <w:proofErr w:type="spellEnd"/>
+      <w:r>
+        <w:rPr>
+          <w:lang w:val="en-US"/>
+        </w:rPr>
+        <w:t xml:space="preserve"> </w:t>
+      </w:r>
+      <w:proofErr w:type="spellStart"/>
+      <w:r>
+        <w:rPr>
+          <w:lang w:val="en-US"/>
+        </w:rPr>
+        <w:t>xác</w:t>
+      </w:r>
+      <w:proofErr w:type="spellEnd"/>
+      <w:r>
+        <w:rPr>
+          <w:lang w:val="en-US"/>
+        </w:rPr>
+        <w:t>.</w:t>
+      </w:r>
+    </w:p>
+    <w:p>
+      <w:pPr>
+        <w:rPr>
+          <w:lang w:val="en-US"/>
+        </w:rPr>
+      </w:pPr>
+      <w:proofErr w:type="spellStart"/>
+      <w:r>
+        <w:rPr>
+          <w:lang w:val="en-US"/>
+        </w:rPr>
+        <w:t>Không</w:t>
+      </w:r>
+      <w:proofErr w:type="spellEnd"/>
+      <w:r>
+        <w:rPr>
+          <w:lang w:val="en-US"/>
+        </w:rPr>
+        <w:t xml:space="preserve"> </w:t>
+      </w:r>
+      <w:proofErr w:type="spellStart"/>
+      <w:r>
+        <w:rPr>
+          <w:lang w:val="en-US"/>
+        </w:rPr>
+        <w:t>phải</w:t>
+      </w:r>
+      <w:proofErr w:type="spellEnd"/>
+      <w:r>
+        <w:rPr>
+          <w:lang w:val="en-US"/>
+        </w:rPr>
+        <w:t xml:space="preserve"> </w:t>
+      </w:r>
+      <w:proofErr w:type="spellStart"/>
+      <w:r>
+        <w:rPr>
+          <w:lang w:val="en-US"/>
+        </w:rPr>
+        <w:t>lúc</w:t>
+      </w:r>
+      <w:proofErr w:type="spellEnd"/>
+      <w:r>
+        <w:rPr>
+          <w:lang w:val="en-US"/>
+        </w:rPr>
+        <w:t xml:space="preserve"> </w:t>
+      </w:r>
+      <w:proofErr w:type="spellStart"/>
+      <w:r>
+        <w:rPr>
+          <w:lang w:val="en-US"/>
+        </w:rPr>
+        <w:t>nào</w:t>
+      </w:r>
+      <w:proofErr w:type="spellEnd"/>
+      <w:r>
+        <w:rPr>
+          <w:lang w:val="en-US"/>
+        </w:rPr>
+        <w:t xml:space="preserve"> </w:t>
+      </w:r>
+      <w:proofErr w:type="spellStart"/>
+      <w:r>
+        <w:rPr>
+          <w:lang w:val="en-US"/>
+        </w:rPr>
+        <w:t>cũng</w:t>
+      </w:r>
+      <w:proofErr w:type="spellEnd"/>
+      <w:r>
+        <w:rPr>
+          <w:lang w:val="en-US"/>
+        </w:rPr>
+        <w:t xml:space="preserve"> </w:t>
+      </w:r>
+      <w:proofErr w:type="spellStart"/>
+      <w:r>
+        <w:rPr>
+          <w:lang w:val="en-US"/>
+        </w:rPr>
+        <w:t>chạy</w:t>
+      </w:r>
+      <w:proofErr w:type="spellEnd"/>
+      <w:r>
+        <w:rPr>
+          <w:lang w:val="en-US"/>
+        </w:rPr>
+        <w:t xml:space="preserve"> </w:t>
+      </w:r>
+      <w:proofErr w:type="spellStart"/>
+      <w:r>
+        <w:rPr>
+          <w:lang w:val="en-US"/>
+        </w:rPr>
+        <w:t>ngay</w:t>
+      </w:r>
+      <w:proofErr w:type="spellEnd"/>
+      <w:r>
+        <w:rPr>
+          <w:lang w:val="en-US"/>
+        </w:rPr>
+        <w:t xml:space="preserve"> </w:t>
+      </w:r>
+      <w:proofErr w:type="spellStart"/>
+      <w:r>
+        <w:rPr>
+          <w:lang w:val="en-US"/>
+        </w:rPr>
+        <w:t>mà</w:t>
+      </w:r>
+      <w:proofErr w:type="spellEnd"/>
+      <w:r>
+        <w:rPr>
+          <w:lang w:val="en-US"/>
+        </w:rPr>
+        <w:t xml:space="preserve"> </w:t>
+      </w:r>
+      <w:proofErr w:type="spellStart"/>
+      <w:r>
+        <w:rPr>
+          <w:lang w:val="en-US"/>
+        </w:rPr>
+        <w:t>phải</w:t>
+      </w:r>
+      <w:proofErr w:type="spellEnd"/>
+      <w:r>
+        <w:rPr>
+          <w:lang w:val="en-US"/>
+        </w:rPr>
+        <w:t xml:space="preserve"> </w:t>
+      </w:r>
+      <w:proofErr w:type="spellStart"/>
+      <w:r>
+        <w:rPr>
+          <w:lang w:val="en-US"/>
+        </w:rPr>
+        <w:t>gọi</w:t>
+      </w:r>
+      <w:proofErr w:type="spellEnd"/>
+      <w:r>
+        <w:rPr>
+          <w:lang w:val="en-US"/>
+        </w:rPr>
+        <w:t xml:space="preserve"> </w:t>
+      </w:r>
+      <w:proofErr w:type="spellStart"/>
+      <w:r>
+        <w:rPr>
+          <w:lang w:val="en-US"/>
+        </w:rPr>
+        <w:t>hoặc</w:t>
+      </w:r>
+      <w:proofErr w:type="spellEnd"/>
+      <w:r>
+        <w:rPr>
+          <w:lang w:val="en-US"/>
+        </w:rPr>
+        <w:t xml:space="preserve"> </w:t>
+      </w:r>
+      <w:proofErr w:type="spellStart"/>
+      <w:r>
+        <w:rPr>
+          <w:lang w:val="en-US"/>
+        </w:rPr>
+        <w:t>chỉ</w:t>
+      </w:r>
+      <w:proofErr w:type="spellEnd"/>
+      <w:r>
+        <w:rPr>
+          <w:lang w:val="en-US"/>
+        </w:rPr>
+        <w:t xml:space="preserve"> </w:t>
+      </w:r>
+      <w:proofErr w:type="spellStart"/>
+      <w:r>
+        <w:rPr>
+          <w:lang w:val="en-US"/>
+        </w:rPr>
+        <w:t>thị</w:t>
+      </w:r>
+      <w:proofErr w:type="spellEnd"/>
+      <w:r>
+        <w:rPr>
+          <w:lang w:val="en-US"/>
+        </w:rPr>
+        <w:t xml:space="preserve">, </w:t>
+      </w:r>
+      <w:proofErr w:type="spellStart"/>
+      <w:r>
+        <w:rPr>
+          <w:lang w:val="en-US"/>
+        </w:rPr>
+        <w:t>muốn</w:t>
+      </w:r>
+      <w:proofErr w:type="spellEnd"/>
+      <w:r>
+        <w:rPr>
+          <w:lang w:val="en-US"/>
+        </w:rPr>
+        <w:t xml:space="preserve"> </w:t>
+      </w:r>
+      <w:proofErr w:type="spellStart"/>
+      <w:r>
+        <w:rPr>
+          <w:lang w:val="en-US"/>
+        </w:rPr>
+        <w:t>thì</w:t>
+      </w:r>
+      <w:proofErr w:type="spellEnd"/>
+      <w:r>
+        <w:rPr>
+          <w:lang w:val="en-US"/>
+        </w:rPr>
+        <w:t xml:space="preserve"> </w:t>
+      </w:r>
+      <w:proofErr w:type="spellStart"/>
+      <w:r>
+        <w:rPr>
+          <w:lang w:val="en-US"/>
+        </w:rPr>
+        <w:t>mới</w:t>
+      </w:r>
+      <w:proofErr w:type="spellEnd"/>
+      <w:r>
+        <w:rPr>
+          <w:lang w:val="en-US"/>
+        </w:rPr>
+        <w:t xml:space="preserve"> </w:t>
+      </w:r>
+      <w:proofErr w:type="spellStart"/>
+      <w:r>
+        <w:rPr>
+          <w:lang w:val="en-US"/>
+        </w:rPr>
+        <w:t>cho</w:t>
+      </w:r>
+      <w:proofErr w:type="spellEnd"/>
+      <w:r>
+        <w:rPr>
+          <w:lang w:val="en-US"/>
+        </w:rPr>
+        <w:t xml:space="preserve"> </w:t>
+      </w:r>
+      <w:proofErr w:type="spellStart"/>
+      <w:r>
+        <w:rPr>
+          <w:lang w:val="en-US"/>
+        </w:rPr>
+        <w:t>chạy</w:t>
+      </w:r>
+      <w:proofErr w:type="spellEnd"/>
+    </w:p>
+    <w:p>
+      <w:pPr>
+        <w:rPr>
+          <w:lang w:val="en-US"/>
+        </w:rPr>
+      </w:pPr>
+      <w:r>
+        <w:rPr>
+          <w:lang w:val="en-US"/>
+        </w:rPr>
+        <w:t xml:space="preserve">Giao </w:t>
+      </w:r>
+      <w:proofErr w:type="spellStart"/>
+      <w:r>
+        <w:rPr>
+          <w:lang w:val="en-US"/>
+        </w:rPr>
+        <w:t>diện</w:t>
+      </w:r>
+      <w:proofErr w:type="spellEnd"/>
+      <w:r>
+        <w:rPr>
+          <w:lang w:val="en-US"/>
+        </w:rPr>
+        <w:t xml:space="preserve"> </w:t>
+      </w:r>
+      <w:proofErr w:type="spellStart"/>
+      <w:r>
+        <w:rPr>
+          <w:lang w:val="en-US"/>
+        </w:rPr>
+        <w:t>hiển</w:t>
+      </w:r>
+      <w:proofErr w:type="spellEnd"/>
+      <w:r>
+        <w:rPr>
+          <w:lang w:val="en-US"/>
+        </w:rPr>
+        <w:t xml:space="preserve"> </w:t>
+      </w:r>
+      <w:proofErr w:type="spellStart"/>
+      <w:r>
+        <w:rPr>
+          <w:lang w:val="en-US"/>
+        </w:rPr>
+        <w:t>thị</w:t>
+      </w:r>
+      <w:proofErr w:type="spellEnd"/>
+      <w:r>
+        <w:rPr>
+          <w:lang w:val="en-US"/>
+        </w:rPr>
+        <w:t xml:space="preserve"> </w:t>
+      </w:r>
+      <w:proofErr w:type="spellStart"/>
+      <w:r>
+        <w:rPr>
+          <w:lang w:val="en-US"/>
+        </w:rPr>
+        <w:t>xuất</w:t>
+      </w:r>
+      <w:proofErr w:type="spellEnd"/>
+      <w:r>
+        <w:rPr>
+          <w:lang w:val="en-US"/>
+        </w:rPr>
+        <w:t xml:space="preserve"> </w:t>
+      </w:r>
+      <w:proofErr w:type="spellStart"/>
+      <w:r>
+        <w:rPr>
+          <w:lang w:val="en-US"/>
+        </w:rPr>
+        <w:t>phát</w:t>
+      </w:r>
+      <w:proofErr w:type="spellEnd"/>
+      <w:r>
+        <w:rPr>
+          <w:lang w:val="en-US"/>
+        </w:rPr>
+        <w:t xml:space="preserve"> </w:t>
+      </w:r>
+      <w:proofErr w:type="spellStart"/>
+      <w:r>
+        <w:rPr>
+          <w:lang w:val="en-US"/>
+        </w:rPr>
+        <w:t>từ</w:t>
+      </w:r>
+      <w:proofErr w:type="spellEnd"/>
+      <w:r>
+        <w:rPr>
+          <w:lang w:val="en-US"/>
+        </w:rPr>
+        <w:t xml:space="preserve"> &lt; +++ </w:t>
+      </w:r>
+      <w:proofErr w:type="spellStart"/>
+      <w:r>
+        <w:rPr>
+          <w:lang w:val="en-US"/>
+        </w:rPr>
+        <w:t>endUser</w:t>
+      </w:r>
+      <w:proofErr w:type="spellEnd"/>
+      <w:r>
+        <w:rPr>
+          <w:lang w:val="en-US"/>
+        </w:rPr>
+        <w:t xml:space="preserve"> </w:t>
+      </w:r>
+      <w:proofErr w:type="spellStart"/>
+      <w:r>
+        <w:rPr>
+          <w:lang w:val="en-US"/>
+        </w:rPr>
+        <w:t>muốn</w:t>
+      </w:r>
+      <w:proofErr w:type="spellEnd"/>
+    </w:p>
+    <w:p>
+      <w:pPr>
+        <w:rPr>
+          <w:noProof/>
+          <w:lang w:val="en-US"/>
+        </w:rPr>
+      </w:pPr>
+      <w:proofErr w:type="spellStart"/>
+      <w:r>
+        <w:rPr>
+          <w:lang w:val="en-US"/>
+        </w:rPr>
+        <w:t>Muốn</w:t>
+      </w:r>
+      <w:proofErr w:type="spellEnd"/>
+      <w:r>
+        <w:rPr>
+          <w:lang w:val="en-US"/>
+        </w:rPr>
+        <w:t xml:space="preserve"> </w:t>
+      </w:r>
+      <w:proofErr w:type="spellStart"/>
+      <w:r>
+        <w:rPr>
+          <w:lang w:val="en-US"/>
+        </w:rPr>
+        <w:t>liên</w:t>
+      </w:r>
+      <w:proofErr w:type="spellEnd"/>
+      <w:r>
+        <w:rPr>
+          <w:lang w:val="en-US"/>
+        </w:rPr>
+        <w:t xml:space="preserve"> </w:t>
+      </w:r>
+      <w:proofErr w:type="spellStart"/>
+      <w:r>
+        <w:rPr>
+          <w:lang w:val="en-US"/>
+        </w:rPr>
+        <w:t>quan</w:t>
+      </w:r>
+      <w:proofErr w:type="spellEnd"/>
+      <w:r>
+        <w:rPr>
+          <w:lang w:val="en-US"/>
+        </w:rPr>
+        <w:t xml:space="preserve"> </w:t>
+      </w:r>
+      <w:proofErr w:type="spellStart"/>
+      <w:r>
+        <w:rPr>
+          <w:lang w:val="en-US"/>
+        </w:rPr>
+        <w:t>đến</w:t>
+      </w:r>
+      <w:proofErr w:type="spellEnd"/>
+      <w:r>
+        <w:rPr>
+          <w:lang w:val="en-US"/>
+        </w:rPr>
+        <w:t xml:space="preserve"> </w:t>
+      </w:r>
+      <w:proofErr w:type="spellStart"/>
+      <w:r>
+        <w:rPr>
+          <w:lang w:val="en-US"/>
+        </w:rPr>
+        <w:t>khả</w:t>
+      </w:r>
+      <w:proofErr w:type="spellEnd"/>
+      <w:r>
+        <w:rPr>
+          <w:lang w:val="en-US"/>
+        </w:rPr>
+        <w:t xml:space="preserve"> </w:t>
+      </w:r>
+      <w:proofErr w:type="spellStart"/>
+      <w:r>
+        <w:rPr>
+          <w:lang w:val="en-US"/>
+        </w:rPr>
+        <w:t>năng</w:t>
+      </w:r>
+      <w:proofErr w:type="spellEnd"/>
+      <w:r>
+        <w:rPr>
+          <w:lang w:val="en-US"/>
+        </w:rPr>
+        <w:t xml:space="preserve"> </w:t>
+      </w:r>
+      <w:proofErr w:type="spellStart"/>
+      <w:r>
+        <w:rPr>
+          <w:lang w:val="en-US"/>
+        </w:rPr>
+        <w:t>đáp</w:t>
+      </w:r>
+      <w:proofErr w:type="spellEnd"/>
+      <w:r>
+        <w:rPr>
+          <w:lang w:val="en-US"/>
+        </w:rPr>
+        <w:t xml:space="preserve"> </w:t>
+      </w:r>
+      <w:proofErr w:type="spellStart"/>
+      <w:r>
+        <w:rPr>
+          <w:lang w:val="en-US"/>
+        </w:rPr>
+        <w:t>ứng</w:t>
+      </w:r>
+      <w:proofErr w:type="spellEnd"/>
+      <w:r>
+        <w:rPr>
+          <w:lang w:val="en-US"/>
+        </w:rPr>
+        <w:t xml:space="preserve"> </w:t>
+      </w:r>
+    </w:p>
+    <w:p>
+      <w:pPr>
+        <w:rPr>
+          <w:noProof/>
+          <w:lang w:val="en-US"/>
+        </w:rPr>
+      </w:pPr>
+      <w:r>
+        <w:rPr>
+          <w:noProof/>
+          <w:lang w:val="en-US"/>
+        </w:rPr>
+        <w:t>Dựa trên các phân tích để tạo ra các chức năng sẵn có của web</w:t>
+      </w:r>
+    </w:p>
+    <w:p>
+      <w:pPr>
+        <w:rPr>
+          <w:noProof/>
+          <w:lang w:val="en-US"/>
+        </w:rPr>
+      </w:pPr>
+      <w:r>
+        <w:rPr>
+          <w:noProof/>
+          <w:lang w:val="en-US"/>
+        </w:rPr>
+        <w:t>Lúc nào người dùng muốn và sử dụng liên quan đến sự kiện, sk là giúp phần mềm biết người dùng đang muốn gì</w:t>
+      </w:r>
+    </w:p>
+    <w:p>
+      <w:pPr>
+        <w:rPr>
+          <w:noProof/>
+          <w:lang w:val="en-US"/>
+        </w:rPr>
+      </w:pPr>
+      <w:r>
+        <w:rPr>
+          <w:noProof/>
+          <w:lang w:val="en-US"/>
+        </w:rPr>
+        <w:t>Sự kiện là các tính năng được định nghĩa sẵn trên phần mềm, được người dùng kích hoạt khi sử dụng phần mềm</w:t>
+      </w:r>
+    </w:p>
+    <w:p>
+      <w:pPr>
+        <w:pStyle w:val="Heading1"/>
+        <w:rPr>
+          <w:noProof/>
+          <w:lang w:val="en-US"/>
+        </w:rPr>
+      </w:pPr>
+      <w:r>
+        <w:rPr>
+          <w:noProof/>
+          <w:lang w:val="en-US"/>
+        </w:rPr>
+        <w:t>22-9-2025</w:t>
+      </w:r>
+    </w:p>
+    <w:p>
+      <w:pPr>
+        <w:pStyle w:val="Style1"/>
+      </w:pPr>
+      <w:r>
+        <w:t>JS:</w:t>
+      </w:r>
+    </w:p>
+    <w:p>
+      <w:pPr>
+        <w:pStyle w:val="Style2"/>
+      </w:pPr>
+      <w:r>
+        <w:t>Effect:</w:t>
+      </w:r>
+    </w:p>
+    <w:p>
+      <w:pPr>
+        <w:pStyle w:val="Style3"/>
+        <w:rPr>
+          <w:lang w:val="en-US"/>
+        </w:rPr>
+      </w:pPr>
+      <w:r>
+        <w:rPr>
+          <w:lang w:val="en-US"/>
+        </w:rPr>
+        <w:t xml:space="preserve">Html + </w:t>
+      </w:r>
+      <w:proofErr w:type="spellStart"/>
+      <w:proofErr w:type="gramStart"/>
+      <w:r>
+        <w:rPr>
+          <w:lang w:val="en-US"/>
+        </w:rPr>
+        <w:t>css</w:t>
+      </w:r>
+      <w:proofErr w:type="spellEnd"/>
+      <w:r>
+        <w:rPr>
+          <w:lang w:val="en-US"/>
+        </w:rPr>
+        <w:t xml:space="preserve"> :</w:t>
+      </w:r>
+      <w:proofErr w:type="gramEnd"/>
+      <w:r>
+        <w:rPr>
+          <w:lang w:val="en-US"/>
+        </w:rPr>
+        <w:t xml:space="preserve"> </w:t>
+      </w:r>
+      <w:proofErr w:type="spellStart"/>
+      <w:r>
+        <w:rPr>
+          <w:lang w:val="en-US"/>
+        </w:rPr>
+        <w:t>giao</w:t>
+      </w:r>
+      <w:proofErr w:type="spellEnd"/>
+      <w:r>
+        <w:rPr>
+          <w:lang w:val="en-US"/>
+        </w:rPr>
+        <w:t xml:space="preserve"> </w:t>
+      </w:r>
+      <w:proofErr w:type="spellStart"/>
+      <w:r>
+        <w:rPr>
+          <w:lang w:val="en-US"/>
+        </w:rPr>
+        <w:t>diện</w:t>
+      </w:r>
+      <w:proofErr w:type="spellEnd"/>
+      <w:r>
+        <w:rPr>
+          <w:lang w:val="en-US"/>
+        </w:rPr>
+        <w:t xml:space="preserve"> </w:t>
+      </w:r>
+      <w:proofErr w:type="spellStart"/>
+      <w:r>
+        <w:rPr>
+          <w:lang w:val="en-US"/>
+        </w:rPr>
+        <w:t>đẹp</w:t>
+      </w:r>
+      <w:proofErr w:type="spellEnd"/>
+    </w:p>
+    <w:p>
+      <w:pPr>
+        <w:ind w:left="1440" w:firstLine="720"/>
+        <w:rPr>
+          <w:lang w:val="en-US"/>
+        </w:rPr>
+      </w:pPr>
+      <w:r>
+        <w:rPr>
+          <w:lang w:val="en-US"/>
+        </w:rPr>
+        <w:t xml:space="preserve">Giao </w:t>
+      </w:r>
+      <w:proofErr w:type="spellStart"/>
+      <w:r>
+        <w:rPr>
+          <w:lang w:val="en-US"/>
+        </w:rPr>
+        <w:t>diện</w:t>
+      </w:r>
+      <w:proofErr w:type="spellEnd"/>
+      <w:r>
+        <w:rPr>
+          <w:lang w:val="en-US"/>
+        </w:rPr>
+        <w:t xml:space="preserve"> </w:t>
+      </w:r>
+      <w:proofErr w:type="spellStart"/>
+      <w:r>
+        <w:rPr>
+          <w:lang w:val="en-US"/>
+        </w:rPr>
+        <w:t>không</w:t>
+      </w:r>
+      <w:proofErr w:type="spellEnd"/>
+      <w:r>
+        <w:rPr>
+          <w:lang w:val="en-US"/>
+        </w:rPr>
+        <w:t xml:space="preserve"> </w:t>
+      </w:r>
+      <w:proofErr w:type="spellStart"/>
+      <w:r>
+        <w:rPr>
+          <w:lang w:val="en-US"/>
+        </w:rPr>
+        <w:t>là</w:t>
+      </w:r>
+      <w:proofErr w:type="spellEnd"/>
+      <w:r>
+        <w:rPr>
+          <w:lang w:val="en-US"/>
+        </w:rPr>
+        <w:t xml:space="preserve"> static web</w:t>
+      </w:r>
+    </w:p>
+    <w:p>
+      <w:pPr>
+        <w:pStyle w:val="Style2"/>
+      </w:pPr>
+      <w:r>
+        <w:t xml:space="preserve">Data binding: </w:t>
+      </w:r>
+    </w:p>
+    <w:p>
+      <w:pPr>
+        <w:pStyle w:val="Style3"/>
+        <w:rPr>
+          <w:lang w:val="en-US"/>
+        </w:rPr>
+      </w:pPr>
+      <w:r>
+        <w:rPr>
+          <w:lang w:val="en-US"/>
+        </w:rPr>
+        <w:t>Dynamic web</w:t>
+      </w:r>
+    </w:p>
+    <w:p>
+      <w:pPr>
+        <w:rPr>
+          <w:lang w:val="en-US"/>
+        </w:rPr>
+      </w:pPr>
+    </w:p>
+    <w:p>
+      <w:pPr>
+        <w:rPr>
+          <w:lang w:val="en-US"/>
+        </w:rPr>
+      </w:pPr>
+      <w:proofErr w:type="spellStart"/>
+      <w:r>
+        <w:rPr>
+          <w:lang w:val="en-US"/>
+        </w:rPr>
+        <w:t>Nội</w:t>
+      </w:r>
+      <w:proofErr w:type="spellEnd"/>
+      <w:r>
+        <w:rPr>
+          <w:lang w:val="en-US"/>
+        </w:rPr>
+        <w:t xml:space="preserve"> dung do </w:t>
+      </w:r>
+      <w:proofErr w:type="spellStart"/>
+      <w:r>
+        <w:rPr>
+          <w:lang w:val="en-US"/>
+        </w:rPr>
+        <w:t>người</w:t>
+      </w:r>
+      <w:proofErr w:type="spellEnd"/>
+      <w:r>
+        <w:rPr>
+          <w:lang w:val="en-US"/>
+        </w:rPr>
+        <w:t xml:space="preserve"> </w:t>
+      </w:r>
+      <w:proofErr w:type="spellStart"/>
+      <w:r>
+        <w:rPr>
+          <w:lang w:val="en-US"/>
+        </w:rPr>
+        <w:t>viết</w:t>
+      </w:r>
+      <w:proofErr w:type="spellEnd"/>
+      <w:r>
+        <w:rPr>
+          <w:lang w:val="en-US"/>
+        </w:rPr>
+        <w:t xml:space="preserve"> </w:t>
+      </w:r>
+      <w:proofErr w:type="spellStart"/>
+      <w:r>
+        <w:rPr>
+          <w:lang w:val="en-US"/>
+        </w:rPr>
+        <w:t>thay</w:t>
+      </w:r>
+      <w:proofErr w:type="spellEnd"/>
+      <w:r>
+        <w:rPr>
+          <w:lang w:val="en-US"/>
+        </w:rPr>
+        <w:t xml:space="preserve"> </w:t>
+      </w:r>
+      <w:proofErr w:type="spellStart"/>
+      <w:r>
+        <w:rPr>
+          <w:lang w:val="en-US"/>
+        </w:rPr>
+        <w:t>đổi</w:t>
+      </w:r>
+      <w:proofErr w:type="spellEnd"/>
+    </w:p>
+    <w:p>
+      <w:pPr>
+        <w:rPr>
+          <w:lang w:val="en-US"/>
+        </w:rPr>
+      </w:pPr>
+      <w:proofErr w:type="spellStart"/>
+      <w:r>
+        <w:rPr>
+          <w:lang w:val="en-US"/>
+        </w:rPr>
+        <w:t>Chúng</w:t>
+      </w:r>
+      <w:proofErr w:type="spellEnd"/>
+      <w:r>
+        <w:rPr>
+          <w:lang w:val="en-US"/>
+        </w:rPr>
+        <w:t xml:space="preserve"> ta </w:t>
+      </w:r>
+      <w:proofErr w:type="spellStart"/>
+      <w:r>
+        <w:rPr>
+          <w:lang w:val="en-US"/>
+        </w:rPr>
+        <w:t>có</w:t>
+      </w:r>
+      <w:proofErr w:type="spellEnd"/>
+      <w:r>
+        <w:rPr>
+          <w:lang w:val="en-US"/>
+        </w:rPr>
+        <w:t xml:space="preserve"> </w:t>
+      </w:r>
+      <w:proofErr w:type="spellStart"/>
+      <w:r>
+        <w:rPr>
+          <w:lang w:val="en-US"/>
+        </w:rPr>
+        <w:t>thể</w:t>
+      </w:r>
+      <w:proofErr w:type="spellEnd"/>
+      <w:r>
+        <w:rPr>
+          <w:lang w:val="en-US"/>
+        </w:rPr>
+        <w:t xml:space="preserve"> </w:t>
+      </w:r>
+      <w:proofErr w:type="spellStart"/>
+      <w:r>
+        <w:rPr>
+          <w:lang w:val="en-US"/>
+        </w:rPr>
+        <w:t>tác</w:t>
+      </w:r>
+      <w:proofErr w:type="spellEnd"/>
+      <w:r>
+        <w:rPr>
+          <w:lang w:val="en-US"/>
+        </w:rPr>
+        <w:t xml:space="preserve"> </w:t>
+      </w:r>
+      <w:proofErr w:type="spellStart"/>
+      <w:r>
+        <w:rPr>
+          <w:lang w:val="en-US"/>
+        </w:rPr>
+        <w:t>động</w:t>
+      </w:r>
+      <w:proofErr w:type="spellEnd"/>
+      <w:r>
+        <w:rPr>
+          <w:lang w:val="en-US"/>
+        </w:rPr>
+        <w:t xml:space="preserve"> </w:t>
+      </w:r>
+      <w:proofErr w:type="spellStart"/>
+      <w:r>
+        <w:rPr>
+          <w:lang w:val="en-US"/>
+        </w:rPr>
+        <w:t>về</w:t>
+      </w:r>
+      <w:proofErr w:type="spellEnd"/>
+      <w:r>
+        <w:rPr>
+          <w:lang w:val="en-US"/>
+        </w:rPr>
+        <w:t xml:space="preserve"> </w:t>
+      </w:r>
+      <w:proofErr w:type="spellStart"/>
+      <w:r>
+        <w:rPr>
+          <w:lang w:val="en-US"/>
+        </w:rPr>
+        <w:t>nội</w:t>
+      </w:r>
+      <w:proofErr w:type="spellEnd"/>
+      <w:r>
+        <w:rPr>
+          <w:lang w:val="en-US"/>
+        </w:rPr>
+        <w:t xml:space="preserve"> dung </w:t>
+      </w:r>
+      <w:proofErr w:type="spellStart"/>
+      <w:r>
+        <w:rPr>
+          <w:lang w:val="en-US"/>
+        </w:rPr>
+        <w:t>từ</w:t>
+      </w:r>
+      <w:proofErr w:type="spellEnd"/>
+      <w:r>
+        <w:rPr>
+          <w:lang w:val="en-US"/>
+        </w:rPr>
+        <w:t xml:space="preserve"> </w:t>
+      </w:r>
+      <w:proofErr w:type="spellStart"/>
+      <w:r>
+        <w:rPr>
+          <w:lang w:val="en-US"/>
+        </w:rPr>
+        <w:t>js</w:t>
+      </w:r>
+      <w:proofErr w:type="spellEnd"/>
+      <w:r>
+        <w:rPr>
+          <w:lang w:val="en-US"/>
+        </w:rPr>
+        <w:t xml:space="preserve"> sang html</w:t>
+      </w:r>
+    </w:p>
+    <w:p>
+      <w:pPr>
+        <w:rPr>
+          <w:lang w:val="en-US"/>
+        </w:rPr>
+      </w:pPr>
+      <w:r>
+        <w:rPr>
+          <w:lang w:val="en-US"/>
+        </w:rPr>
+        <w:t xml:space="preserve">Các </w:t>
+      </w:r>
+      <w:proofErr w:type="spellStart"/>
+      <w:r>
+        <w:rPr>
+          <w:lang w:val="en-US"/>
+        </w:rPr>
+        <w:t>thông</w:t>
+      </w:r>
+      <w:proofErr w:type="spellEnd"/>
+      <w:r>
+        <w:rPr>
+          <w:lang w:val="en-US"/>
+        </w:rPr>
+        <w:t xml:space="preserve"> tin </w:t>
+      </w:r>
+      <w:proofErr w:type="spellStart"/>
+      <w:r>
+        <w:rPr>
+          <w:lang w:val="en-US"/>
+        </w:rPr>
+        <w:t>cần</w:t>
+      </w:r>
+      <w:proofErr w:type="spellEnd"/>
+      <w:r>
+        <w:rPr>
+          <w:lang w:val="en-US"/>
+        </w:rPr>
+        <w:t xml:space="preserve"> </w:t>
+      </w:r>
+      <w:proofErr w:type="spellStart"/>
+      <w:r>
+        <w:rPr>
+          <w:lang w:val="en-US"/>
+        </w:rPr>
+        <w:t>được</w:t>
+      </w:r>
+      <w:proofErr w:type="spellEnd"/>
+      <w:r>
+        <w:rPr>
+          <w:lang w:val="en-US"/>
+        </w:rPr>
+        <w:t xml:space="preserve"> binding </w:t>
+      </w:r>
+      <w:proofErr w:type="spellStart"/>
+      <w:r>
+        <w:rPr>
+          <w:lang w:val="en-US"/>
+        </w:rPr>
+        <w:t>vào</w:t>
+      </w:r>
+      <w:proofErr w:type="spellEnd"/>
+    </w:p>
+    <w:p>
+      <w:pPr>
+        <w:pStyle w:val="Heading1"/>
+        <w:rPr>
+          <w:lang w:val="en-US"/>
+        </w:rPr>
+      </w:pPr>
+      <w:r>
+        <w:rPr>
+          <w:lang w:val="en-US"/>
+        </w:rPr>
+        <w:lastRenderedPageBreak/>
+        <w:t>26-9-2025</w:t>
+      </w:r>
+    </w:p>
+    <w:p>
+      <w:pPr>
+        <w:pStyle w:val="Style1"/>
+      </w:pPr>
+      <w:r>
+        <w:t>Responsive web design</w:t>
+      </w:r>
+    </w:p>
+    <w:p>
+      <w:pPr>
+        <w:pStyle w:val="Style2"/>
+      </w:pPr>
+      <w:r>
+        <w:t xml:space="preserve">Responsive </w:t>
+      </w:r>
+      <w:proofErr w:type="spellStart"/>
+      <w:r>
+        <w:t>figma</w:t>
+      </w:r>
+      <w:proofErr w:type="spellEnd"/>
+      <w:r>
+        <w:t xml:space="preserve"> (tool)</w:t>
+      </w:r>
+    </w:p>
+    <w:p>
+      <w:pPr>
+        <w:rPr>
+          <w:lang w:val="en-US"/>
+        </w:rPr>
+      </w:pPr>
+      <w:proofErr w:type="spellStart"/>
+      <w:r>
+        <w:t>Đáp</w:t>
+      </w:r>
+      <w:proofErr w:type="spellEnd"/>
+      <w:r>
+        <w:t xml:space="preserve"> </w:t>
+      </w:r>
+      <w:proofErr w:type="spellStart"/>
+      <w:r>
+        <w:t>ứng</w:t>
+      </w:r>
+      <w:proofErr w:type="spellEnd"/>
+      <w:r>
+        <w:t xml:space="preserve"> </w:t>
+      </w:r>
+      <w:proofErr w:type="spellStart"/>
+      <w:r>
+        <w:t>tốt</w:t>
+      </w:r>
+      <w:proofErr w:type="spellEnd"/>
+      <w:r>
+        <w:t xml:space="preserve"> trên các thiết bị</w:t>
+      </w:r>
+    </w:p>
+    <w:p>
+      <w:pPr>
+        <w:rPr>
+          <w:lang w:val="en-US"/>
+        </w:rPr>
+      </w:pPr>
+      <w:r>
+        <w:rPr>
+          <w:lang w:val="en-US"/>
+        </w:rPr>
+        <w:t xml:space="preserve">Thay </w:t>
+      </w:r>
+      <w:proofErr w:type="spellStart"/>
+      <w:r>
+        <w:rPr>
+          <w:lang w:val="en-US"/>
+        </w:rPr>
+        <w:t>đổi</w:t>
+      </w:r>
+      <w:proofErr w:type="spellEnd"/>
+      <w:r>
+        <w:rPr>
+          <w:lang w:val="en-US"/>
+        </w:rPr>
+        <w:t xml:space="preserve"> </w:t>
+      </w:r>
+      <w:proofErr w:type="spellStart"/>
+      <w:r>
+        <w:rPr>
+          <w:lang w:val="en-US"/>
+        </w:rPr>
+        <w:t>css</w:t>
+      </w:r>
+      <w:proofErr w:type="spellEnd"/>
+      <w:r>
+        <w:rPr>
+          <w:lang w:val="en-US"/>
+        </w:rPr>
+        <w:t xml:space="preserve"> style </w:t>
+      </w:r>
+      <w:proofErr w:type="spellStart"/>
+      <w:r>
+        <w:rPr>
+          <w:lang w:val="en-US"/>
+        </w:rPr>
+        <w:t>trên</w:t>
+      </w:r>
+      <w:proofErr w:type="spellEnd"/>
+      <w:r>
+        <w:rPr>
+          <w:lang w:val="en-US"/>
+        </w:rPr>
+        <w:t xml:space="preserve"> </w:t>
+      </w:r>
+      <w:proofErr w:type="spellStart"/>
+      <w:r>
+        <w:rPr>
+          <w:lang w:val="en-US"/>
+        </w:rPr>
+        <w:t>các</w:t>
+      </w:r>
+      <w:proofErr w:type="spellEnd"/>
+      <w:r>
+        <w:rPr>
+          <w:lang w:val="en-US"/>
+        </w:rPr>
+        <w:t xml:space="preserve"> </w:t>
+      </w:r>
+      <w:proofErr w:type="spellStart"/>
+      <w:r>
+        <w:rPr>
+          <w:lang w:val="en-US"/>
+        </w:rPr>
+        <w:t>màn</w:t>
+      </w:r>
+      <w:proofErr w:type="spellEnd"/>
+      <w:r>
+        <w:rPr>
+          <w:lang w:val="en-US"/>
+        </w:rPr>
+        <w:t xml:space="preserve"> </w:t>
+      </w:r>
+      <w:proofErr w:type="spellStart"/>
+      <w:r>
+        <w:rPr>
+          <w:lang w:val="en-US"/>
+        </w:rPr>
+        <w:t>hình</w:t>
+      </w:r>
+      <w:proofErr w:type="spellEnd"/>
+      <w:r>
+        <w:rPr>
+          <w:lang w:val="en-US"/>
+        </w:rPr>
+        <w:t xml:space="preserve"> </w:t>
+      </w:r>
+      <w:r>
+        <w:rPr>
+          <w:lang w:val="en-US"/>
+        </w:rPr>
+        <w:sym w:font="Wingdings" w:char="F0E8"/>
+      </w:r>
+      <w:r>
+        <w:rPr>
+          <w:lang w:val="en-US"/>
+        </w:rPr>
+        <w:t xml:space="preserve"> media query</w:t>
+      </w:r>
+    </w:p>
+    <w:p>
+      <w:pPr>
+        <w:rPr>
+          <w:lang w:val="en-US"/>
+        </w:rPr>
+      </w:pPr>
+      <w:r>
+        <w:rPr>
+          <w:lang w:val="en-US"/>
+        </w:rPr>
+        <w:t xml:space="preserve">Thư </w:t>
+      </w:r>
+      <w:proofErr w:type="spellStart"/>
+      <w:r>
+        <w:rPr>
+          <w:lang w:val="en-US"/>
+        </w:rPr>
+        <w:t>viện</w:t>
+      </w:r>
+      <w:proofErr w:type="spellEnd"/>
+      <w:r>
+        <w:rPr>
+          <w:lang w:val="en-US"/>
+        </w:rPr>
+        <w:t xml:space="preserve"> bootstrap, design tailwind</w:t>
+      </w:r>
+    </w:p>
+    <w:p>
+      <w:pPr>
+        <w:rPr>
+          <w:lang w:val="en-US"/>
+        </w:rPr>
+      </w:pPr>
+      <w:r>
+        <w:rPr>
+          <w:lang w:val="en-US"/>
+        </w:rPr>
+        <w:t xml:space="preserve">Nguyên </w:t>
+      </w:r>
+      <w:proofErr w:type="spellStart"/>
+      <w:r>
+        <w:rPr>
+          <w:lang w:val="en-US"/>
+        </w:rPr>
+        <w:t>tắc</w:t>
+      </w:r>
+      <w:proofErr w:type="spellEnd"/>
+      <w:r>
+        <w:rPr>
+          <w:lang w:val="en-US"/>
+        </w:rPr>
+        <w:t xml:space="preserve"> chia </w:t>
+      </w:r>
+      <w:proofErr w:type="spellStart"/>
+      <w:r>
+        <w:rPr>
+          <w:lang w:val="en-US"/>
+        </w:rPr>
+        <w:t>độ</w:t>
+      </w:r>
+      <w:proofErr w:type="spellEnd"/>
+      <w:r>
+        <w:rPr>
+          <w:lang w:val="en-US"/>
+        </w:rPr>
+        <w:t xml:space="preserve"> </w:t>
+      </w:r>
+      <w:proofErr w:type="spellStart"/>
+      <w:r>
+        <w:rPr>
+          <w:lang w:val="en-US"/>
+        </w:rPr>
+        <w:t>rộng</w:t>
+      </w:r>
+      <w:proofErr w:type="spellEnd"/>
+      <w:r>
+        <w:rPr>
+          <w:lang w:val="en-US"/>
+        </w:rPr>
+        <w:t xml:space="preserve"> (width):</w:t>
+      </w:r>
+    </w:p>
+    <w:p>
+      <w:pPr>
+        <w:rPr>
+          <w:lang w:val="en-US"/>
+        </w:rPr>
+      </w:pPr>
+      <w:r>
+        <w:rPr>
+          <w:lang w:val="en-US"/>
+        </w:rPr>
+        <w:t xml:space="preserve">- chia </w:t>
+      </w:r>
+      <w:proofErr w:type="spellStart"/>
+      <w:r>
+        <w:rPr>
+          <w:lang w:val="en-US"/>
+        </w:rPr>
+        <w:t>thành</w:t>
+      </w:r>
+      <w:proofErr w:type="spellEnd"/>
+      <w:r>
+        <w:rPr>
+          <w:lang w:val="en-US"/>
+        </w:rPr>
+        <w:t xml:space="preserve"> 12 </w:t>
+      </w:r>
+      <w:proofErr w:type="spellStart"/>
+      <w:r>
+        <w:rPr>
+          <w:lang w:val="en-US"/>
+        </w:rPr>
+        <w:t>phần</w:t>
+      </w:r>
+      <w:proofErr w:type="spellEnd"/>
+      <w:r>
+        <w:rPr>
+          <w:lang w:val="en-US"/>
+        </w:rPr>
+        <w:t xml:space="preserve"> (12 column)</w:t>
+      </w:r>
+    </w:p>
+    <w:p>
+      <w:pPr>
+        <w:rPr>
+          <w:lang w:val="en-US"/>
+        </w:rPr>
+      </w:pPr>
+      <w:r>
+        <w:rPr>
+          <w:lang w:val="en-US"/>
+        </w:rPr>
+        <w:t xml:space="preserve">- </w:t>
+      </w:r>
+      <w:proofErr w:type="spellStart"/>
+      <w:r>
+        <w:rPr>
+          <w:lang w:val="en-US"/>
+        </w:rPr>
+        <w:t>lấy</w:t>
+      </w:r>
+      <w:proofErr w:type="spellEnd"/>
+      <w:r>
+        <w:rPr>
+          <w:lang w:val="en-US"/>
+        </w:rPr>
+        <w:t xml:space="preserve"> 6 </w:t>
+      </w:r>
+      <w:proofErr w:type="spellStart"/>
+      <w:r>
+        <w:rPr>
+          <w:lang w:val="en-US"/>
+        </w:rPr>
+        <w:t>cột</w:t>
+      </w:r>
+      <w:proofErr w:type="spellEnd"/>
+      <w:r>
+        <w:rPr>
+          <w:lang w:val="en-US"/>
+        </w:rPr>
+        <w:t xml:space="preserve"> </w:t>
+      </w:r>
+      <w:proofErr w:type="spellStart"/>
+      <w:r>
+        <w:rPr>
+          <w:lang w:val="en-US"/>
+        </w:rPr>
+        <w:t>thì</w:t>
+      </w:r>
+      <w:proofErr w:type="spellEnd"/>
+      <w:r>
+        <w:rPr>
+          <w:lang w:val="en-US"/>
+        </w:rPr>
+        <w:t xml:space="preserve"> col-6, </w:t>
+      </w:r>
+      <w:proofErr w:type="spellStart"/>
+      <w:r>
+        <w:rPr>
+          <w:lang w:val="en-US"/>
+        </w:rPr>
+        <w:t>lấy</w:t>
+      </w:r>
+      <w:proofErr w:type="spellEnd"/>
+      <w:r>
+        <w:rPr>
+          <w:lang w:val="en-US"/>
+        </w:rPr>
+        <w:t xml:space="preserve"> 25% </w:t>
+      </w:r>
+      <w:proofErr w:type="spellStart"/>
+      <w:r>
+        <w:rPr>
+          <w:lang w:val="en-US"/>
+        </w:rPr>
+        <w:t>thì</w:t>
+      </w:r>
+      <w:proofErr w:type="spellEnd"/>
+      <w:r>
+        <w:rPr>
+          <w:lang w:val="en-US"/>
+        </w:rPr>
+        <w:t xml:space="preserve"> col-3</w:t>
+      </w:r>
+    </w:p>
+    <w:p>
+      <w:pPr>
+        <w:rPr>
+          <w:lang w:val="en-US"/>
+        </w:rPr>
+      </w:pPr>
+      <w:r>
+        <w:rPr>
+          <w:lang w:val="en-US"/>
+        </w:rPr>
+        <w:t>- mobile first: col-</w:t>
+      </w:r>
+      <w:proofErr w:type="spellStart"/>
+      <w:r>
+        <w:rPr>
+          <w:lang w:val="en-US"/>
+        </w:rPr>
+        <w:t>xs</w:t>
+      </w:r>
+      <w:proofErr w:type="spellEnd"/>
+      <w:r>
+        <w:rPr>
+          <w:lang w:val="en-US"/>
+        </w:rPr>
+        <w:t>-*, col-</w:t>
+      </w:r>
+      <w:proofErr w:type="spellStart"/>
+      <w:r>
+        <w:rPr>
+          <w:lang w:val="en-US"/>
+        </w:rPr>
+        <w:t>sm</w:t>
+      </w:r>
+      <w:proofErr w:type="spellEnd"/>
+      <w:r>
+        <w:rPr>
+          <w:lang w:val="en-US"/>
+        </w:rPr>
+        <w:t>-*, col-md-*, col-lg-*, col-xl-*, col-</w:t>
+      </w:r>
+      <w:proofErr w:type="spellStart"/>
+      <w:r>
+        <w:rPr>
+          <w:lang w:val="en-US"/>
+        </w:rPr>
+        <w:t>xxl</w:t>
+      </w:r>
+      <w:proofErr w:type="spellEnd"/>
+      <w:r>
+        <w:rPr>
+          <w:lang w:val="en-US"/>
+        </w:rPr>
+        <w:t>-*</w:t>
+      </w:r>
+    </w:p>
+    <w:p>
+      <w:pPr>
+        <w:rPr>
+          <w:lang w:val="en-US"/>
+        </w:rPr>
+      </w:pPr>
+      <w:r>
+        <w:rPr>
+          <w:lang w:val="en-US"/>
+        </w:rPr>
+        <w:t xml:space="preserve">- col-* </w:t>
+      </w:r>
+      <w:proofErr w:type="spellStart"/>
+      <w:r>
+        <w:rPr>
+          <w:lang w:val="en-US"/>
+        </w:rPr>
+        <w:t>áp</w:t>
+      </w:r>
+      <w:proofErr w:type="spellEnd"/>
+      <w:r>
+        <w:rPr>
+          <w:lang w:val="en-US"/>
+        </w:rPr>
+        <w:t xml:space="preserve"> </w:t>
+      </w:r>
+      <w:proofErr w:type="spellStart"/>
+      <w:r>
+        <w:rPr>
+          <w:lang w:val="en-US"/>
+        </w:rPr>
+        <w:t>dụng</w:t>
+      </w:r>
+      <w:proofErr w:type="spellEnd"/>
+      <w:r>
+        <w:rPr>
+          <w:lang w:val="en-US"/>
+        </w:rPr>
+        <w:t xml:space="preserve"> </w:t>
+      </w:r>
+      <w:proofErr w:type="spellStart"/>
+      <w:r>
+        <w:rPr>
+          <w:lang w:val="en-US"/>
+        </w:rPr>
+        <w:t>cho</w:t>
+      </w:r>
+      <w:proofErr w:type="spellEnd"/>
+      <w:r>
+        <w:rPr>
+          <w:lang w:val="en-US"/>
+        </w:rPr>
+        <w:t xml:space="preserve"> </w:t>
+      </w:r>
+      <w:proofErr w:type="spellStart"/>
+      <w:r>
+        <w:rPr>
+          <w:lang w:val="en-US"/>
+        </w:rPr>
+        <w:t>tất</w:t>
+      </w:r>
+      <w:proofErr w:type="spellEnd"/>
+      <w:r>
+        <w:rPr>
+          <w:lang w:val="en-US"/>
+        </w:rPr>
+        <w:t xml:space="preserve"> </w:t>
+      </w:r>
+      <w:proofErr w:type="spellStart"/>
+      <w:r>
+        <w:rPr>
+          <w:lang w:val="en-US"/>
+        </w:rPr>
+        <w:t>cả</w:t>
+      </w:r>
+      <w:proofErr w:type="spellEnd"/>
+      <w:r>
+        <w:rPr>
+          <w:lang w:val="en-US"/>
+        </w:rPr>
+        <w:t xml:space="preserve"> </w:t>
+      </w:r>
+      <w:proofErr w:type="spellStart"/>
+      <w:r>
+        <w:rPr>
+          <w:lang w:val="en-US"/>
+        </w:rPr>
+        <w:t>các</w:t>
+      </w:r>
+      <w:proofErr w:type="spellEnd"/>
+      <w:r>
+        <w:rPr>
+          <w:lang w:val="en-US"/>
+        </w:rPr>
+        <w:t xml:space="preserve"> </w:t>
+      </w:r>
+      <w:proofErr w:type="spellStart"/>
+      <w:r>
+        <w:rPr>
+          <w:lang w:val="en-US"/>
+        </w:rPr>
+        <w:t>kích</w:t>
+      </w:r>
+      <w:proofErr w:type="spellEnd"/>
+    </w:p>
+    <w:p>
+      <w:pPr>
+        <w:rPr>
+          <w:lang w:val="en-US"/>
+        </w:rPr>
+      </w:pPr>
+      <w:r>
+        <w:rPr>
+          <w:lang w:val="en-US"/>
+        </w:rPr>
+        <w:t xml:space="preserve">- </w:t>
+      </w:r>
+      <w:proofErr w:type="spellStart"/>
+      <w:r>
+        <w:rPr>
+          <w:lang w:val="en-US"/>
+        </w:rPr>
+        <w:t>đừng</w:t>
+      </w:r>
+      <w:proofErr w:type="spellEnd"/>
+      <w:r>
+        <w:rPr>
+          <w:lang w:val="en-US"/>
+        </w:rPr>
+        <w:t xml:space="preserve"> style </w:t>
+      </w:r>
+      <w:proofErr w:type="spellStart"/>
+      <w:r>
+        <w:rPr>
+          <w:lang w:val="en-US"/>
+        </w:rPr>
+        <w:t>lại</w:t>
+      </w:r>
+      <w:proofErr w:type="spellEnd"/>
+      <w:r>
+        <w:rPr>
+          <w:lang w:val="en-US"/>
+        </w:rPr>
+        <w:t xml:space="preserve"> style </w:t>
+      </w:r>
+      <w:proofErr w:type="spellStart"/>
+      <w:r>
+        <w:rPr>
+          <w:lang w:val="en-US"/>
+        </w:rPr>
+        <w:t>của</w:t>
+      </w:r>
+      <w:proofErr w:type="spellEnd"/>
+      <w:r>
+        <w:rPr>
+          <w:lang w:val="en-US"/>
+        </w:rPr>
+        <w:t xml:space="preserve"> bootstrap</w:t>
+      </w:r>
+    </w:p>
+    <w:p>
+      <w:pPr>
+        <w:rPr>
+          <w:lang w:val="en-US"/>
+        </w:rPr>
+      </w:pPr>
+      <w:r>
+        <w:rPr>
+          <w:lang w:val="en-US"/>
+        </w:rPr>
+        <w:t xml:space="preserve">- </w:t>
+      </w:r>
+      <w:proofErr w:type="spellStart"/>
+      <w:r>
+        <w:rPr>
+          <w:lang w:val="en-US"/>
+        </w:rPr>
+        <w:t>muốn</w:t>
+      </w:r>
+      <w:proofErr w:type="spellEnd"/>
+      <w:r>
+        <w:rPr>
+          <w:lang w:val="en-US"/>
+        </w:rPr>
+        <w:t xml:space="preserve"> </w:t>
+      </w:r>
+      <w:proofErr w:type="spellStart"/>
+      <w:r>
+        <w:rPr>
+          <w:lang w:val="en-US"/>
+        </w:rPr>
+        <w:t>sửa</w:t>
+      </w:r>
+      <w:proofErr w:type="spellEnd"/>
+      <w:r>
+        <w:rPr>
+          <w:lang w:val="en-US"/>
+        </w:rPr>
+        <w:t xml:space="preserve"> </w:t>
+      </w:r>
+      <w:proofErr w:type="spellStart"/>
+      <w:r>
+        <w:rPr>
+          <w:lang w:val="en-US"/>
+        </w:rPr>
+        <w:t>thì</w:t>
+      </w:r>
+      <w:proofErr w:type="spellEnd"/>
+      <w:r>
+        <w:rPr>
+          <w:lang w:val="en-US"/>
+        </w:rPr>
+        <w:t xml:space="preserve"> </w:t>
+      </w:r>
+      <w:proofErr w:type="spellStart"/>
+      <w:r>
+        <w:rPr>
+          <w:lang w:val="en-US"/>
+        </w:rPr>
+        <w:t>thêm</w:t>
+      </w:r>
+      <w:proofErr w:type="spellEnd"/>
+      <w:r>
+        <w:rPr>
+          <w:lang w:val="en-US"/>
+        </w:rPr>
+        <w:t xml:space="preserve"> class </w:t>
+      </w:r>
+      <w:proofErr w:type="spellStart"/>
+      <w:r>
+        <w:rPr>
+          <w:lang w:val="en-US"/>
+        </w:rPr>
+        <w:t>mới</w:t>
+      </w:r>
+      <w:proofErr w:type="spellEnd"/>
+    </w:p>
+    <w:p>
+      <w:pPr>
+        <w:rPr>
+          <w:lang w:val="en-US"/>
+        </w:rPr>
+      </w:pPr>
+      <w:r>
+        <w:rPr>
+          <w:lang w:val="en-US"/>
+        </w:rPr>
+        <w:t xml:space="preserve">- </w:t>
+      </w:r>
+      <w:proofErr w:type="spellStart"/>
+      <w:r>
+        <w:rPr>
+          <w:lang w:val="en-US"/>
+        </w:rPr>
+        <w:t>trong</w:t>
+      </w:r>
+      <w:proofErr w:type="spellEnd"/>
+      <w:r>
+        <w:rPr>
+          <w:lang w:val="en-US"/>
+        </w:rPr>
+        <w:t xml:space="preserve"> </w:t>
+      </w:r>
+      <w:proofErr w:type="spellStart"/>
+      <w:r>
+        <w:rPr>
+          <w:lang w:val="en-US"/>
+        </w:rPr>
+        <w:t>trường</w:t>
+      </w:r>
+      <w:proofErr w:type="spellEnd"/>
+      <w:r>
+        <w:rPr>
+          <w:lang w:val="en-US"/>
+        </w:rPr>
+        <w:t xml:space="preserve"> </w:t>
+      </w:r>
+      <w:proofErr w:type="spellStart"/>
+      <w:r>
+        <w:rPr>
+          <w:lang w:val="en-US"/>
+        </w:rPr>
+        <w:t>hợp</w:t>
+      </w:r>
+      <w:proofErr w:type="spellEnd"/>
+      <w:r>
+        <w:rPr>
+          <w:lang w:val="en-US"/>
+        </w:rPr>
+        <w:t xml:space="preserve"> </w:t>
+      </w:r>
+      <w:proofErr w:type="spellStart"/>
+      <w:r>
+        <w:rPr>
+          <w:lang w:val="en-US"/>
+        </w:rPr>
+        <w:t>không</w:t>
+      </w:r>
+      <w:proofErr w:type="spellEnd"/>
+      <w:r>
+        <w:rPr>
+          <w:lang w:val="en-US"/>
+        </w:rPr>
+        <w:t xml:space="preserve"> </w:t>
+      </w:r>
+      <w:proofErr w:type="spellStart"/>
+      <w:r>
+        <w:rPr>
+          <w:lang w:val="en-US"/>
+        </w:rPr>
+        <w:t>cần</w:t>
+      </w:r>
+      <w:proofErr w:type="spellEnd"/>
+      <w:r>
+        <w:rPr>
+          <w:lang w:val="en-US"/>
+        </w:rPr>
+        <w:t xml:space="preserve"> </w:t>
+      </w:r>
+      <w:proofErr w:type="spellStart"/>
+      <w:r>
+        <w:rPr>
+          <w:lang w:val="en-US"/>
+        </w:rPr>
+        <w:t>quan</w:t>
+      </w:r>
+      <w:proofErr w:type="spellEnd"/>
+      <w:r>
+        <w:rPr>
+          <w:lang w:val="en-US"/>
+        </w:rPr>
+        <w:t xml:space="preserve"> </w:t>
+      </w:r>
+      <w:proofErr w:type="spellStart"/>
+      <w:r>
+        <w:rPr>
+          <w:lang w:val="en-US"/>
+        </w:rPr>
+        <w:t>tâm</w:t>
+      </w:r>
+      <w:proofErr w:type="spellEnd"/>
+      <w:r>
+        <w:rPr>
+          <w:lang w:val="en-US"/>
+        </w:rPr>
+        <w:t xml:space="preserve"> </w:t>
+      </w:r>
+      <w:proofErr w:type="spellStart"/>
+      <w:r>
+        <w:rPr>
+          <w:lang w:val="en-US"/>
+        </w:rPr>
+        <w:t>đến</w:t>
+      </w:r>
+      <w:proofErr w:type="spellEnd"/>
+      <w:r>
+        <w:rPr>
+          <w:lang w:val="en-US"/>
+        </w:rPr>
+        <w:t xml:space="preserve"> mobile first </w:t>
+      </w:r>
+      <w:proofErr w:type="spellStart"/>
+      <w:r>
+        <w:rPr>
+          <w:lang w:val="en-US"/>
+        </w:rPr>
+        <w:t>thì</w:t>
+      </w:r>
+      <w:proofErr w:type="spellEnd"/>
+      <w:r>
+        <w:rPr>
+          <w:lang w:val="en-US"/>
+        </w:rPr>
+        <w:t xml:space="preserve"> </w:t>
+      </w:r>
+      <w:proofErr w:type="spellStart"/>
+      <w:r>
+        <w:rPr>
+          <w:lang w:val="en-US"/>
+        </w:rPr>
+        <w:t>dùng</w:t>
+      </w:r>
+      <w:proofErr w:type="spellEnd"/>
+      <w:r>
+        <w:rPr>
+          <w:lang w:val="en-US"/>
+        </w:rPr>
+        <w:t xml:space="preserve"> col-*</w:t>
+      </w:r>
+    </w:p>
+    <w:p>
+      <w:pPr>
+        <w:rPr>
+          <w:lang w:val="en-US"/>
+        </w:rPr>
+      </w:pPr>
+      <w:r>
+        <w:rPr>
+          <w:lang w:val="en-US"/>
+        </w:rPr>
+        <w:t>- col-12: full width</w:t>
+      </w:r>
+    </w:p>
+    <w:p>
+      <w:pPr>
+        <w:rPr>
+          <w:lang w:val="en-US"/>
+        </w:rPr>
+      </w:pPr>
+      <w:r>
+        <w:rPr>
+          <w:lang w:val="en-US"/>
+        </w:rPr>
+        <w:t xml:space="preserve">- set </w:t>
+      </w:r>
+      <w:proofErr w:type="spellStart"/>
+      <w:r>
+        <w:rPr>
+          <w:lang w:val="en-US"/>
+        </w:rPr>
+        <w:t>có</w:t>
+      </w:r>
+      <w:proofErr w:type="spellEnd"/>
+      <w:r>
+        <w:rPr>
+          <w:lang w:val="en-US"/>
+        </w:rPr>
+        <w:t xml:space="preserve"> </w:t>
+      </w:r>
+      <w:proofErr w:type="spellStart"/>
+      <w:r>
+        <w:rPr>
+          <w:lang w:val="en-US"/>
+        </w:rPr>
+        <w:t>số</w:t>
+      </w:r>
+      <w:proofErr w:type="spellEnd"/>
+      <w:r>
+        <w:rPr>
+          <w:lang w:val="en-US"/>
+        </w:rPr>
+        <w:t xml:space="preserve"> </w:t>
+      </w:r>
+      <w:proofErr w:type="spellStart"/>
+      <w:r>
+        <w:rPr>
+          <w:lang w:val="en-US"/>
+        </w:rPr>
+        <w:t>và</w:t>
+      </w:r>
+      <w:proofErr w:type="spellEnd"/>
+      <w:r>
+        <w:rPr>
+          <w:lang w:val="en-US"/>
+        </w:rPr>
+        <w:t xml:space="preserve"> </w:t>
+      </w:r>
+      <w:proofErr w:type="spellStart"/>
+      <w:r>
+        <w:rPr>
+          <w:lang w:val="en-US"/>
+        </w:rPr>
+        <w:t>không</w:t>
+      </w:r>
+      <w:proofErr w:type="spellEnd"/>
+      <w:r>
+        <w:rPr>
+          <w:lang w:val="en-US"/>
+        </w:rPr>
+        <w:t xml:space="preserve"> </w:t>
+      </w:r>
+      <w:proofErr w:type="spellStart"/>
+      <w:r>
+        <w:rPr>
+          <w:lang w:val="en-US"/>
+        </w:rPr>
+        <w:t>có</w:t>
+      </w:r>
+      <w:proofErr w:type="spellEnd"/>
+      <w:r>
+        <w:rPr>
+          <w:lang w:val="en-US"/>
+        </w:rPr>
+        <w:t xml:space="preserve"> </w:t>
+      </w:r>
+      <w:proofErr w:type="spellStart"/>
+      <w:r>
+        <w:rPr>
+          <w:lang w:val="en-US"/>
+        </w:rPr>
+        <w:t>số</w:t>
+      </w:r>
+      <w:proofErr w:type="spellEnd"/>
+      <w:r>
+        <w:rPr>
+          <w:lang w:val="en-US"/>
+        </w:rPr>
+        <w:t>: col, col-md, col-lg, col-xl</w:t>
+      </w:r>
+    </w:p>
+    <w:p>
+      <w:pPr>
+        <w:rPr>
+          <w:lang w:val="en-US"/>
+        </w:rPr>
+      </w:pPr>
+      <w:r>
+        <w:rPr>
+          <w:lang w:val="en-US"/>
+        </w:rPr>
+        <w:t xml:space="preserve">- col-auto: </w:t>
+      </w:r>
+      <w:proofErr w:type="spellStart"/>
+      <w:r>
+        <w:rPr>
+          <w:lang w:val="en-US"/>
+        </w:rPr>
+        <w:t>độ</w:t>
+      </w:r>
+      <w:proofErr w:type="spellEnd"/>
+      <w:r>
+        <w:rPr>
+          <w:lang w:val="en-US"/>
+        </w:rPr>
+        <w:t xml:space="preserve"> </w:t>
+      </w:r>
+      <w:proofErr w:type="spellStart"/>
+      <w:r>
+        <w:rPr>
+          <w:lang w:val="en-US"/>
+        </w:rPr>
+        <w:t>rộng</w:t>
+      </w:r>
+      <w:proofErr w:type="spellEnd"/>
+      <w:r>
+        <w:rPr>
+          <w:lang w:val="en-US"/>
+        </w:rPr>
+        <w:t xml:space="preserve"> </w:t>
+      </w:r>
+      <w:proofErr w:type="spellStart"/>
+      <w:r>
+        <w:rPr>
+          <w:lang w:val="en-US"/>
+        </w:rPr>
+        <w:t>tự</w:t>
+      </w:r>
+      <w:proofErr w:type="spellEnd"/>
+      <w:r>
+        <w:rPr>
+          <w:lang w:val="en-US"/>
+        </w:rPr>
+        <w:t xml:space="preserve"> </w:t>
+      </w:r>
+      <w:proofErr w:type="spellStart"/>
+      <w:r>
+        <w:rPr>
+          <w:lang w:val="en-US"/>
+        </w:rPr>
+        <w:t>động</w:t>
+      </w:r>
+      <w:proofErr w:type="spellEnd"/>
+      <w:r>
+        <w:rPr>
+          <w:lang w:val="en-US"/>
+        </w:rPr>
+        <w:t xml:space="preserve"> </w:t>
+      </w:r>
+      <w:proofErr w:type="spellStart"/>
+      <w:r>
+        <w:rPr>
+          <w:lang w:val="en-US"/>
+        </w:rPr>
+        <w:t>theo</w:t>
+      </w:r>
+      <w:proofErr w:type="spellEnd"/>
+      <w:r>
+        <w:rPr>
+          <w:lang w:val="en-US"/>
+        </w:rPr>
+        <w:t xml:space="preserve"> </w:t>
+      </w:r>
+      <w:proofErr w:type="spellStart"/>
+      <w:r>
+        <w:rPr>
+          <w:lang w:val="en-US"/>
+        </w:rPr>
+        <w:t>nội</w:t>
+      </w:r>
+      <w:proofErr w:type="spellEnd"/>
+      <w:r>
+        <w:rPr>
+          <w:lang w:val="en-US"/>
+        </w:rPr>
+        <w:t xml:space="preserve"> dung </w:t>
+      </w:r>
+      <w:proofErr w:type="spellStart"/>
+      <w:r>
+        <w:rPr>
+          <w:lang w:val="en-US"/>
+        </w:rPr>
+        <w:t>bên</w:t>
+      </w:r>
+      <w:proofErr w:type="spellEnd"/>
+      <w:r>
+        <w:rPr>
+          <w:lang w:val="en-US"/>
+        </w:rPr>
+        <w:t xml:space="preserve"> </w:t>
+      </w:r>
+      <w:proofErr w:type="spellStart"/>
+      <w:r>
+        <w:rPr>
+          <w:lang w:val="en-US"/>
+        </w:rPr>
+        <w:t>trong</w:t>
+      </w:r>
+      <w:proofErr w:type="spellEnd"/>
+    </w:p>
+    <w:p>
+      <w:pPr>
+        <w:rPr>
+          <w:lang w:val="en-US"/>
+        </w:rPr>
+      </w:pPr>
+      <w:r>
+        <w:rPr>
+          <w:lang w:val="en-US"/>
+        </w:rPr>
+        <w:t xml:space="preserve">- col-md-6: </w:t>
+      </w:r>
+      <w:proofErr w:type="spellStart"/>
+      <w:r>
+        <w:rPr>
+          <w:lang w:val="en-US"/>
+        </w:rPr>
+        <w:t>từ</w:t>
+      </w:r>
+      <w:proofErr w:type="spellEnd"/>
+      <w:r>
+        <w:rPr>
+          <w:lang w:val="en-US"/>
+        </w:rPr>
+        <w:t xml:space="preserve"> </w:t>
+      </w:r>
+      <w:proofErr w:type="spellStart"/>
+      <w:r>
+        <w:rPr>
+          <w:lang w:val="en-US"/>
+        </w:rPr>
+        <w:t>kích</w:t>
+      </w:r>
+      <w:proofErr w:type="spellEnd"/>
+      <w:r>
+        <w:rPr>
+          <w:lang w:val="en-US"/>
+        </w:rPr>
+        <w:t xml:space="preserve"> </w:t>
+      </w:r>
+      <w:proofErr w:type="spellStart"/>
+      <w:r>
+        <w:rPr>
+          <w:lang w:val="en-US"/>
+        </w:rPr>
+        <w:t>thước</w:t>
+      </w:r>
+      <w:proofErr w:type="spellEnd"/>
+      <w:r>
+        <w:rPr>
+          <w:lang w:val="en-US"/>
+        </w:rPr>
+        <w:t xml:space="preserve"> medium </w:t>
+      </w:r>
+      <w:proofErr w:type="spellStart"/>
+      <w:r>
+        <w:rPr>
+          <w:lang w:val="en-US"/>
+        </w:rPr>
+        <w:t>trở</w:t>
+      </w:r>
+      <w:proofErr w:type="spellEnd"/>
+      <w:r>
+        <w:rPr>
+          <w:lang w:val="en-US"/>
+        </w:rPr>
+        <w:t xml:space="preserve"> </w:t>
+      </w:r>
+      <w:proofErr w:type="spellStart"/>
+      <w:r>
+        <w:rPr>
+          <w:lang w:val="en-US"/>
+        </w:rPr>
+        <w:t>lên</w:t>
+      </w:r>
+      <w:proofErr w:type="spellEnd"/>
+      <w:r>
+        <w:rPr>
+          <w:lang w:val="en-US"/>
+        </w:rPr>
+        <w:t xml:space="preserve"> </w:t>
+      </w:r>
+      <w:proofErr w:type="spellStart"/>
+      <w:r>
+        <w:rPr>
+          <w:lang w:val="en-US"/>
+        </w:rPr>
+        <w:t>thì</w:t>
+      </w:r>
+      <w:proofErr w:type="spellEnd"/>
+      <w:r>
+        <w:rPr>
+          <w:lang w:val="en-US"/>
+        </w:rPr>
+        <w:t xml:space="preserve"> </w:t>
+      </w:r>
+      <w:proofErr w:type="spellStart"/>
+      <w:r>
+        <w:rPr>
+          <w:lang w:val="en-US"/>
+        </w:rPr>
+        <w:t>lấy</w:t>
+      </w:r>
+      <w:proofErr w:type="spellEnd"/>
+      <w:r>
+        <w:rPr>
+          <w:lang w:val="en-US"/>
+        </w:rPr>
+        <w:t xml:space="preserve"> 6 </w:t>
+      </w:r>
+      <w:proofErr w:type="spellStart"/>
+      <w:r>
+        <w:rPr>
+          <w:lang w:val="en-US"/>
+        </w:rPr>
+        <w:t>cột</w:t>
+      </w:r>
+      <w:proofErr w:type="spellEnd"/>
+      <w:r>
+        <w:rPr>
+          <w:lang w:val="en-US"/>
+        </w:rPr>
+        <w:t xml:space="preserve">, </w:t>
+      </w:r>
+      <w:proofErr w:type="spellStart"/>
+      <w:r>
+        <w:rPr>
+          <w:lang w:val="en-US"/>
+        </w:rPr>
+        <w:t>dưới</w:t>
+      </w:r>
+      <w:proofErr w:type="spellEnd"/>
+      <w:r>
+        <w:rPr>
+          <w:lang w:val="en-US"/>
+        </w:rPr>
+        <w:t xml:space="preserve"> medium </w:t>
+      </w:r>
+      <w:proofErr w:type="spellStart"/>
+      <w:r>
+        <w:rPr>
+          <w:lang w:val="en-US"/>
+        </w:rPr>
+        <w:t>thì</w:t>
+      </w:r>
+      <w:proofErr w:type="spellEnd"/>
+      <w:r>
+        <w:rPr>
+          <w:lang w:val="en-US"/>
+        </w:rPr>
+        <w:t xml:space="preserve"> full width</w:t>
+      </w:r>
+    </w:p>
+    <w:p>
+      <w:pPr>
+        <w:rPr>
+          <w:lang w:val="en-US"/>
+        </w:rPr>
+      </w:pPr>
+      <w:r>
+        <w:rPr>
+          <w:lang w:val="en-US"/>
+        </w:rPr>
+        <w:t xml:space="preserve">- </w:t>
+      </w:r>
+      <w:proofErr w:type="spellStart"/>
+      <w:r>
+        <w:rPr>
+          <w:lang w:val="en-US"/>
+        </w:rPr>
+        <w:t>không</w:t>
+      </w:r>
+      <w:proofErr w:type="spellEnd"/>
+      <w:r>
+        <w:rPr>
+          <w:lang w:val="en-US"/>
+        </w:rPr>
+        <w:t xml:space="preserve"> </w:t>
+      </w:r>
+      <w:proofErr w:type="spellStart"/>
+      <w:r>
+        <w:rPr>
+          <w:lang w:val="en-US"/>
+        </w:rPr>
+        <w:t>có</w:t>
+      </w:r>
+      <w:proofErr w:type="spellEnd"/>
+      <w:r>
+        <w:rPr>
+          <w:lang w:val="en-US"/>
+        </w:rPr>
+        <w:t xml:space="preserve"> </w:t>
+      </w:r>
+      <w:proofErr w:type="spellStart"/>
+      <w:r>
+        <w:rPr>
+          <w:lang w:val="en-US"/>
+        </w:rPr>
+        <w:t>số</w:t>
+      </w:r>
+      <w:proofErr w:type="spellEnd"/>
+      <w:r>
+        <w:rPr>
+          <w:lang w:val="en-US"/>
+        </w:rPr>
+        <w:t xml:space="preserve"> </w:t>
+      </w:r>
+      <w:proofErr w:type="spellStart"/>
+      <w:r>
+        <w:rPr>
+          <w:lang w:val="en-US"/>
+        </w:rPr>
+        <w:t>thì</w:t>
+      </w:r>
+      <w:proofErr w:type="spellEnd"/>
+      <w:r>
+        <w:rPr>
+          <w:lang w:val="en-US"/>
+        </w:rPr>
+        <w:t xml:space="preserve"> </w:t>
+      </w:r>
+      <w:proofErr w:type="spellStart"/>
+      <w:r>
+        <w:rPr>
+          <w:lang w:val="en-US"/>
+        </w:rPr>
+        <w:t>tự</w:t>
+      </w:r>
+      <w:proofErr w:type="spellEnd"/>
+      <w:r>
+        <w:rPr>
+          <w:lang w:val="en-US"/>
+        </w:rPr>
+        <w:t xml:space="preserve"> chia </w:t>
+      </w:r>
+      <w:proofErr w:type="spellStart"/>
+      <w:r>
+        <w:rPr>
+          <w:lang w:val="en-US"/>
+        </w:rPr>
+        <w:t>đều</w:t>
+      </w:r>
+      <w:proofErr w:type="spellEnd"/>
+    </w:p>
+    <w:p>
+      <w:pPr>
+        <w:rPr>
+          <w:lang w:val="en-US"/>
+        </w:rPr>
+      </w:pPr>
+      <w:r>
+        <w:rPr>
+          <w:lang w:val="en-US"/>
+        </w:rPr>
+        <w:t>&lt;div class="row"&gt;</w:t>
+      </w:r>
+    </w:p>
+    <w:p>
+      <w:pPr>
+        <w:rPr>
+          <w:lang w:val="en-US"/>
+        </w:rPr>
+      </w:pPr>
+      <w:r>
+        <w:rPr>
+          <w:lang w:val="en-US"/>
+        </w:rPr>
+        <w:t xml:space="preserve">    &lt;div class="col-6"&gt;1 of 3&lt;/div&gt;</w:t>
+      </w:r>
+    </w:p>
+    <w:p>
+      <w:pPr>
+        <w:rPr>
+          <w:lang w:val="en-US"/>
+        </w:rPr>
+      </w:pPr>
+      <w:r>
+        <w:rPr>
+          <w:lang w:val="en-US"/>
+        </w:rPr>
+        <w:t xml:space="preserve">    &lt;div class="col custom"&gt;2 of 3&lt;/div&gt;</w:t>
+      </w:r>
+    </w:p>
+    <w:p>
+      <w:pPr>
+        <w:rPr>
+          <w:lang w:val="en-US"/>
+        </w:rPr>
+      </w:pPr>
+      <w:r>
+        <w:rPr>
+          <w:lang w:val="en-US"/>
+        </w:rPr>
+        <w:t xml:space="preserve">    &lt;div class="col"&gt;3 of 3&lt;/div&gt;</w:t>
+      </w:r>
+    </w:p>
+    <w:p>
+      <w:pPr>
+        <w:rPr>
+          <w:lang w:val="en-US"/>
+        </w:rPr>
+      </w:pPr>
+      <w:r>
+        <w:rPr>
+          <w:lang w:val="en-US"/>
+        </w:rPr>
+        <w:t>&lt;/div&gt;</w:t>
+      </w:r>
+    </w:p>
+    <w:p>
+      <w:pPr>
+        <w:rPr>
+          <w:lang w:val="en-US"/>
+        </w:rPr>
+      </w:pPr>
+      <w:r>
+        <w:rPr>
+          <w:lang w:val="en-US"/>
+        </w:rPr>
+        <w:t xml:space="preserve">- col-order-*: </w:t>
+      </w:r>
+      <w:proofErr w:type="spellStart"/>
+      <w:r>
+        <w:rPr>
+          <w:lang w:val="en-US"/>
+        </w:rPr>
+        <w:t>thay</w:t>
+      </w:r>
+      <w:proofErr w:type="spellEnd"/>
+      <w:r>
+        <w:rPr>
+          <w:lang w:val="en-US"/>
+        </w:rPr>
+        <w:t xml:space="preserve"> </w:t>
+      </w:r>
+      <w:proofErr w:type="spellStart"/>
+      <w:r>
+        <w:rPr>
+          <w:lang w:val="en-US"/>
+        </w:rPr>
+        <w:t>đổi</w:t>
+      </w:r>
+      <w:proofErr w:type="spellEnd"/>
+      <w:r>
+        <w:rPr>
+          <w:lang w:val="en-US"/>
+        </w:rPr>
+        <w:t xml:space="preserve"> </w:t>
+      </w:r>
+      <w:proofErr w:type="spellStart"/>
+      <w:r>
+        <w:rPr>
+          <w:lang w:val="en-US"/>
+        </w:rPr>
+        <w:t>vị</w:t>
+      </w:r>
+      <w:proofErr w:type="spellEnd"/>
+      <w:r>
+        <w:rPr>
+          <w:lang w:val="en-US"/>
+        </w:rPr>
+        <w:t xml:space="preserve"> </w:t>
+      </w:r>
+      <w:proofErr w:type="spellStart"/>
+      <w:r>
+        <w:rPr>
+          <w:lang w:val="en-US"/>
+        </w:rPr>
+        <w:t>trí</w:t>
+      </w:r>
+      <w:proofErr w:type="spellEnd"/>
+      <w:r>
+        <w:rPr>
+          <w:lang w:val="en-US"/>
+        </w:rPr>
+        <w:t xml:space="preserve"> </w:t>
+      </w:r>
+      <w:proofErr w:type="spellStart"/>
+      <w:r>
+        <w:rPr>
+          <w:lang w:val="en-US"/>
+        </w:rPr>
+        <w:t>hiển</w:t>
+      </w:r>
+      <w:proofErr w:type="spellEnd"/>
+      <w:r>
+        <w:rPr>
+          <w:lang w:val="en-US"/>
+        </w:rPr>
+        <w:t xml:space="preserve"> </w:t>
+      </w:r>
+      <w:proofErr w:type="spellStart"/>
+      <w:r>
+        <w:rPr>
+          <w:lang w:val="en-US"/>
+        </w:rPr>
+        <w:t>thị</w:t>
+      </w:r>
+      <w:proofErr w:type="spellEnd"/>
+    </w:p>
+    <w:p>
+      <w:pPr>
+        <w:rPr>
+          <w:lang w:val="en-US"/>
+        </w:rPr>
+      </w:pPr>
+    </w:p>
+    <w:p>
+      <w:pPr>
+        <w:rPr>
+          <w:lang w:val="en-US"/>
+        </w:rPr>
+      </w:pPr>
+    </w:p>
+    <w:p>
+      <w:pPr>
+        <w:rPr>
+          <w:lang w:val="en-US"/>
+        </w:rPr>
+      </w:pPr>
+    </w:p>
+    <w:p>
+      <w:pPr>
+        <w:rPr>
+          <w:lang w:val="en-US"/>
+        </w:rPr>
+      </w:pPr>
     </w:p>
     <w:p>
       <w:pPr>
